--- a/report/LexFront_Review2_Report.docx
+++ b/report/LexFront_Review2_Report.docx
@@ -29,7 +29,7 @@
           <w:sz w:val="30"/>
           <w:szCs w:val="30"/>
         </w:rPr>
-        <w:t xml:space="preserve">A DFA-Based Lexer Used as a Pre-Tokenizer for Noisy English Text Classification</w:t>
+        <w:t xml:space="preserve">A Compiler-Style Lexer Used as a Pre-Tokenizer for Noisy English Text Classification</w:t>
       </w:r>
     </w:p>
     <w:p>
@@ -75,7 +75,7 @@
           <w:sz w:val="24"/>
           <w:szCs w:val="24"/>
         </w:rPr>
-        <w:t xml:space="preserve">Text from social media is full of hashtags, mentions, links, emoticons and stretched-out words, and the tokenizers that most classifiers rely on were not designed with this in mind. In this project we ask whether a lexical analyzer built the way a compiler builds one can do a better job. We built LexFront, a lexer with eleven token classes, longest-match scanning, error recovery, a symbol table and six switchable normalization rules. We also wrote our own engine that turns regular expressions into an NFA, then a DFA, then a minimized DFA, and it runs four of the token classes. LexFront was compared against whitespace splitting, NLTK and TweetTokenizer, and against BPE, WordPiece and Unigram subword tokenizers, with the classifier kept the same each time. The tests used three datasets (tweet_topic, go_emotions and ag_news) with Naive Bayes and Logistic Regression.</w:t>
+        <w:t xml:space="preserve">Text from social media is full of hashtags, mentions, links, emoticons and stretched-out words, and the tokenizers that most classifiers rely on were not designed with this in mind. In this project we ask whether a lexical analyzer built the way a compiler builds one can do a better job. We built LexFront, a lexer with eleven token classes, longest-match scanning, error recovery, a symbol table and six switchable normalization rules. We also wrote our own engine that turns regular expressions into an NFA, then a DFA, then a minimized DFA. The experiments run on a PLY-based lexer, and our engine is checked against it, because it reproduces the same tokens on four of the token classes. LexFront was compared against whitespace splitting, NLTK and TweetTokenizer, and against BPE, WordPiece and Unigram subword tokenizers, with the classifier kept the same each time. The tests used three datasets (tweet_topic, go_emotions and ag_news) with Naive Bayes and Logistic Regression.</w:t>
       </w:r>
     </w:p>
     <w:p>
@@ -247,7 +247,7 @@
           <w:sz w:val="24"/>
           <w:szCs w:val="24"/>
         </w:rPr>
-        <w:t xml:space="preserve">On the practical side, Lex [8] generated scanners from regular expressions and was designed to work together with the parser generator Yacc [9]. PLY [10] brings the same style to Python, and we used it for our reference lexer. All of these tools take a list of patterns in priority order and apply longest match, with ties going to the earlier rule, which is the behaviour we copied. What we take from this area is the whole design vocabulary of LexFront: token classes, longest match, priority, semantic actions on tokens and panic-mode error recovery.</w:t>
+        <w:t xml:space="preserve">On the practical side, Lex [8] generated scanners from regular expressions and was designed to work together with the parser generator Yacc [9]. PLY [10] brings the same style to Python, and the tokenizer used in our experiments is built on it. All of these tools take a list of patterns in priority order and apply longest match, with ties going to the earlier rule, which is the behaviour we copied. What we take from this area is the whole design vocabulary of LexFront: token classes, longest match, priority, semantic actions on tokens and panic-mode error recovery.</w:t>
       </w:r>
     </w:p>
     <w:p>
@@ -904,7 +904,7 @@
           <w:sz w:val="24"/>
           <w:szCs w:val="24"/>
         </w:rPr>
-        <w:t xml:space="preserve">. A recursive-descent parser turns each regular expression into an AST, Thompson construction [5] gives an NFA, subset construction [6] gives a DFA over an alphabet that is split into atoms, and Moore's partition refinement [7] minimizes it. The engine runs four classes (EMOTICON, HASHTAG, MENTION and WORD), and a test checks that it produces the same tokens as the PLY lexer on those classes. ELONGATED is not part of the engine because its usual regex, (.)\1{2,}, needs a back-reference, which regular expressions cannot express.</w:t>
+        <w:t xml:space="preserve">. A recursive-descent parser turns each regular expression into an AST, Thompson construction [5] gives an NFA, subset construction [6] gives a DFA over an alphabet that is split into atoms, and Moore's partition refinement [7] minimizes it. The engine covers four classes (EMOTICON, HASHTAG, MENTION and WORD). The tokenizer used in the experiments is the PLY-based one, and our engine is a separate implementation that a test checks against it: it produces the same tokens on those four classes. ELONGATED is not part of the engine because its usual regex, (.)\1{2,}, needs a back-reference, which regular expressions cannot express.</w:t>
       </w:r>
     </w:p>
     <w:p>
@@ -12845,7 +12845,7 @@
           <w:sz w:val="24"/>
           <w:szCs w:val="24"/>
         </w:rPr>
-        <w:t xml:space="preserve">On the intrinsic side, LexFront has the best OOV rate and vocabulary size among the word-level tokenizers, with fertility close to the others. Throughput is in the same range as NLTK's, from about 0.84 times NLTK's speed on ag_news to 1.48 times on go_emotions on our machine, so the DFA-style scanner is not a bottleneck. On the subword side (Figure 5 and Table 8) no learned tokenizer is clearly better than NLTK in accuracy. Taken together, the dataset and classifier matter much more than the choice of tokenizer in this setting.</w:t>
+        <w:t xml:space="preserve">On the intrinsic side, LexFront has the best OOV rate and vocabulary size among the word-level tokenizers, with fertility close to the others. Throughput is in the same range as NLTK's, from about 0.84 times NLTK's speed on ag_news to 1.48 times on go_emotions on our machine, so the lexer is not a bottleneck. On the subword side (Figure 5 and Table 8) no learned tokenizer is clearly better than NLTK in accuracy. Taken together, the dataset and classifier matter much more than the choice of tokenizer in this setting.</w:t>
       </w:r>
     </w:p>
     <w:p>
@@ -12905,7 +12905,7 @@
           <w:sz w:val="24"/>
           <w:szCs w:val="24"/>
         </w:rPr>
-        <w:t xml:space="preserve">We built LexFront, a compiler-style lexer for noisy English text, with our own regex-to-DFA engine, a normalizer with six switchable rules, a symbol table and error recovery, and compared it with existing and subword tokenizers under a fixed classifier. The engine works as intended: the combined automaton goes from 43 NFA states to 12 DFA states and 10 minimized states, and it agrees with the PLY lexer on the four classes it covers.</w:t>
+        <w:t xml:space="preserve">We built LexFront, a compiler-style lexer for noisy English text, with our own regex-to-DFA engine, a normalizer with six switchable rules, a symbol table and error recovery, and compared it with existing and subword tokenizers under a fixed classifier. The engine works as intended: the combined automaton goes from 43 NFA states to 12 DFA states and 10 minimized states, and it agrees with the PLY lexer on the four classes it covers. The classification experiments themselves run on the PLY-based lexer.</w:t>
       </w:r>
     </w:p>
     <w:p>

--- a/report/LexFront_Review2_Report.docx
+++ b/report/LexFront_Review2_Report.docx
@@ -13994,7 +13994,7 @@
           <w:sz w:val="21"/>
           <w:szCs w:val="21"/>
         </w:rPr>
-        <w:t xml:space="preserve">	D. Antypas et al., "Twitter topic classification," in Proc. 29th Int. Conf. Comput. Linguistics (COLING), Gyeongju, South Korea, 2022.</w:t>
+        <w:t xml:space="preserve">	D. Antypas et al., "Twitter topic classification," in Proc. 29th Int. Conf. Comput. Linguistics (COLING), Gyeongju, South Korea, 2022, pp. 3386-3400.</w:t>
       </w:r>
     </w:p>
     <w:p>

--- a/report/LexFront_Review2_Report.docx
+++ b/report/LexFront_Review2_Report.docx
@@ -51,6 +51,7 @@
     <w:p>
       <w:pPr>
         <w:pStyle w:val="Heading1"/>
+        <w:keepNext/>
         <w:spacing w:after="140" w:before="320"/>
       </w:pPr>
       <w:r>
@@ -121,6 +122,7 @@
     <w:p>
       <w:pPr>
         <w:pStyle w:val="Heading1"/>
+        <w:keepNext/>
         <w:spacing w:after="140" w:before="320"/>
       </w:pPr>
       <w:r>
@@ -179,6 +181,7 @@
     <w:p>
       <w:pPr>
         <w:pStyle w:val="Heading1"/>
+        <w:keepNext/>
         <w:spacing w:after="140" w:before="320"/>
       </w:pPr>
       <w:r>
@@ -209,6 +212,7 @@
     <w:p>
       <w:pPr>
         <w:pStyle w:val="Heading2"/>
+        <w:keepNext/>
         <w:spacing w:after="100" w:before="220"/>
       </w:pPr>
       <w:r>
@@ -253,6 +257,7 @@
     <w:p>
       <w:pPr>
         <w:pStyle w:val="Heading2"/>
+        <w:keepNext/>
         <w:spacing w:after="100" w:before="220"/>
       </w:pPr>
       <w:r>
@@ -297,6 +302,7 @@
     <w:p>
       <w:pPr>
         <w:pStyle w:val="Heading2"/>
+        <w:keepNext/>
         <w:spacing w:after="100" w:before="220"/>
       </w:pPr>
       <w:r>
@@ -341,6 +347,7 @@
     <w:p>
       <w:pPr>
         <w:pStyle w:val="Heading2"/>
+        <w:keepNext/>
         <w:spacing w:after="100" w:before="220"/>
       </w:pPr>
       <w:r>
@@ -385,6 +392,7 @@
     <w:p>
       <w:pPr>
         <w:pStyle w:val="Heading2"/>
+        <w:keepNext/>
         <w:spacing w:after="100" w:before="220"/>
       </w:pPr>
       <w:r>
@@ -415,6 +423,7 @@
     <w:p>
       <w:pPr>
         <w:pStyle w:val="Heading2"/>
+        <w:keepNext/>
         <w:spacing w:after="100" w:before="220"/>
       </w:pPr>
       <w:r>
@@ -445,6 +454,7 @@
     <w:p>
       <w:pPr>
         <w:pStyle w:val="Heading1"/>
+        <w:keepNext/>
         <w:spacing w:after="140" w:before="320"/>
       </w:pPr>
       <w:r>
@@ -461,6 +471,7 @@
     <w:p>
       <w:pPr>
         <w:pStyle w:val="Heading2"/>
+        <w:keepNext/>
         <w:spacing w:after="100" w:before="220"/>
       </w:pPr>
       <w:r>
@@ -505,6 +516,7 @@
     <w:p>
       <w:pPr>
         <w:pStyle w:val="Heading2"/>
+        <w:keepNext/>
         <w:spacing w:after="100" w:before="220"/>
       </w:pPr>
       <w:r>
@@ -585,6 +597,7 @@
     <w:p>
       <w:pPr>
         <w:pStyle w:val="Heading2"/>
+        <w:keepNext/>
         <w:spacing w:after="100" w:before="220"/>
       </w:pPr>
       <w:r>
@@ -614,6 +627,7 @@
     </w:p>
     <w:p>
       <w:pPr>
+        <w:keepNext/>
         <w:spacing w:after="160" w:line="320"/>
         <w:jc w:val="both"/>
       </w:pPr>
@@ -834,6 +848,7 @@
     <w:p>
       <w:pPr>
         <w:pStyle w:val="Heading2"/>
+        <w:keepNext/>
         <w:spacing w:after="100" w:before="220"/>
       </w:pPr>
       <w:r>
@@ -909,6 +924,7 @@
     </w:p>
     <w:p>
       <w:pPr>
+        <w:keepNext/>
         <w:spacing w:after="160" w:line="320"/>
         <w:jc w:val="both"/>
       </w:pPr>
@@ -1689,6 +1705,7 @@
     <w:p>
       <w:pPr>
         <w:pStyle w:val="Heading2"/>
+        <w:keepNext/>
         <w:spacing w:after="100" w:before="220"/>
       </w:pPr>
       <w:r>
@@ -1734,6 +1751,7 @@
     </w:p>
     <w:p>
       <w:pPr>
+        <w:keepNext/>
         <w:spacing w:after="160" w:line="320"/>
         <w:jc w:val="both"/>
       </w:pPr>
@@ -2174,6 +2192,7 @@
     <w:p>
       <w:pPr>
         <w:pStyle w:val="Heading2"/>
+        <w:keepNext/>
         <w:spacing w:after="100" w:before="220"/>
       </w:pPr>
       <w:r>
@@ -2203,6 +2222,7 @@
     </w:p>
     <w:p>
       <w:pPr>
+        <w:keepNext/>
         <w:spacing w:after="160" w:line="320"/>
         <w:jc w:val="both"/>
       </w:pPr>
@@ -2543,6 +2563,7 @@
     <w:p>
       <w:pPr>
         <w:pStyle w:val="Heading1"/>
+        <w:keepNext/>
         <w:spacing w:after="140" w:before="320"/>
       </w:pPr>
       <w:r>
@@ -2573,6 +2594,7 @@
     <w:p>
       <w:pPr>
         <w:pStyle w:val="Heading2"/>
+        <w:keepNext/>
         <w:spacing w:after="100" w:before="220"/>
       </w:pPr>
       <w:r>
@@ -2660,6 +2682,10 @@
             </w:tcMar>
           </w:tcPr>
           <w:p>
+            <w:pPr>
+              <w:keepNext/>
+              <w:keepLines/>
+            </w:pPr>
             <w:r>
               <w:rPr>
                 <w:rFonts w:ascii="Times New Roman" w:cs="Times New Roman" w:eastAsia="Times New Roman" w:hAnsi="Times New Roman"/>
@@ -2690,6 +2716,10 @@
             </w:tcMar>
           </w:tcPr>
           <w:p>
+            <w:pPr>
+              <w:keepNext/>
+              <w:keepLines/>
+            </w:pPr>
             <w:r>
               <w:rPr>
                 <w:rFonts w:ascii="Times New Roman" w:cs="Times New Roman" w:eastAsia="Times New Roman" w:hAnsi="Times New Roman"/>
@@ -2720,6 +2750,10 @@
             </w:tcMar>
           </w:tcPr>
           <w:p>
+            <w:pPr>
+              <w:keepNext/>
+              <w:keepLines/>
+            </w:pPr>
             <w:r>
               <w:rPr>
                 <w:rFonts w:ascii="Times New Roman" w:cs="Times New Roman" w:eastAsia="Times New Roman" w:hAnsi="Times New Roman"/>
@@ -2750,6 +2784,10 @@
             </w:tcMar>
           </w:tcPr>
           <w:p>
+            <w:pPr>
+              <w:keepNext/>
+              <w:keepLines/>
+            </w:pPr>
             <w:r>
               <w:rPr>
                 <w:rFonts w:ascii="Times New Roman" w:cs="Times New Roman" w:eastAsia="Times New Roman" w:hAnsi="Times New Roman"/>
@@ -2780,6 +2818,10 @@
             </w:tcMar>
           </w:tcPr>
           <w:p>
+            <w:pPr>
+              <w:keepNext/>
+              <w:keepLines/>
+            </w:pPr>
             <w:r>
               <w:rPr>
                 <w:rFonts w:ascii="Times New Roman" w:cs="Times New Roman" w:eastAsia="Times New Roman" w:hAnsi="Times New Roman"/>
@@ -2810,6 +2852,10 @@
             </w:tcMar>
           </w:tcPr>
           <w:p>
+            <w:pPr>
+              <w:keepNext/>
+              <w:keepLines/>
+            </w:pPr>
             <w:r>
               <w:rPr>
                 <w:rFonts w:ascii="Times New Roman" w:cs="Times New Roman" w:eastAsia="Times New Roman" w:hAnsi="Times New Roman"/>
@@ -2845,6 +2891,10 @@
             </w:tcMar>
           </w:tcPr>
           <w:p>
+            <w:pPr>
+              <w:keepNext/>
+              <w:keepLines/>
+            </w:pPr>
             <w:r>
               <w:rPr>
                 <w:rFonts w:ascii="Times New Roman" w:cs="Times New Roman" w:eastAsia="Times New Roman" w:hAnsi="Times New Roman"/>
@@ -2874,6 +2924,10 @@
             </w:tcMar>
           </w:tcPr>
           <w:p>
+            <w:pPr>
+              <w:keepNext/>
+              <w:keepLines/>
+            </w:pPr>
             <w:r>
               <w:rPr>
                 <w:rFonts w:ascii="Times New Roman" w:cs="Times New Roman" w:eastAsia="Times New Roman" w:hAnsi="Times New Roman"/>
@@ -2903,6 +2957,10 @@
             </w:tcMar>
           </w:tcPr>
           <w:p>
+            <w:pPr>
+              <w:keepNext/>
+              <w:keepLines/>
+            </w:pPr>
             <w:r>
               <w:rPr>
                 <w:rFonts w:ascii="Times New Roman" w:cs="Times New Roman" w:eastAsia="Times New Roman" w:hAnsi="Times New Roman"/>
@@ -2932,6 +2990,10 @@
             </w:tcMar>
           </w:tcPr>
           <w:p>
+            <w:pPr>
+              <w:keepNext/>
+              <w:keepLines/>
+            </w:pPr>
             <w:r>
               <w:rPr>
                 <w:rFonts w:ascii="Times New Roman" w:cs="Times New Roman" w:eastAsia="Times New Roman" w:hAnsi="Times New Roman"/>
@@ -2961,6 +3023,10 @@
             </w:tcMar>
           </w:tcPr>
           <w:p>
+            <w:pPr>
+              <w:keepNext/>
+              <w:keepLines/>
+            </w:pPr>
             <w:r>
               <w:rPr>
                 <w:rFonts w:ascii="Times New Roman" w:cs="Times New Roman" w:eastAsia="Times New Roman" w:hAnsi="Times New Roman"/>
@@ -2990,6 +3056,10 @@
             </w:tcMar>
           </w:tcPr>
           <w:p>
+            <w:pPr>
+              <w:keepNext/>
+              <w:keepLines/>
+            </w:pPr>
             <w:r>
               <w:rPr>
                 <w:rFonts w:ascii="Times New Roman" w:cs="Times New Roman" w:eastAsia="Times New Roman" w:hAnsi="Times New Roman"/>
@@ -3025,6 +3095,10 @@
             </w:tcMar>
           </w:tcPr>
           <w:p>
+            <w:pPr>
+              <w:keepNext/>
+              <w:keepLines/>
+            </w:pPr>
             <w:r>
               <w:rPr>
                 <w:rFonts w:ascii="Times New Roman" w:cs="Times New Roman" w:eastAsia="Times New Roman" w:hAnsi="Times New Roman"/>
@@ -3054,6 +3128,10 @@
             </w:tcMar>
           </w:tcPr>
           <w:p>
+            <w:pPr>
+              <w:keepNext/>
+              <w:keepLines/>
+            </w:pPr>
             <w:r>
               <w:rPr>
                 <w:rFonts w:ascii="Times New Roman" w:cs="Times New Roman" w:eastAsia="Times New Roman" w:hAnsi="Times New Roman"/>
@@ -3083,6 +3161,10 @@
             </w:tcMar>
           </w:tcPr>
           <w:p>
+            <w:pPr>
+              <w:keepNext/>
+              <w:keepLines/>
+            </w:pPr>
             <w:r>
               <w:rPr>
                 <w:rFonts w:ascii="Times New Roman" w:cs="Times New Roman" w:eastAsia="Times New Roman" w:hAnsi="Times New Roman"/>
@@ -3112,6 +3194,10 @@
             </w:tcMar>
           </w:tcPr>
           <w:p>
+            <w:pPr>
+              <w:keepNext/>
+              <w:keepLines/>
+            </w:pPr>
             <w:r>
               <w:rPr>
                 <w:rFonts w:ascii="Times New Roman" w:cs="Times New Roman" w:eastAsia="Times New Roman" w:hAnsi="Times New Roman"/>
@@ -3141,6 +3227,10 @@
             </w:tcMar>
           </w:tcPr>
           <w:p>
+            <w:pPr>
+              <w:keepNext/>
+              <w:keepLines/>
+            </w:pPr>
             <w:r>
               <w:rPr>
                 <w:rFonts w:ascii="Times New Roman" w:cs="Times New Roman" w:eastAsia="Times New Roman" w:hAnsi="Times New Roman"/>
@@ -3170,6 +3260,10 @@
             </w:tcMar>
           </w:tcPr>
           <w:p>
+            <w:pPr>
+              <w:keepNext/>
+              <w:keepLines/>
+            </w:pPr>
             <w:r>
               <w:rPr>
                 <w:rFonts w:ascii="Times New Roman" w:cs="Times New Roman" w:eastAsia="Times New Roman" w:hAnsi="Times New Roman"/>
@@ -3205,6 +3299,10 @@
             </w:tcMar>
           </w:tcPr>
           <w:p>
+            <w:pPr>
+              <w:keepNext w:val="false"/>
+              <w:keepLines/>
+            </w:pPr>
             <w:r>
               <w:rPr>
                 <w:rFonts w:ascii="Times New Roman" w:cs="Times New Roman" w:eastAsia="Times New Roman" w:hAnsi="Times New Roman"/>
@@ -3234,6 +3332,10 @@
             </w:tcMar>
           </w:tcPr>
           <w:p>
+            <w:pPr>
+              <w:keepNext w:val="false"/>
+              <w:keepLines/>
+            </w:pPr>
             <w:r>
               <w:rPr>
                 <w:rFonts w:ascii="Times New Roman" w:cs="Times New Roman" w:eastAsia="Times New Roman" w:hAnsi="Times New Roman"/>
@@ -3263,6 +3365,10 @@
             </w:tcMar>
           </w:tcPr>
           <w:p>
+            <w:pPr>
+              <w:keepNext w:val="false"/>
+              <w:keepLines/>
+            </w:pPr>
             <w:r>
               <w:rPr>
                 <w:rFonts w:ascii="Times New Roman" w:cs="Times New Roman" w:eastAsia="Times New Roman" w:hAnsi="Times New Roman"/>
@@ -3292,6 +3398,10 @@
             </w:tcMar>
           </w:tcPr>
           <w:p>
+            <w:pPr>
+              <w:keepNext w:val="false"/>
+              <w:keepLines/>
+            </w:pPr>
             <w:r>
               <w:rPr>
                 <w:rFonts w:ascii="Times New Roman" w:cs="Times New Roman" w:eastAsia="Times New Roman" w:hAnsi="Times New Roman"/>
@@ -3321,6 +3431,10 @@
             </w:tcMar>
           </w:tcPr>
           <w:p>
+            <w:pPr>
+              <w:keepNext w:val="false"/>
+              <w:keepLines/>
+            </w:pPr>
             <w:r>
               <w:rPr>
                 <w:rFonts w:ascii="Times New Roman" w:cs="Times New Roman" w:eastAsia="Times New Roman" w:hAnsi="Times New Roman"/>
@@ -3350,6 +3464,10 @@
             </w:tcMar>
           </w:tcPr>
           <w:p>
+            <w:pPr>
+              <w:keepNext w:val="false"/>
+              <w:keepLines/>
+            </w:pPr>
             <w:r>
               <w:rPr>
                 <w:rFonts w:ascii="Times New Roman" w:cs="Times New Roman" w:eastAsia="Times New Roman" w:hAnsi="Times New Roman"/>
@@ -3372,6 +3490,7 @@
     <w:p>
       <w:pPr>
         <w:pStyle w:val="Heading2"/>
+        <w:keepNext/>
         <w:spacing w:after="100" w:before="220"/>
       </w:pPr>
       <w:r>
@@ -3458,6 +3577,10 @@
             </w:tcMar>
           </w:tcPr>
           <w:p>
+            <w:pPr>
+              <w:keepNext/>
+              <w:keepLines/>
+            </w:pPr>
             <w:r>
               <w:rPr>
                 <w:rFonts w:ascii="Times New Roman" w:cs="Times New Roman" w:eastAsia="Times New Roman" w:hAnsi="Times New Roman"/>
@@ -3488,6 +3611,10 @@
             </w:tcMar>
           </w:tcPr>
           <w:p>
+            <w:pPr>
+              <w:keepNext/>
+              <w:keepLines/>
+            </w:pPr>
             <w:r>
               <w:rPr>
                 <w:rFonts w:ascii="Times New Roman" w:cs="Times New Roman" w:eastAsia="Times New Roman" w:hAnsi="Times New Roman"/>
@@ -3518,6 +3645,10 @@
             </w:tcMar>
           </w:tcPr>
           <w:p>
+            <w:pPr>
+              <w:keepNext/>
+              <w:keepLines/>
+            </w:pPr>
             <w:r>
               <w:rPr>
                 <w:rFonts w:ascii="Times New Roman" w:cs="Times New Roman" w:eastAsia="Times New Roman" w:hAnsi="Times New Roman"/>
@@ -3548,6 +3679,10 @@
             </w:tcMar>
           </w:tcPr>
           <w:p>
+            <w:pPr>
+              <w:keepNext/>
+              <w:keepLines/>
+            </w:pPr>
             <w:r>
               <w:rPr>
                 <w:rFonts w:ascii="Times New Roman" w:cs="Times New Roman" w:eastAsia="Times New Roman" w:hAnsi="Times New Roman"/>
@@ -3578,6 +3713,10 @@
             </w:tcMar>
           </w:tcPr>
           <w:p>
+            <w:pPr>
+              <w:keepNext/>
+              <w:keepLines/>
+            </w:pPr>
             <w:r>
               <w:rPr>
                 <w:rFonts w:ascii="Times New Roman" w:cs="Times New Roman" w:eastAsia="Times New Roman" w:hAnsi="Times New Roman"/>
@@ -3613,6 +3752,10 @@
             </w:tcMar>
           </w:tcPr>
           <w:p>
+            <w:pPr>
+              <w:keepNext/>
+              <w:keepLines/>
+            </w:pPr>
             <w:r>
               <w:rPr>
                 <w:rFonts w:ascii="Times New Roman" w:cs="Times New Roman" w:eastAsia="Times New Roman" w:hAnsi="Times New Roman"/>
@@ -3642,6 +3785,10 @@
             </w:tcMar>
           </w:tcPr>
           <w:p>
+            <w:pPr>
+              <w:keepNext/>
+              <w:keepLines/>
+            </w:pPr>
             <w:r>
               <w:rPr>
                 <w:rFonts w:ascii="Times New Roman" w:cs="Times New Roman" w:eastAsia="Times New Roman" w:hAnsi="Times New Roman"/>
@@ -3671,6 +3818,10 @@
             </w:tcMar>
           </w:tcPr>
           <w:p>
+            <w:pPr>
+              <w:keepNext/>
+              <w:keepLines/>
+            </w:pPr>
             <w:r>
               <w:rPr>
                 <w:rFonts w:ascii="Times New Roman" w:cs="Times New Roman" w:eastAsia="Times New Roman" w:hAnsi="Times New Roman"/>
@@ -3700,6 +3851,10 @@
             </w:tcMar>
           </w:tcPr>
           <w:p>
+            <w:pPr>
+              <w:keepNext/>
+              <w:keepLines/>
+            </w:pPr>
             <w:r>
               <w:rPr>
                 <w:rFonts w:ascii="Times New Roman" w:cs="Times New Roman" w:eastAsia="Times New Roman" w:hAnsi="Times New Roman"/>
@@ -3729,6 +3884,10 @@
             </w:tcMar>
           </w:tcPr>
           <w:p>
+            <w:pPr>
+              <w:keepNext/>
+              <w:keepLines/>
+            </w:pPr>
             <w:r>
               <w:rPr>
                 <w:rFonts w:ascii="Times New Roman" w:cs="Times New Roman" w:eastAsia="Times New Roman" w:hAnsi="Times New Roman"/>
@@ -3764,6 +3923,10 @@
             </w:tcMar>
           </w:tcPr>
           <w:p>
+            <w:pPr>
+              <w:keepNext/>
+              <w:keepLines/>
+            </w:pPr>
             <w:r>
               <w:rPr>
                 <w:rFonts w:ascii="Times New Roman" w:cs="Times New Roman" w:eastAsia="Times New Roman" w:hAnsi="Times New Roman"/>
@@ -3793,6 +3956,10 @@
             </w:tcMar>
           </w:tcPr>
           <w:p>
+            <w:pPr>
+              <w:keepNext/>
+              <w:keepLines/>
+            </w:pPr>
             <w:r>
               <w:rPr>
                 <w:rFonts w:ascii="Times New Roman" w:cs="Times New Roman" w:eastAsia="Times New Roman" w:hAnsi="Times New Roman"/>
@@ -3822,6 +3989,10 @@
             </w:tcMar>
           </w:tcPr>
           <w:p>
+            <w:pPr>
+              <w:keepNext/>
+              <w:keepLines/>
+            </w:pPr>
             <w:r>
               <w:rPr>
                 <w:rFonts w:ascii="Times New Roman" w:cs="Times New Roman" w:eastAsia="Times New Roman" w:hAnsi="Times New Roman"/>
@@ -3851,6 +4022,10 @@
             </w:tcMar>
           </w:tcPr>
           <w:p>
+            <w:pPr>
+              <w:keepNext/>
+              <w:keepLines/>
+            </w:pPr>
             <w:r>
               <w:rPr>
                 <w:rFonts w:ascii="Times New Roman" w:cs="Times New Roman" w:eastAsia="Times New Roman" w:hAnsi="Times New Roman"/>
@@ -3880,6 +4055,10 @@
             </w:tcMar>
           </w:tcPr>
           <w:p>
+            <w:pPr>
+              <w:keepNext/>
+              <w:keepLines/>
+            </w:pPr>
             <w:r>
               <w:rPr>
                 <w:rFonts w:ascii="Times New Roman" w:cs="Times New Roman" w:eastAsia="Times New Roman" w:hAnsi="Times New Roman"/>
@@ -3915,6 +4094,10 @@
             </w:tcMar>
           </w:tcPr>
           <w:p>
+            <w:pPr>
+              <w:keepNext/>
+              <w:keepLines/>
+            </w:pPr>
             <w:r>
               <w:rPr>
                 <w:rFonts w:ascii="Times New Roman" w:cs="Times New Roman" w:eastAsia="Times New Roman" w:hAnsi="Times New Roman"/>
@@ -3944,6 +4127,10 @@
             </w:tcMar>
           </w:tcPr>
           <w:p>
+            <w:pPr>
+              <w:keepNext/>
+              <w:keepLines/>
+            </w:pPr>
             <w:r>
               <w:rPr>
                 <w:rFonts w:ascii="Times New Roman" w:cs="Times New Roman" w:eastAsia="Times New Roman" w:hAnsi="Times New Roman"/>
@@ -3973,6 +4160,10 @@
             </w:tcMar>
           </w:tcPr>
           <w:p>
+            <w:pPr>
+              <w:keepNext/>
+              <w:keepLines/>
+            </w:pPr>
             <w:r>
               <w:rPr>
                 <w:rFonts w:ascii="Times New Roman" w:cs="Times New Roman" w:eastAsia="Times New Roman" w:hAnsi="Times New Roman"/>
@@ -4002,6 +4193,10 @@
             </w:tcMar>
           </w:tcPr>
           <w:p>
+            <w:pPr>
+              <w:keepNext/>
+              <w:keepLines/>
+            </w:pPr>
             <w:r>
               <w:rPr>
                 <w:rFonts w:ascii="Times New Roman" w:cs="Times New Roman" w:eastAsia="Times New Roman" w:hAnsi="Times New Roman"/>
@@ -4031,6 +4226,10 @@
             </w:tcMar>
           </w:tcPr>
           <w:p>
+            <w:pPr>
+              <w:keepNext/>
+              <w:keepLines/>
+            </w:pPr>
             <w:r>
               <w:rPr>
                 <w:rFonts w:ascii="Times New Roman" w:cs="Times New Roman" w:eastAsia="Times New Roman" w:hAnsi="Times New Roman"/>
@@ -4066,6 +4265,10 @@
             </w:tcMar>
           </w:tcPr>
           <w:p>
+            <w:pPr>
+              <w:keepNext/>
+              <w:keepLines/>
+            </w:pPr>
             <w:r>
               <w:rPr>
                 <w:rFonts w:ascii="Times New Roman" w:cs="Times New Roman" w:eastAsia="Times New Roman" w:hAnsi="Times New Roman"/>
@@ -4095,6 +4298,10 @@
             </w:tcMar>
           </w:tcPr>
           <w:p>
+            <w:pPr>
+              <w:keepNext/>
+              <w:keepLines/>
+            </w:pPr>
             <w:r>
               <w:rPr>
                 <w:rFonts w:ascii="Times New Roman" w:cs="Times New Roman" w:eastAsia="Times New Roman" w:hAnsi="Times New Roman"/>
@@ -4124,6 +4331,10 @@
             </w:tcMar>
           </w:tcPr>
           <w:p>
+            <w:pPr>
+              <w:keepNext/>
+              <w:keepLines/>
+            </w:pPr>
             <w:r>
               <w:rPr>
                 <w:rFonts w:ascii="Times New Roman" w:cs="Times New Roman" w:eastAsia="Times New Roman" w:hAnsi="Times New Roman"/>
@@ -4153,6 +4364,10 @@
             </w:tcMar>
           </w:tcPr>
           <w:p>
+            <w:pPr>
+              <w:keepNext/>
+              <w:keepLines/>
+            </w:pPr>
             <w:r>
               <w:rPr>
                 <w:rFonts w:ascii="Times New Roman" w:cs="Times New Roman" w:eastAsia="Times New Roman" w:hAnsi="Times New Roman"/>
@@ -4182,6 +4397,10 @@
             </w:tcMar>
           </w:tcPr>
           <w:p>
+            <w:pPr>
+              <w:keepNext/>
+              <w:keepLines/>
+            </w:pPr>
             <w:r>
               <w:rPr>
                 <w:rFonts w:ascii="Times New Roman" w:cs="Times New Roman" w:eastAsia="Times New Roman" w:hAnsi="Times New Roman"/>
@@ -4217,6 +4436,10 @@
             </w:tcMar>
           </w:tcPr>
           <w:p>
+            <w:pPr>
+              <w:keepNext/>
+              <w:keepLines/>
+            </w:pPr>
             <w:r>
               <w:rPr>
                 <w:rFonts w:ascii="Times New Roman" w:cs="Times New Roman" w:eastAsia="Times New Roman" w:hAnsi="Times New Roman"/>
@@ -4246,6 +4469,10 @@
             </w:tcMar>
           </w:tcPr>
           <w:p>
+            <w:pPr>
+              <w:keepNext/>
+              <w:keepLines/>
+            </w:pPr>
             <w:r>
               <w:rPr>
                 <w:rFonts w:ascii="Times New Roman" w:cs="Times New Roman" w:eastAsia="Times New Roman" w:hAnsi="Times New Roman"/>
@@ -4275,6 +4502,10 @@
             </w:tcMar>
           </w:tcPr>
           <w:p>
+            <w:pPr>
+              <w:keepNext/>
+              <w:keepLines/>
+            </w:pPr>
             <w:r>
               <w:rPr>
                 <w:rFonts w:ascii="Times New Roman" w:cs="Times New Roman" w:eastAsia="Times New Roman" w:hAnsi="Times New Roman"/>
@@ -4304,6 +4535,10 @@
             </w:tcMar>
           </w:tcPr>
           <w:p>
+            <w:pPr>
+              <w:keepNext/>
+              <w:keepLines/>
+            </w:pPr>
             <w:r>
               <w:rPr>
                 <w:rFonts w:ascii="Times New Roman" w:cs="Times New Roman" w:eastAsia="Times New Roman" w:hAnsi="Times New Roman"/>
@@ -4333,6 +4568,10 @@
             </w:tcMar>
           </w:tcPr>
           <w:p>
+            <w:pPr>
+              <w:keepNext/>
+              <w:keepLines/>
+            </w:pPr>
             <w:r>
               <w:rPr>
                 <w:rFonts w:ascii="Times New Roman" w:cs="Times New Roman" w:eastAsia="Times New Roman" w:hAnsi="Times New Roman"/>
@@ -4368,6 +4607,10 @@
             </w:tcMar>
           </w:tcPr>
           <w:p>
+            <w:pPr>
+              <w:keepNext/>
+              <w:keepLines/>
+            </w:pPr>
             <w:r>
               <w:rPr>
                 <w:rFonts w:ascii="Times New Roman" w:cs="Times New Roman" w:eastAsia="Times New Roman" w:hAnsi="Times New Roman"/>
@@ -4397,6 +4640,10 @@
             </w:tcMar>
           </w:tcPr>
           <w:p>
+            <w:pPr>
+              <w:keepNext/>
+              <w:keepLines/>
+            </w:pPr>
             <w:r>
               <w:rPr>
                 <w:rFonts w:ascii="Times New Roman" w:cs="Times New Roman" w:eastAsia="Times New Roman" w:hAnsi="Times New Roman"/>
@@ -4426,6 +4673,10 @@
             </w:tcMar>
           </w:tcPr>
           <w:p>
+            <w:pPr>
+              <w:keepNext/>
+              <w:keepLines/>
+            </w:pPr>
             <w:r>
               <w:rPr>
                 <w:rFonts w:ascii="Times New Roman" w:cs="Times New Roman" w:eastAsia="Times New Roman" w:hAnsi="Times New Roman"/>
@@ -4455,6 +4706,10 @@
             </w:tcMar>
           </w:tcPr>
           <w:p>
+            <w:pPr>
+              <w:keepNext/>
+              <w:keepLines/>
+            </w:pPr>
             <w:r>
               <w:rPr>
                 <w:rFonts w:ascii="Times New Roman" w:cs="Times New Roman" w:eastAsia="Times New Roman" w:hAnsi="Times New Roman"/>
@@ -4484,6 +4739,10 @@
             </w:tcMar>
           </w:tcPr>
           <w:p>
+            <w:pPr>
+              <w:keepNext/>
+              <w:keepLines/>
+            </w:pPr>
             <w:r>
               <w:rPr>
                 <w:rFonts w:ascii="Times New Roman" w:cs="Times New Roman" w:eastAsia="Times New Roman" w:hAnsi="Times New Roman"/>
@@ -4519,6 +4778,10 @@
             </w:tcMar>
           </w:tcPr>
           <w:p>
+            <w:pPr>
+              <w:keepNext/>
+              <w:keepLines/>
+            </w:pPr>
             <w:r>
               <w:rPr>
                 <w:rFonts w:ascii="Times New Roman" w:cs="Times New Roman" w:eastAsia="Times New Roman" w:hAnsi="Times New Roman"/>
@@ -4548,6 +4811,10 @@
             </w:tcMar>
           </w:tcPr>
           <w:p>
+            <w:pPr>
+              <w:keepNext/>
+              <w:keepLines/>
+            </w:pPr>
             <w:r>
               <w:rPr>
                 <w:rFonts w:ascii="Times New Roman" w:cs="Times New Roman" w:eastAsia="Times New Roman" w:hAnsi="Times New Roman"/>
@@ -4577,6 +4844,10 @@
             </w:tcMar>
           </w:tcPr>
           <w:p>
+            <w:pPr>
+              <w:keepNext/>
+              <w:keepLines/>
+            </w:pPr>
             <w:r>
               <w:rPr>
                 <w:rFonts w:ascii="Times New Roman" w:cs="Times New Roman" w:eastAsia="Times New Roman" w:hAnsi="Times New Roman"/>
@@ -4606,6 +4877,10 @@
             </w:tcMar>
           </w:tcPr>
           <w:p>
+            <w:pPr>
+              <w:keepNext/>
+              <w:keepLines/>
+            </w:pPr>
             <w:r>
               <w:rPr>
                 <w:rFonts w:ascii="Times New Roman" w:cs="Times New Roman" w:eastAsia="Times New Roman" w:hAnsi="Times New Roman"/>
@@ -4635,6 +4910,10 @@
             </w:tcMar>
           </w:tcPr>
           <w:p>
+            <w:pPr>
+              <w:keepNext/>
+              <w:keepLines/>
+            </w:pPr>
             <w:r>
               <w:rPr>
                 <w:rFonts w:ascii="Times New Roman" w:cs="Times New Roman" w:eastAsia="Times New Roman" w:hAnsi="Times New Roman"/>
@@ -4670,6 +4949,10 @@
             </w:tcMar>
           </w:tcPr>
           <w:p>
+            <w:pPr>
+              <w:keepNext/>
+              <w:keepLines/>
+            </w:pPr>
             <w:r>
               <w:rPr>
                 <w:rFonts w:ascii="Times New Roman" w:cs="Times New Roman" w:eastAsia="Times New Roman" w:hAnsi="Times New Roman"/>
@@ -4699,6 +4982,10 @@
             </w:tcMar>
           </w:tcPr>
           <w:p>
+            <w:pPr>
+              <w:keepNext/>
+              <w:keepLines/>
+            </w:pPr>
             <w:r>
               <w:rPr>
                 <w:rFonts w:ascii="Times New Roman" w:cs="Times New Roman" w:eastAsia="Times New Roman" w:hAnsi="Times New Roman"/>
@@ -4728,6 +5015,10 @@
             </w:tcMar>
           </w:tcPr>
           <w:p>
+            <w:pPr>
+              <w:keepNext/>
+              <w:keepLines/>
+            </w:pPr>
             <w:r>
               <w:rPr>
                 <w:rFonts w:ascii="Times New Roman" w:cs="Times New Roman" w:eastAsia="Times New Roman" w:hAnsi="Times New Roman"/>
@@ -4757,6 +5048,10 @@
             </w:tcMar>
           </w:tcPr>
           <w:p>
+            <w:pPr>
+              <w:keepNext/>
+              <w:keepLines/>
+            </w:pPr>
             <w:r>
               <w:rPr>
                 <w:rFonts w:ascii="Times New Roman" w:cs="Times New Roman" w:eastAsia="Times New Roman" w:hAnsi="Times New Roman"/>
@@ -4786,6 +5081,10 @@
             </w:tcMar>
           </w:tcPr>
           <w:p>
+            <w:pPr>
+              <w:keepNext/>
+              <w:keepLines/>
+            </w:pPr>
             <w:r>
               <w:rPr>
                 <w:rFonts w:ascii="Times New Roman" w:cs="Times New Roman" w:eastAsia="Times New Roman" w:hAnsi="Times New Roman"/>
@@ -4821,6 +5120,10 @@
             </w:tcMar>
           </w:tcPr>
           <w:p>
+            <w:pPr>
+              <w:keepNext w:val="false"/>
+              <w:keepLines/>
+            </w:pPr>
             <w:r>
               <w:rPr>
                 <w:rFonts w:ascii="Times New Roman" w:cs="Times New Roman" w:eastAsia="Times New Roman" w:hAnsi="Times New Roman"/>
@@ -4850,6 +5153,10 @@
             </w:tcMar>
           </w:tcPr>
           <w:p>
+            <w:pPr>
+              <w:keepNext w:val="false"/>
+              <w:keepLines/>
+            </w:pPr>
             <w:r>
               <w:rPr>
                 <w:rFonts w:ascii="Times New Roman" w:cs="Times New Roman" w:eastAsia="Times New Roman" w:hAnsi="Times New Roman"/>
@@ -4879,6 +5186,10 @@
             </w:tcMar>
           </w:tcPr>
           <w:p>
+            <w:pPr>
+              <w:keepNext w:val="false"/>
+              <w:keepLines/>
+            </w:pPr>
             <w:r>
               <w:rPr>
                 <w:rFonts w:ascii="Times New Roman" w:cs="Times New Roman" w:eastAsia="Times New Roman" w:hAnsi="Times New Roman"/>
@@ -4908,6 +5219,10 @@
             </w:tcMar>
           </w:tcPr>
           <w:p>
+            <w:pPr>
+              <w:keepNext w:val="false"/>
+              <w:keepLines/>
+            </w:pPr>
             <w:r>
               <w:rPr>
                 <w:rFonts w:ascii="Times New Roman" w:cs="Times New Roman" w:eastAsia="Times New Roman" w:hAnsi="Times New Roman"/>
@@ -4937,6 +5252,10 @@
             </w:tcMar>
           </w:tcPr>
           <w:p>
+            <w:pPr>
+              <w:keepNext w:val="false"/>
+              <w:keepLines/>
+            </w:pPr>
             <w:r>
               <w:rPr>
                 <w:rFonts w:ascii="Times New Roman" w:cs="Times New Roman" w:eastAsia="Times New Roman" w:hAnsi="Times New Roman"/>
@@ -5023,6 +5342,7 @@
     <w:p>
       <w:pPr>
         <w:pStyle w:val="Heading2"/>
+        <w:keepNext/>
         <w:spacing w:after="100" w:before="220"/>
       </w:pPr>
       <w:r>
@@ -5127,6 +5447,10 @@
             </w:tcMar>
           </w:tcPr>
           <w:p>
+            <w:pPr>
+              <w:keepNext/>
+              <w:keepLines/>
+            </w:pPr>
             <w:r>
               <w:rPr>
                 <w:rFonts w:ascii="Times New Roman" w:cs="Times New Roman" w:eastAsia="Times New Roman" w:hAnsi="Times New Roman"/>
@@ -5157,6 +5481,10 @@
             </w:tcMar>
           </w:tcPr>
           <w:p>
+            <w:pPr>
+              <w:keepNext/>
+              <w:keepLines/>
+            </w:pPr>
             <w:r>
               <w:rPr>
                 <w:rFonts w:ascii="Times New Roman" w:cs="Times New Roman" w:eastAsia="Times New Roman" w:hAnsi="Times New Roman"/>
@@ -5187,6 +5515,10 @@
             </w:tcMar>
           </w:tcPr>
           <w:p>
+            <w:pPr>
+              <w:keepNext/>
+              <w:keepLines/>
+            </w:pPr>
             <w:r>
               <w:rPr>
                 <w:rFonts w:ascii="Times New Roman" w:cs="Times New Roman" w:eastAsia="Times New Roman" w:hAnsi="Times New Roman"/>
@@ -5217,6 +5549,10 @@
             </w:tcMar>
           </w:tcPr>
           <w:p>
+            <w:pPr>
+              <w:keepNext/>
+              <w:keepLines/>
+            </w:pPr>
             <w:r>
               <w:rPr>
                 <w:rFonts w:ascii="Times New Roman" w:cs="Times New Roman" w:eastAsia="Times New Roman" w:hAnsi="Times New Roman"/>
@@ -5247,6 +5583,10 @@
             </w:tcMar>
           </w:tcPr>
           <w:p>
+            <w:pPr>
+              <w:keepNext/>
+              <w:keepLines/>
+            </w:pPr>
             <w:r>
               <w:rPr>
                 <w:rFonts w:ascii="Times New Roman" w:cs="Times New Roman" w:eastAsia="Times New Roman" w:hAnsi="Times New Roman"/>
@@ -5282,6 +5622,10 @@
             </w:tcMar>
           </w:tcPr>
           <w:p>
+            <w:pPr>
+              <w:keepNext/>
+              <w:keepLines/>
+            </w:pPr>
             <w:r>
               <w:rPr>
                 <w:rFonts w:ascii="Times New Roman" w:cs="Times New Roman" w:eastAsia="Times New Roman" w:hAnsi="Times New Roman"/>
@@ -5311,6 +5655,10 @@
             </w:tcMar>
           </w:tcPr>
           <w:p>
+            <w:pPr>
+              <w:keepNext/>
+              <w:keepLines/>
+            </w:pPr>
             <w:r>
               <w:rPr>
                 <w:rFonts w:ascii="Times New Roman" w:cs="Times New Roman" w:eastAsia="Times New Roman" w:hAnsi="Times New Roman"/>
@@ -5340,6 +5688,10 @@
             </w:tcMar>
           </w:tcPr>
           <w:p>
+            <w:pPr>
+              <w:keepNext/>
+              <w:keepLines/>
+            </w:pPr>
             <w:r>
               <w:rPr>
                 <w:rFonts w:ascii="Times New Roman" w:cs="Times New Roman" w:eastAsia="Times New Roman" w:hAnsi="Times New Roman"/>
@@ -5369,6 +5721,10 @@
             </w:tcMar>
           </w:tcPr>
           <w:p>
+            <w:pPr>
+              <w:keepNext/>
+              <w:keepLines/>
+            </w:pPr>
             <w:r>
               <w:rPr>
                 <w:rFonts w:ascii="Times New Roman" w:cs="Times New Roman" w:eastAsia="Times New Roman" w:hAnsi="Times New Roman"/>
@@ -5398,6 +5754,10 @@
             </w:tcMar>
           </w:tcPr>
           <w:p>
+            <w:pPr>
+              <w:keepNext/>
+              <w:keepLines/>
+            </w:pPr>
             <w:r>
               <w:rPr>
                 <w:rFonts w:ascii="Times New Roman" w:cs="Times New Roman" w:eastAsia="Times New Roman" w:hAnsi="Times New Roman"/>
@@ -5433,6 +5793,10 @@
             </w:tcMar>
           </w:tcPr>
           <w:p>
+            <w:pPr>
+              <w:keepNext/>
+              <w:keepLines/>
+            </w:pPr>
             <w:r>
               <w:rPr>
                 <w:rFonts w:ascii="Times New Roman" w:cs="Times New Roman" w:eastAsia="Times New Roman" w:hAnsi="Times New Roman"/>
@@ -5462,6 +5826,10 @@
             </w:tcMar>
           </w:tcPr>
           <w:p>
+            <w:pPr>
+              <w:keepNext/>
+              <w:keepLines/>
+            </w:pPr>
             <w:r>
               <w:rPr>
                 <w:rFonts w:ascii="Times New Roman" w:cs="Times New Roman" w:eastAsia="Times New Roman" w:hAnsi="Times New Roman"/>
@@ -5491,6 +5859,10 @@
             </w:tcMar>
           </w:tcPr>
           <w:p>
+            <w:pPr>
+              <w:keepNext/>
+              <w:keepLines/>
+            </w:pPr>
             <w:r>
               <w:rPr>
                 <w:rFonts w:ascii="Times New Roman" w:cs="Times New Roman" w:eastAsia="Times New Roman" w:hAnsi="Times New Roman"/>
@@ -5520,6 +5892,10 @@
             </w:tcMar>
           </w:tcPr>
           <w:p>
+            <w:pPr>
+              <w:keepNext/>
+              <w:keepLines/>
+            </w:pPr>
             <w:r>
               <w:rPr>
                 <w:rFonts w:ascii="Times New Roman" w:cs="Times New Roman" w:eastAsia="Times New Roman" w:hAnsi="Times New Roman"/>
@@ -5549,6 +5925,10 @@
             </w:tcMar>
           </w:tcPr>
           <w:p>
+            <w:pPr>
+              <w:keepNext/>
+              <w:keepLines/>
+            </w:pPr>
             <w:r>
               <w:rPr>
                 <w:rFonts w:ascii="Times New Roman" w:cs="Times New Roman" w:eastAsia="Times New Roman" w:hAnsi="Times New Roman"/>
@@ -5584,6 +5964,10 @@
             </w:tcMar>
           </w:tcPr>
           <w:p>
+            <w:pPr>
+              <w:keepNext/>
+              <w:keepLines/>
+            </w:pPr>
             <w:r>
               <w:rPr>
                 <w:rFonts w:ascii="Times New Roman" w:cs="Times New Roman" w:eastAsia="Times New Roman" w:hAnsi="Times New Roman"/>
@@ -5613,6 +5997,10 @@
             </w:tcMar>
           </w:tcPr>
           <w:p>
+            <w:pPr>
+              <w:keepNext/>
+              <w:keepLines/>
+            </w:pPr>
             <w:r>
               <w:rPr>
                 <w:rFonts w:ascii="Times New Roman" w:cs="Times New Roman" w:eastAsia="Times New Roman" w:hAnsi="Times New Roman"/>
@@ -5642,6 +6030,10 @@
             </w:tcMar>
           </w:tcPr>
           <w:p>
+            <w:pPr>
+              <w:keepNext/>
+              <w:keepLines/>
+            </w:pPr>
             <w:r>
               <w:rPr>
                 <w:rFonts w:ascii="Times New Roman" w:cs="Times New Roman" w:eastAsia="Times New Roman" w:hAnsi="Times New Roman"/>
@@ -5671,6 +6063,10 @@
             </w:tcMar>
           </w:tcPr>
           <w:p>
+            <w:pPr>
+              <w:keepNext/>
+              <w:keepLines/>
+            </w:pPr>
             <w:r>
               <w:rPr>
                 <w:rFonts w:ascii="Times New Roman" w:cs="Times New Roman" w:eastAsia="Times New Roman" w:hAnsi="Times New Roman"/>
@@ -5700,6 +6096,10 @@
             </w:tcMar>
           </w:tcPr>
           <w:p>
+            <w:pPr>
+              <w:keepNext/>
+              <w:keepLines/>
+            </w:pPr>
             <w:r>
               <w:rPr>
                 <w:rFonts w:ascii="Times New Roman" w:cs="Times New Roman" w:eastAsia="Times New Roman" w:hAnsi="Times New Roman"/>
@@ -5735,6 +6135,10 @@
             </w:tcMar>
           </w:tcPr>
           <w:p>
+            <w:pPr>
+              <w:keepNext/>
+              <w:keepLines/>
+            </w:pPr>
             <w:r>
               <w:rPr>
                 <w:rFonts w:ascii="Times New Roman" w:cs="Times New Roman" w:eastAsia="Times New Roman" w:hAnsi="Times New Roman"/>
@@ -5764,6 +6168,10 @@
             </w:tcMar>
           </w:tcPr>
           <w:p>
+            <w:pPr>
+              <w:keepNext/>
+              <w:keepLines/>
+            </w:pPr>
             <w:r>
               <w:rPr>
                 <w:rFonts w:ascii="Times New Roman" w:cs="Times New Roman" w:eastAsia="Times New Roman" w:hAnsi="Times New Roman"/>
@@ -5793,6 +6201,10 @@
             </w:tcMar>
           </w:tcPr>
           <w:p>
+            <w:pPr>
+              <w:keepNext/>
+              <w:keepLines/>
+            </w:pPr>
             <w:r>
               <w:rPr>
                 <w:rFonts w:ascii="Times New Roman" w:cs="Times New Roman" w:eastAsia="Times New Roman" w:hAnsi="Times New Roman"/>
@@ -5822,6 +6234,10 @@
             </w:tcMar>
           </w:tcPr>
           <w:p>
+            <w:pPr>
+              <w:keepNext/>
+              <w:keepLines/>
+            </w:pPr>
             <w:r>
               <w:rPr>
                 <w:rFonts w:ascii="Times New Roman" w:cs="Times New Roman" w:eastAsia="Times New Roman" w:hAnsi="Times New Roman"/>
@@ -5851,6 +6267,10 @@
             </w:tcMar>
           </w:tcPr>
           <w:p>
+            <w:pPr>
+              <w:keepNext/>
+              <w:keepLines/>
+            </w:pPr>
             <w:r>
               <w:rPr>
                 <w:rFonts w:ascii="Times New Roman" w:cs="Times New Roman" w:eastAsia="Times New Roman" w:hAnsi="Times New Roman"/>
@@ -5886,6 +6306,10 @@
             </w:tcMar>
           </w:tcPr>
           <w:p>
+            <w:pPr>
+              <w:keepNext/>
+              <w:keepLines/>
+            </w:pPr>
             <w:r>
               <w:rPr>
                 <w:rFonts w:ascii="Times New Roman" w:cs="Times New Roman" w:eastAsia="Times New Roman" w:hAnsi="Times New Roman"/>
@@ -5915,6 +6339,10 @@
             </w:tcMar>
           </w:tcPr>
           <w:p>
+            <w:pPr>
+              <w:keepNext/>
+              <w:keepLines/>
+            </w:pPr>
             <w:r>
               <w:rPr>
                 <w:rFonts w:ascii="Times New Roman" w:cs="Times New Roman" w:eastAsia="Times New Roman" w:hAnsi="Times New Roman"/>
@@ -5944,6 +6372,10 @@
             </w:tcMar>
           </w:tcPr>
           <w:p>
+            <w:pPr>
+              <w:keepNext/>
+              <w:keepLines/>
+            </w:pPr>
             <w:r>
               <w:rPr>
                 <w:rFonts w:ascii="Times New Roman" w:cs="Times New Roman" w:eastAsia="Times New Roman" w:hAnsi="Times New Roman"/>
@@ -5973,6 +6405,10 @@
             </w:tcMar>
           </w:tcPr>
           <w:p>
+            <w:pPr>
+              <w:keepNext/>
+              <w:keepLines/>
+            </w:pPr>
             <w:r>
               <w:rPr>
                 <w:rFonts w:ascii="Times New Roman" w:cs="Times New Roman" w:eastAsia="Times New Roman" w:hAnsi="Times New Roman"/>
@@ -6002,6 +6438,10 @@
             </w:tcMar>
           </w:tcPr>
           <w:p>
+            <w:pPr>
+              <w:keepNext/>
+              <w:keepLines/>
+            </w:pPr>
             <w:r>
               <w:rPr>
                 <w:rFonts w:ascii="Times New Roman" w:cs="Times New Roman" w:eastAsia="Times New Roman" w:hAnsi="Times New Roman"/>
@@ -6037,6 +6477,10 @@
             </w:tcMar>
           </w:tcPr>
           <w:p>
+            <w:pPr>
+              <w:keepNext w:val="false"/>
+              <w:keepLines/>
+            </w:pPr>
             <w:r>
               <w:rPr>
                 <w:rFonts w:ascii="Times New Roman" w:cs="Times New Roman" w:eastAsia="Times New Roman" w:hAnsi="Times New Roman"/>
@@ -6066,6 +6510,10 @@
             </w:tcMar>
           </w:tcPr>
           <w:p>
+            <w:pPr>
+              <w:keepNext w:val="false"/>
+              <w:keepLines/>
+            </w:pPr>
             <w:r>
               <w:rPr>
                 <w:rFonts w:ascii="Times New Roman" w:cs="Times New Roman" w:eastAsia="Times New Roman" w:hAnsi="Times New Roman"/>
@@ -6095,6 +6543,10 @@
             </w:tcMar>
           </w:tcPr>
           <w:p>
+            <w:pPr>
+              <w:keepNext w:val="false"/>
+              <w:keepLines/>
+            </w:pPr>
             <w:r>
               <w:rPr>
                 <w:rFonts w:ascii="Times New Roman" w:cs="Times New Roman" w:eastAsia="Times New Roman" w:hAnsi="Times New Roman"/>
@@ -6124,6 +6576,10 @@
             </w:tcMar>
           </w:tcPr>
           <w:p>
+            <w:pPr>
+              <w:keepNext w:val="false"/>
+              <w:keepLines/>
+            </w:pPr>
             <w:r>
               <w:rPr>
                 <w:rFonts w:ascii="Times New Roman" w:cs="Times New Roman" w:eastAsia="Times New Roman" w:hAnsi="Times New Roman"/>
@@ -6153,6 +6609,10 @@
             </w:tcMar>
           </w:tcPr>
           <w:p>
+            <w:pPr>
+              <w:keepNext w:val="false"/>
+              <w:keepLines/>
+            </w:pPr>
             <w:r>
               <w:rPr>
                 <w:rFonts w:ascii="Times New Roman" w:cs="Times New Roman" w:eastAsia="Times New Roman" w:hAnsi="Times New Roman"/>
@@ -6327,6 +6787,10 @@
             </w:tcMar>
           </w:tcPr>
           <w:p>
+            <w:pPr>
+              <w:keepNext/>
+              <w:keepLines/>
+            </w:pPr>
             <w:r>
               <w:rPr>
                 <w:rFonts w:ascii="Times New Roman" w:cs="Times New Roman" w:eastAsia="Times New Roman" w:hAnsi="Times New Roman"/>
@@ -6357,6 +6821,10 @@
             </w:tcMar>
           </w:tcPr>
           <w:p>
+            <w:pPr>
+              <w:keepNext/>
+              <w:keepLines/>
+            </w:pPr>
             <w:r>
               <w:rPr>
                 <w:rFonts w:ascii="Times New Roman" w:cs="Times New Roman" w:eastAsia="Times New Roman" w:hAnsi="Times New Roman"/>
@@ -6387,6 +6855,10 @@
             </w:tcMar>
           </w:tcPr>
           <w:p>
+            <w:pPr>
+              <w:keepNext/>
+              <w:keepLines/>
+            </w:pPr>
             <w:r>
               <w:rPr>
                 <w:rFonts w:ascii="Times New Roman" w:cs="Times New Roman" w:eastAsia="Times New Roman" w:hAnsi="Times New Roman"/>
@@ -6417,6 +6889,10 @@
             </w:tcMar>
           </w:tcPr>
           <w:p>
+            <w:pPr>
+              <w:keepNext/>
+              <w:keepLines/>
+            </w:pPr>
             <w:r>
               <w:rPr>
                 <w:rFonts w:ascii="Times New Roman" w:cs="Times New Roman" w:eastAsia="Times New Roman" w:hAnsi="Times New Roman"/>
@@ -6447,6 +6923,10 @@
             </w:tcMar>
           </w:tcPr>
           <w:p>
+            <w:pPr>
+              <w:keepNext/>
+              <w:keepLines/>
+            </w:pPr>
             <w:r>
               <w:rPr>
                 <w:rFonts w:ascii="Times New Roman" w:cs="Times New Roman" w:eastAsia="Times New Roman" w:hAnsi="Times New Roman"/>
@@ -6482,6 +6962,10 @@
             </w:tcMar>
           </w:tcPr>
           <w:p>
+            <w:pPr>
+              <w:keepNext/>
+              <w:keepLines/>
+            </w:pPr>
             <w:r>
               <w:rPr>
                 <w:rFonts w:ascii="Times New Roman" w:cs="Times New Roman" w:eastAsia="Times New Roman" w:hAnsi="Times New Roman"/>
@@ -6511,6 +6995,10 @@
             </w:tcMar>
           </w:tcPr>
           <w:p>
+            <w:pPr>
+              <w:keepNext/>
+              <w:keepLines/>
+            </w:pPr>
             <w:r>
               <w:rPr>
                 <w:rFonts w:ascii="Times New Roman" w:cs="Times New Roman" w:eastAsia="Times New Roman" w:hAnsi="Times New Roman"/>
@@ -6540,6 +7028,10 @@
             </w:tcMar>
           </w:tcPr>
           <w:p>
+            <w:pPr>
+              <w:keepNext/>
+              <w:keepLines/>
+            </w:pPr>
             <w:r>
               <w:rPr>
                 <w:rFonts w:ascii="Times New Roman" w:cs="Times New Roman" w:eastAsia="Times New Roman" w:hAnsi="Times New Roman"/>
@@ -6569,6 +7061,10 @@
             </w:tcMar>
           </w:tcPr>
           <w:p>
+            <w:pPr>
+              <w:keepNext/>
+              <w:keepLines/>
+            </w:pPr>
             <w:r>
               <w:rPr>
                 <w:rFonts w:ascii="Times New Roman" w:cs="Times New Roman" w:eastAsia="Times New Roman" w:hAnsi="Times New Roman"/>
@@ -6598,6 +7094,10 @@
             </w:tcMar>
           </w:tcPr>
           <w:p>
+            <w:pPr>
+              <w:keepNext/>
+              <w:keepLines/>
+            </w:pPr>
             <w:r>
               <w:rPr>
                 <w:rFonts w:ascii="Times New Roman" w:cs="Times New Roman" w:eastAsia="Times New Roman" w:hAnsi="Times New Roman"/>
@@ -6633,6 +7133,10 @@
             </w:tcMar>
           </w:tcPr>
           <w:p>
+            <w:pPr>
+              <w:keepNext/>
+              <w:keepLines/>
+            </w:pPr>
             <w:r>
               <w:rPr>
                 <w:rFonts w:ascii="Times New Roman" w:cs="Times New Roman" w:eastAsia="Times New Roman" w:hAnsi="Times New Roman"/>
@@ -6662,6 +7166,10 @@
             </w:tcMar>
           </w:tcPr>
           <w:p>
+            <w:pPr>
+              <w:keepNext/>
+              <w:keepLines/>
+            </w:pPr>
             <w:r>
               <w:rPr>
                 <w:rFonts w:ascii="Times New Roman" w:cs="Times New Roman" w:eastAsia="Times New Roman" w:hAnsi="Times New Roman"/>
@@ -6691,6 +7199,10 @@
             </w:tcMar>
           </w:tcPr>
           <w:p>
+            <w:pPr>
+              <w:keepNext/>
+              <w:keepLines/>
+            </w:pPr>
             <w:r>
               <w:rPr>
                 <w:rFonts w:ascii="Times New Roman" w:cs="Times New Roman" w:eastAsia="Times New Roman" w:hAnsi="Times New Roman"/>
@@ -6720,6 +7232,10 @@
             </w:tcMar>
           </w:tcPr>
           <w:p>
+            <w:pPr>
+              <w:keepNext/>
+              <w:keepLines/>
+            </w:pPr>
             <w:r>
               <w:rPr>
                 <w:rFonts w:ascii="Times New Roman" w:cs="Times New Roman" w:eastAsia="Times New Roman" w:hAnsi="Times New Roman"/>
@@ -6749,6 +7265,10 @@
             </w:tcMar>
           </w:tcPr>
           <w:p>
+            <w:pPr>
+              <w:keepNext/>
+              <w:keepLines/>
+            </w:pPr>
             <w:r>
               <w:rPr>
                 <w:rFonts w:ascii="Times New Roman" w:cs="Times New Roman" w:eastAsia="Times New Roman" w:hAnsi="Times New Roman"/>
@@ -6784,6 +7304,10 @@
             </w:tcMar>
           </w:tcPr>
           <w:p>
+            <w:pPr>
+              <w:keepNext/>
+              <w:keepLines/>
+            </w:pPr>
             <w:r>
               <w:rPr>
                 <w:rFonts w:ascii="Times New Roman" w:cs="Times New Roman" w:eastAsia="Times New Roman" w:hAnsi="Times New Roman"/>
@@ -6813,6 +7337,10 @@
             </w:tcMar>
           </w:tcPr>
           <w:p>
+            <w:pPr>
+              <w:keepNext/>
+              <w:keepLines/>
+            </w:pPr>
             <w:r>
               <w:rPr>
                 <w:rFonts w:ascii="Times New Roman" w:cs="Times New Roman" w:eastAsia="Times New Roman" w:hAnsi="Times New Roman"/>
@@ -6842,6 +7370,10 @@
             </w:tcMar>
           </w:tcPr>
           <w:p>
+            <w:pPr>
+              <w:keepNext/>
+              <w:keepLines/>
+            </w:pPr>
             <w:r>
               <w:rPr>
                 <w:rFonts w:ascii="Times New Roman" w:cs="Times New Roman" w:eastAsia="Times New Roman" w:hAnsi="Times New Roman"/>
@@ -6871,6 +7403,10 @@
             </w:tcMar>
           </w:tcPr>
           <w:p>
+            <w:pPr>
+              <w:keepNext/>
+              <w:keepLines/>
+            </w:pPr>
             <w:r>
               <w:rPr>
                 <w:rFonts w:ascii="Times New Roman" w:cs="Times New Roman" w:eastAsia="Times New Roman" w:hAnsi="Times New Roman"/>
@@ -6900,6 +7436,10 @@
             </w:tcMar>
           </w:tcPr>
           <w:p>
+            <w:pPr>
+              <w:keepNext/>
+              <w:keepLines/>
+            </w:pPr>
             <w:r>
               <w:rPr>
                 <w:rFonts w:ascii="Times New Roman" w:cs="Times New Roman" w:eastAsia="Times New Roman" w:hAnsi="Times New Roman"/>
@@ -6935,6 +7475,10 @@
             </w:tcMar>
           </w:tcPr>
           <w:p>
+            <w:pPr>
+              <w:keepNext/>
+              <w:keepLines/>
+            </w:pPr>
             <w:r>
               <w:rPr>
                 <w:rFonts w:ascii="Times New Roman" w:cs="Times New Roman" w:eastAsia="Times New Roman" w:hAnsi="Times New Roman"/>
@@ -6964,6 +7508,10 @@
             </w:tcMar>
           </w:tcPr>
           <w:p>
+            <w:pPr>
+              <w:keepNext/>
+              <w:keepLines/>
+            </w:pPr>
             <w:r>
               <w:rPr>
                 <w:rFonts w:ascii="Times New Roman" w:cs="Times New Roman" w:eastAsia="Times New Roman" w:hAnsi="Times New Roman"/>
@@ -6993,6 +7541,10 @@
             </w:tcMar>
           </w:tcPr>
           <w:p>
+            <w:pPr>
+              <w:keepNext/>
+              <w:keepLines/>
+            </w:pPr>
             <w:r>
               <w:rPr>
                 <w:rFonts w:ascii="Times New Roman" w:cs="Times New Roman" w:eastAsia="Times New Roman" w:hAnsi="Times New Roman"/>
@@ -7022,6 +7574,10 @@
             </w:tcMar>
           </w:tcPr>
           <w:p>
+            <w:pPr>
+              <w:keepNext/>
+              <w:keepLines/>
+            </w:pPr>
             <w:r>
               <w:rPr>
                 <w:rFonts w:ascii="Times New Roman" w:cs="Times New Roman" w:eastAsia="Times New Roman" w:hAnsi="Times New Roman"/>
@@ -7051,6 +7607,10 @@
             </w:tcMar>
           </w:tcPr>
           <w:p>
+            <w:pPr>
+              <w:keepNext/>
+              <w:keepLines/>
+            </w:pPr>
             <w:r>
               <w:rPr>
                 <w:rFonts w:ascii="Times New Roman" w:cs="Times New Roman" w:eastAsia="Times New Roman" w:hAnsi="Times New Roman"/>
@@ -7086,6 +7646,10 @@
             </w:tcMar>
           </w:tcPr>
           <w:p>
+            <w:pPr>
+              <w:keepNext/>
+              <w:keepLines/>
+            </w:pPr>
             <w:r>
               <w:rPr>
                 <w:rFonts w:ascii="Times New Roman" w:cs="Times New Roman" w:eastAsia="Times New Roman" w:hAnsi="Times New Roman"/>
@@ -7115,6 +7679,10 @@
             </w:tcMar>
           </w:tcPr>
           <w:p>
+            <w:pPr>
+              <w:keepNext/>
+              <w:keepLines/>
+            </w:pPr>
             <w:r>
               <w:rPr>
                 <w:rFonts w:ascii="Times New Roman" w:cs="Times New Roman" w:eastAsia="Times New Roman" w:hAnsi="Times New Roman"/>
@@ -7144,6 +7712,10 @@
             </w:tcMar>
           </w:tcPr>
           <w:p>
+            <w:pPr>
+              <w:keepNext/>
+              <w:keepLines/>
+            </w:pPr>
             <w:r>
               <w:rPr>
                 <w:rFonts w:ascii="Times New Roman" w:cs="Times New Roman" w:eastAsia="Times New Roman" w:hAnsi="Times New Roman"/>
@@ -7173,6 +7745,10 @@
             </w:tcMar>
           </w:tcPr>
           <w:p>
+            <w:pPr>
+              <w:keepNext/>
+              <w:keepLines/>
+            </w:pPr>
             <w:r>
               <w:rPr>
                 <w:rFonts w:ascii="Times New Roman" w:cs="Times New Roman" w:eastAsia="Times New Roman" w:hAnsi="Times New Roman"/>
@@ -7202,6 +7778,10 @@
             </w:tcMar>
           </w:tcPr>
           <w:p>
+            <w:pPr>
+              <w:keepNext/>
+              <w:keepLines/>
+            </w:pPr>
             <w:r>
               <w:rPr>
                 <w:rFonts w:ascii="Times New Roman" w:cs="Times New Roman" w:eastAsia="Times New Roman" w:hAnsi="Times New Roman"/>
@@ -7237,6 +7817,10 @@
             </w:tcMar>
           </w:tcPr>
           <w:p>
+            <w:pPr>
+              <w:keepNext/>
+              <w:keepLines/>
+            </w:pPr>
             <w:r>
               <w:rPr>
                 <w:rFonts w:ascii="Times New Roman" w:cs="Times New Roman" w:eastAsia="Times New Roman" w:hAnsi="Times New Roman"/>
@@ -7266,6 +7850,10 @@
             </w:tcMar>
           </w:tcPr>
           <w:p>
+            <w:pPr>
+              <w:keepNext/>
+              <w:keepLines/>
+            </w:pPr>
             <w:r>
               <w:rPr>
                 <w:rFonts w:ascii="Times New Roman" w:cs="Times New Roman" w:eastAsia="Times New Roman" w:hAnsi="Times New Roman"/>
@@ -7295,6 +7883,10 @@
             </w:tcMar>
           </w:tcPr>
           <w:p>
+            <w:pPr>
+              <w:keepNext/>
+              <w:keepLines/>
+            </w:pPr>
             <w:r>
               <w:rPr>
                 <w:rFonts w:ascii="Times New Roman" w:cs="Times New Roman" w:eastAsia="Times New Roman" w:hAnsi="Times New Roman"/>
@@ -7324,6 +7916,10 @@
             </w:tcMar>
           </w:tcPr>
           <w:p>
+            <w:pPr>
+              <w:keepNext/>
+              <w:keepLines/>
+            </w:pPr>
             <w:r>
               <w:rPr>
                 <w:rFonts w:ascii="Times New Roman" w:cs="Times New Roman" w:eastAsia="Times New Roman" w:hAnsi="Times New Roman"/>
@@ -7353,6 +7949,10 @@
             </w:tcMar>
           </w:tcPr>
           <w:p>
+            <w:pPr>
+              <w:keepNext/>
+              <w:keepLines/>
+            </w:pPr>
             <w:r>
               <w:rPr>
                 <w:rFonts w:ascii="Times New Roman" w:cs="Times New Roman" w:eastAsia="Times New Roman" w:hAnsi="Times New Roman"/>
@@ -7388,6 +7988,10 @@
             </w:tcMar>
           </w:tcPr>
           <w:p>
+            <w:pPr>
+              <w:keepNext/>
+              <w:keepLines/>
+            </w:pPr>
             <w:r>
               <w:rPr>
                 <w:rFonts w:ascii="Times New Roman" w:cs="Times New Roman" w:eastAsia="Times New Roman" w:hAnsi="Times New Roman"/>
@@ -7417,6 +8021,10 @@
             </w:tcMar>
           </w:tcPr>
           <w:p>
+            <w:pPr>
+              <w:keepNext/>
+              <w:keepLines/>
+            </w:pPr>
             <w:r>
               <w:rPr>
                 <w:rFonts w:ascii="Times New Roman" w:cs="Times New Roman" w:eastAsia="Times New Roman" w:hAnsi="Times New Roman"/>
@@ -7446,6 +8054,10 @@
             </w:tcMar>
           </w:tcPr>
           <w:p>
+            <w:pPr>
+              <w:keepNext/>
+              <w:keepLines/>
+            </w:pPr>
             <w:r>
               <w:rPr>
                 <w:rFonts w:ascii="Times New Roman" w:cs="Times New Roman" w:eastAsia="Times New Roman" w:hAnsi="Times New Roman"/>
@@ -7475,6 +8087,10 @@
             </w:tcMar>
           </w:tcPr>
           <w:p>
+            <w:pPr>
+              <w:keepNext/>
+              <w:keepLines/>
+            </w:pPr>
             <w:r>
               <w:rPr>
                 <w:rFonts w:ascii="Times New Roman" w:cs="Times New Roman" w:eastAsia="Times New Roman" w:hAnsi="Times New Roman"/>
@@ -7504,6 +8120,10 @@
             </w:tcMar>
           </w:tcPr>
           <w:p>
+            <w:pPr>
+              <w:keepNext/>
+              <w:keepLines/>
+            </w:pPr>
             <w:r>
               <w:rPr>
                 <w:rFonts w:ascii="Times New Roman" w:cs="Times New Roman" w:eastAsia="Times New Roman" w:hAnsi="Times New Roman"/>
@@ -7539,6 +8159,10 @@
             </w:tcMar>
           </w:tcPr>
           <w:p>
+            <w:pPr>
+              <w:keepNext/>
+              <w:keepLines/>
+            </w:pPr>
             <w:r>
               <w:rPr>
                 <w:rFonts w:ascii="Times New Roman" w:cs="Times New Roman" w:eastAsia="Times New Roman" w:hAnsi="Times New Roman"/>
@@ -7568,6 +8192,10 @@
             </w:tcMar>
           </w:tcPr>
           <w:p>
+            <w:pPr>
+              <w:keepNext/>
+              <w:keepLines/>
+            </w:pPr>
             <w:r>
               <w:rPr>
                 <w:rFonts w:ascii="Times New Roman" w:cs="Times New Roman" w:eastAsia="Times New Roman" w:hAnsi="Times New Roman"/>
@@ -7597,6 +8225,10 @@
             </w:tcMar>
           </w:tcPr>
           <w:p>
+            <w:pPr>
+              <w:keepNext/>
+              <w:keepLines/>
+            </w:pPr>
             <w:r>
               <w:rPr>
                 <w:rFonts w:ascii="Times New Roman" w:cs="Times New Roman" w:eastAsia="Times New Roman" w:hAnsi="Times New Roman"/>
@@ -7626,6 +8258,10 @@
             </w:tcMar>
           </w:tcPr>
           <w:p>
+            <w:pPr>
+              <w:keepNext/>
+              <w:keepLines/>
+            </w:pPr>
             <w:r>
               <w:rPr>
                 <w:rFonts w:ascii="Times New Roman" w:cs="Times New Roman" w:eastAsia="Times New Roman" w:hAnsi="Times New Roman"/>
@@ -7655,6 +8291,10 @@
             </w:tcMar>
           </w:tcPr>
           <w:p>
+            <w:pPr>
+              <w:keepNext/>
+              <w:keepLines/>
+            </w:pPr>
             <w:r>
               <w:rPr>
                 <w:rFonts w:ascii="Times New Roman" w:cs="Times New Roman" w:eastAsia="Times New Roman" w:hAnsi="Times New Roman"/>
@@ -7690,6 +8330,10 @@
             </w:tcMar>
           </w:tcPr>
           <w:p>
+            <w:pPr>
+              <w:keepNext/>
+              <w:keepLines/>
+            </w:pPr>
             <w:r>
               <w:rPr>
                 <w:rFonts w:ascii="Times New Roman" w:cs="Times New Roman" w:eastAsia="Times New Roman" w:hAnsi="Times New Roman"/>
@@ -7719,6 +8363,10 @@
             </w:tcMar>
           </w:tcPr>
           <w:p>
+            <w:pPr>
+              <w:keepNext/>
+              <w:keepLines/>
+            </w:pPr>
             <w:r>
               <w:rPr>
                 <w:rFonts w:ascii="Times New Roman" w:cs="Times New Roman" w:eastAsia="Times New Roman" w:hAnsi="Times New Roman"/>
@@ -7748,6 +8396,10 @@
             </w:tcMar>
           </w:tcPr>
           <w:p>
+            <w:pPr>
+              <w:keepNext/>
+              <w:keepLines/>
+            </w:pPr>
             <w:r>
               <w:rPr>
                 <w:rFonts w:ascii="Times New Roman" w:cs="Times New Roman" w:eastAsia="Times New Roman" w:hAnsi="Times New Roman"/>
@@ -7777,6 +8429,10 @@
             </w:tcMar>
           </w:tcPr>
           <w:p>
+            <w:pPr>
+              <w:keepNext/>
+              <w:keepLines/>
+            </w:pPr>
             <w:r>
               <w:rPr>
                 <w:rFonts w:ascii="Times New Roman" w:cs="Times New Roman" w:eastAsia="Times New Roman" w:hAnsi="Times New Roman"/>
@@ -7806,6 +8462,10 @@
             </w:tcMar>
           </w:tcPr>
           <w:p>
+            <w:pPr>
+              <w:keepNext/>
+              <w:keepLines/>
+            </w:pPr>
             <w:r>
               <w:rPr>
                 <w:rFonts w:ascii="Times New Roman" w:cs="Times New Roman" w:eastAsia="Times New Roman" w:hAnsi="Times New Roman"/>
@@ -7841,6 +8501,10 @@
             </w:tcMar>
           </w:tcPr>
           <w:p>
+            <w:pPr>
+              <w:keepNext/>
+              <w:keepLines/>
+            </w:pPr>
             <w:r>
               <w:rPr>
                 <w:rFonts w:ascii="Times New Roman" w:cs="Times New Roman" w:eastAsia="Times New Roman" w:hAnsi="Times New Roman"/>
@@ -7870,6 +8534,10 @@
             </w:tcMar>
           </w:tcPr>
           <w:p>
+            <w:pPr>
+              <w:keepNext/>
+              <w:keepLines/>
+            </w:pPr>
             <w:r>
               <w:rPr>
                 <w:rFonts w:ascii="Times New Roman" w:cs="Times New Roman" w:eastAsia="Times New Roman" w:hAnsi="Times New Roman"/>
@@ -7899,6 +8567,10 @@
             </w:tcMar>
           </w:tcPr>
           <w:p>
+            <w:pPr>
+              <w:keepNext/>
+              <w:keepLines/>
+            </w:pPr>
             <w:r>
               <w:rPr>
                 <w:rFonts w:ascii="Times New Roman" w:cs="Times New Roman" w:eastAsia="Times New Roman" w:hAnsi="Times New Roman"/>
@@ -7928,6 +8600,10 @@
             </w:tcMar>
           </w:tcPr>
           <w:p>
+            <w:pPr>
+              <w:keepNext/>
+              <w:keepLines/>
+            </w:pPr>
             <w:r>
               <w:rPr>
                 <w:rFonts w:ascii="Times New Roman" w:cs="Times New Roman" w:eastAsia="Times New Roman" w:hAnsi="Times New Roman"/>
@@ -7957,6 +8633,10 @@
             </w:tcMar>
           </w:tcPr>
           <w:p>
+            <w:pPr>
+              <w:keepNext/>
+              <w:keepLines/>
+            </w:pPr>
             <w:r>
               <w:rPr>
                 <w:rFonts w:ascii="Times New Roman" w:cs="Times New Roman" w:eastAsia="Times New Roman" w:hAnsi="Times New Roman"/>
@@ -7992,6 +8672,10 @@
             </w:tcMar>
           </w:tcPr>
           <w:p>
+            <w:pPr>
+              <w:keepNext/>
+              <w:keepLines/>
+            </w:pPr>
             <w:r>
               <w:rPr>
                 <w:rFonts w:ascii="Times New Roman" w:cs="Times New Roman" w:eastAsia="Times New Roman" w:hAnsi="Times New Roman"/>
@@ -8021,6 +8705,10 @@
             </w:tcMar>
           </w:tcPr>
           <w:p>
+            <w:pPr>
+              <w:keepNext/>
+              <w:keepLines/>
+            </w:pPr>
             <w:r>
               <w:rPr>
                 <w:rFonts w:ascii="Times New Roman" w:cs="Times New Roman" w:eastAsia="Times New Roman" w:hAnsi="Times New Roman"/>
@@ -8050,6 +8738,10 @@
             </w:tcMar>
           </w:tcPr>
           <w:p>
+            <w:pPr>
+              <w:keepNext/>
+              <w:keepLines/>
+            </w:pPr>
             <w:r>
               <w:rPr>
                 <w:rFonts w:ascii="Times New Roman" w:cs="Times New Roman" w:eastAsia="Times New Roman" w:hAnsi="Times New Roman"/>
@@ -8079,6 +8771,10 @@
             </w:tcMar>
           </w:tcPr>
           <w:p>
+            <w:pPr>
+              <w:keepNext/>
+              <w:keepLines/>
+            </w:pPr>
             <w:r>
               <w:rPr>
                 <w:rFonts w:ascii="Times New Roman" w:cs="Times New Roman" w:eastAsia="Times New Roman" w:hAnsi="Times New Roman"/>
@@ -8108,6 +8804,10 @@
             </w:tcMar>
           </w:tcPr>
           <w:p>
+            <w:pPr>
+              <w:keepNext/>
+              <w:keepLines/>
+            </w:pPr>
             <w:r>
               <w:rPr>
                 <w:rFonts w:ascii="Times New Roman" w:cs="Times New Roman" w:eastAsia="Times New Roman" w:hAnsi="Times New Roman"/>
@@ -8143,6 +8843,10 @@
             </w:tcMar>
           </w:tcPr>
           <w:p>
+            <w:pPr>
+              <w:keepNext w:val="false"/>
+              <w:keepLines/>
+            </w:pPr>
             <w:r>
               <w:rPr>
                 <w:rFonts w:ascii="Times New Roman" w:cs="Times New Roman" w:eastAsia="Times New Roman" w:hAnsi="Times New Roman"/>
@@ -8172,6 +8876,10 @@
             </w:tcMar>
           </w:tcPr>
           <w:p>
+            <w:pPr>
+              <w:keepNext w:val="false"/>
+              <w:keepLines/>
+            </w:pPr>
             <w:r>
               <w:rPr>
                 <w:rFonts w:ascii="Times New Roman" w:cs="Times New Roman" w:eastAsia="Times New Roman" w:hAnsi="Times New Roman"/>
@@ -8201,6 +8909,10 @@
             </w:tcMar>
           </w:tcPr>
           <w:p>
+            <w:pPr>
+              <w:keepNext w:val="false"/>
+              <w:keepLines/>
+            </w:pPr>
             <w:r>
               <w:rPr>
                 <w:rFonts w:ascii="Times New Roman" w:cs="Times New Roman" w:eastAsia="Times New Roman" w:hAnsi="Times New Roman"/>
@@ -8230,6 +8942,10 @@
             </w:tcMar>
           </w:tcPr>
           <w:p>
+            <w:pPr>
+              <w:keepNext w:val="false"/>
+              <w:keepLines/>
+            </w:pPr>
             <w:r>
               <w:rPr>
                 <w:rFonts w:ascii="Times New Roman" w:cs="Times New Roman" w:eastAsia="Times New Roman" w:hAnsi="Times New Roman"/>
@@ -8259,6 +8975,10 @@
             </w:tcMar>
           </w:tcPr>
           <w:p>
+            <w:pPr>
+              <w:keepNext w:val="false"/>
+              <w:keepLines/>
+            </w:pPr>
             <w:r>
               <w:rPr>
                 <w:rFonts w:ascii="Times New Roman" w:cs="Times New Roman" w:eastAsia="Times New Roman" w:hAnsi="Times New Roman"/>
@@ -8370,6 +9090,10 @@
             </w:tcMar>
           </w:tcPr>
           <w:p>
+            <w:pPr>
+              <w:keepNext/>
+              <w:keepLines/>
+            </w:pPr>
             <w:r>
               <w:rPr>
                 <w:rFonts w:ascii="Times New Roman" w:cs="Times New Roman" w:eastAsia="Times New Roman" w:hAnsi="Times New Roman"/>
@@ -8400,6 +9124,10 @@
             </w:tcMar>
           </w:tcPr>
           <w:p>
+            <w:pPr>
+              <w:keepNext/>
+              <w:keepLines/>
+            </w:pPr>
             <w:r>
               <w:rPr>
                 <w:rFonts w:ascii="Times New Roman" w:cs="Times New Roman" w:eastAsia="Times New Roman" w:hAnsi="Times New Roman"/>
@@ -8430,6 +9158,10 @@
             </w:tcMar>
           </w:tcPr>
           <w:p>
+            <w:pPr>
+              <w:keepNext/>
+              <w:keepLines/>
+            </w:pPr>
             <w:r>
               <w:rPr>
                 <w:rFonts w:ascii="Times New Roman" w:cs="Times New Roman" w:eastAsia="Times New Roman" w:hAnsi="Times New Roman"/>
@@ -8460,6 +9192,10 @@
             </w:tcMar>
           </w:tcPr>
           <w:p>
+            <w:pPr>
+              <w:keepNext/>
+              <w:keepLines/>
+            </w:pPr>
             <w:r>
               <w:rPr>
                 <w:rFonts w:ascii="Times New Roman" w:cs="Times New Roman" w:eastAsia="Times New Roman" w:hAnsi="Times New Roman"/>
@@ -8490,6 +9226,10 @@
             </w:tcMar>
           </w:tcPr>
           <w:p>
+            <w:pPr>
+              <w:keepNext/>
+              <w:keepLines/>
+            </w:pPr>
             <w:r>
               <w:rPr>
                 <w:rFonts w:ascii="Times New Roman" w:cs="Times New Roman" w:eastAsia="Times New Roman" w:hAnsi="Times New Roman"/>
@@ -8520,6 +9260,10 @@
             </w:tcMar>
           </w:tcPr>
           <w:p>
+            <w:pPr>
+              <w:keepNext/>
+              <w:keepLines/>
+            </w:pPr>
             <w:r>
               <w:rPr>
                 <w:rFonts w:ascii="Times New Roman" w:cs="Times New Roman" w:eastAsia="Times New Roman" w:hAnsi="Times New Roman"/>
@@ -8555,6 +9299,10 @@
             </w:tcMar>
           </w:tcPr>
           <w:p>
+            <w:pPr>
+              <w:keepNext/>
+              <w:keepLines/>
+            </w:pPr>
             <w:r>
               <w:rPr>
                 <w:rFonts w:ascii="Times New Roman" w:cs="Times New Roman" w:eastAsia="Times New Roman" w:hAnsi="Times New Roman"/>
@@ -8584,6 +9332,10 @@
             </w:tcMar>
           </w:tcPr>
           <w:p>
+            <w:pPr>
+              <w:keepNext/>
+              <w:keepLines/>
+            </w:pPr>
             <w:r>
               <w:rPr>
                 <w:rFonts w:ascii="Times New Roman" w:cs="Times New Roman" w:eastAsia="Times New Roman" w:hAnsi="Times New Roman"/>
@@ -8613,6 +9365,10 @@
             </w:tcMar>
           </w:tcPr>
           <w:p>
+            <w:pPr>
+              <w:keepNext/>
+              <w:keepLines/>
+            </w:pPr>
             <w:r>
               <w:rPr>
                 <w:rFonts w:ascii="Times New Roman" w:cs="Times New Roman" w:eastAsia="Times New Roman" w:hAnsi="Times New Roman"/>
@@ -8642,6 +9398,10 @@
             </w:tcMar>
           </w:tcPr>
           <w:p>
+            <w:pPr>
+              <w:keepNext/>
+              <w:keepLines/>
+            </w:pPr>
             <w:r>
               <w:rPr>
                 <w:rFonts w:ascii="Times New Roman" w:cs="Times New Roman" w:eastAsia="Times New Roman" w:hAnsi="Times New Roman"/>
@@ -8671,6 +9431,10 @@
             </w:tcMar>
           </w:tcPr>
           <w:p>
+            <w:pPr>
+              <w:keepNext/>
+              <w:keepLines/>
+            </w:pPr>
             <w:r>
               <w:rPr>
                 <w:rFonts w:ascii="Times New Roman" w:cs="Times New Roman" w:eastAsia="Times New Roman" w:hAnsi="Times New Roman"/>
@@ -8700,6 +9464,10 @@
             </w:tcMar>
           </w:tcPr>
           <w:p>
+            <w:pPr>
+              <w:keepNext/>
+              <w:keepLines/>
+            </w:pPr>
             <w:r>
               <w:rPr>
                 <w:rFonts w:ascii="Times New Roman" w:cs="Times New Roman" w:eastAsia="Times New Roman" w:hAnsi="Times New Roman"/>
@@ -8735,6 +9503,10 @@
             </w:tcMar>
           </w:tcPr>
           <w:p>
+            <w:pPr>
+              <w:keepNext/>
+              <w:keepLines/>
+            </w:pPr>
             <w:r>
               <w:rPr>
                 <w:rFonts w:ascii="Times New Roman" w:cs="Times New Roman" w:eastAsia="Times New Roman" w:hAnsi="Times New Roman"/>
@@ -8764,6 +9536,10 @@
             </w:tcMar>
           </w:tcPr>
           <w:p>
+            <w:pPr>
+              <w:keepNext/>
+              <w:keepLines/>
+            </w:pPr>
             <w:r>
               <w:rPr>
                 <w:rFonts w:ascii="Times New Roman" w:cs="Times New Roman" w:eastAsia="Times New Roman" w:hAnsi="Times New Roman"/>
@@ -8793,6 +9569,10 @@
             </w:tcMar>
           </w:tcPr>
           <w:p>
+            <w:pPr>
+              <w:keepNext/>
+              <w:keepLines/>
+            </w:pPr>
             <w:r>
               <w:rPr>
                 <w:rFonts w:ascii="Times New Roman" w:cs="Times New Roman" w:eastAsia="Times New Roman" w:hAnsi="Times New Roman"/>
@@ -8822,6 +9602,10 @@
             </w:tcMar>
           </w:tcPr>
           <w:p>
+            <w:pPr>
+              <w:keepNext/>
+              <w:keepLines/>
+            </w:pPr>
             <w:r>
               <w:rPr>
                 <w:rFonts w:ascii="Times New Roman" w:cs="Times New Roman" w:eastAsia="Times New Roman" w:hAnsi="Times New Roman"/>
@@ -8851,6 +9635,10 @@
             </w:tcMar>
           </w:tcPr>
           <w:p>
+            <w:pPr>
+              <w:keepNext/>
+              <w:keepLines/>
+            </w:pPr>
             <w:r>
               <w:rPr>
                 <w:rFonts w:ascii="Times New Roman" w:cs="Times New Roman" w:eastAsia="Times New Roman" w:hAnsi="Times New Roman"/>
@@ -8880,6 +9668,10 @@
             </w:tcMar>
           </w:tcPr>
           <w:p>
+            <w:pPr>
+              <w:keepNext/>
+              <w:keepLines/>
+            </w:pPr>
             <w:r>
               <w:rPr>
                 <w:rFonts w:ascii="Times New Roman" w:cs="Times New Roman" w:eastAsia="Times New Roman" w:hAnsi="Times New Roman"/>
@@ -8915,6 +9707,10 @@
             </w:tcMar>
           </w:tcPr>
           <w:p>
+            <w:pPr>
+              <w:keepNext w:val="false"/>
+              <w:keepLines/>
+            </w:pPr>
             <w:r>
               <w:rPr>
                 <w:rFonts w:ascii="Times New Roman" w:cs="Times New Roman" w:eastAsia="Times New Roman" w:hAnsi="Times New Roman"/>
@@ -8944,6 +9740,10 @@
             </w:tcMar>
           </w:tcPr>
           <w:p>
+            <w:pPr>
+              <w:keepNext w:val="false"/>
+              <w:keepLines/>
+            </w:pPr>
             <w:r>
               <w:rPr>
                 <w:rFonts w:ascii="Times New Roman" w:cs="Times New Roman" w:eastAsia="Times New Roman" w:hAnsi="Times New Roman"/>
@@ -8973,6 +9773,10 @@
             </w:tcMar>
           </w:tcPr>
           <w:p>
+            <w:pPr>
+              <w:keepNext w:val="false"/>
+              <w:keepLines/>
+            </w:pPr>
             <w:r>
               <w:rPr>
                 <w:rFonts w:ascii="Times New Roman" w:cs="Times New Roman" w:eastAsia="Times New Roman" w:hAnsi="Times New Roman"/>
@@ -9002,6 +9806,10 @@
             </w:tcMar>
           </w:tcPr>
           <w:p>
+            <w:pPr>
+              <w:keepNext w:val="false"/>
+              <w:keepLines/>
+            </w:pPr>
             <w:r>
               <w:rPr>
                 <w:rFonts w:ascii="Times New Roman" w:cs="Times New Roman" w:eastAsia="Times New Roman" w:hAnsi="Times New Roman"/>
@@ -9031,6 +9839,10 @@
             </w:tcMar>
           </w:tcPr>
           <w:p>
+            <w:pPr>
+              <w:keepNext w:val="false"/>
+              <w:keepLines/>
+            </w:pPr>
             <w:r>
               <w:rPr>
                 <w:rFonts w:ascii="Times New Roman" w:cs="Times New Roman" w:eastAsia="Times New Roman" w:hAnsi="Times New Roman"/>
@@ -9060,6 +9872,10 @@
             </w:tcMar>
           </w:tcPr>
           <w:p>
+            <w:pPr>
+              <w:keepNext w:val="false"/>
+              <w:keepLines/>
+            </w:pPr>
             <w:r>
               <w:rPr>
                 <w:rFonts w:ascii="Times New Roman" w:cs="Times New Roman" w:eastAsia="Times New Roman" w:hAnsi="Times New Roman"/>
@@ -9082,6 +9898,7 @@
     <w:p>
       <w:pPr>
         <w:pStyle w:val="Heading2"/>
+        <w:keepNext/>
         <w:spacing w:after="100" w:before="220"/>
       </w:pPr>
       <w:r>
@@ -9167,6 +9984,10 @@
             </w:tcMar>
           </w:tcPr>
           <w:p>
+            <w:pPr>
+              <w:keepNext/>
+              <w:keepLines/>
+            </w:pPr>
             <w:r>
               <w:rPr>
                 <w:rFonts w:ascii="Times New Roman" w:cs="Times New Roman" w:eastAsia="Times New Roman" w:hAnsi="Times New Roman"/>
@@ -9197,6 +10018,10 @@
             </w:tcMar>
           </w:tcPr>
           <w:p>
+            <w:pPr>
+              <w:keepNext/>
+              <w:keepLines/>
+            </w:pPr>
             <w:r>
               <w:rPr>
                 <w:rFonts w:ascii="Times New Roman" w:cs="Times New Roman" w:eastAsia="Times New Roman" w:hAnsi="Times New Roman"/>
@@ -9227,6 +10052,10 @@
             </w:tcMar>
           </w:tcPr>
           <w:p>
+            <w:pPr>
+              <w:keepNext/>
+              <w:keepLines/>
+            </w:pPr>
             <w:r>
               <w:rPr>
                 <w:rFonts w:ascii="Times New Roman" w:cs="Times New Roman" w:eastAsia="Times New Roman" w:hAnsi="Times New Roman"/>
@@ -9257,6 +10086,10 @@
             </w:tcMar>
           </w:tcPr>
           <w:p>
+            <w:pPr>
+              <w:keepNext/>
+              <w:keepLines/>
+            </w:pPr>
             <w:r>
               <w:rPr>
                 <w:rFonts w:ascii="Times New Roman" w:cs="Times New Roman" w:eastAsia="Times New Roman" w:hAnsi="Times New Roman"/>
@@ -9292,6 +10125,10 @@
             </w:tcMar>
           </w:tcPr>
           <w:p>
+            <w:pPr>
+              <w:keepNext/>
+              <w:keepLines/>
+            </w:pPr>
             <w:r>
               <w:rPr>
                 <w:rFonts w:ascii="Times New Roman" w:cs="Times New Roman" w:eastAsia="Times New Roman" w:hAnsi="Times New Roman"/>
@@ -9321,6 +10158,10 @@
             </w:tcMar>
           </w:tcPr>
           <w:p>
+            <w:pPr>
+              <w:keepNext/>
+              <w:keepLines/>
+            </w:pPr>
             <w:r>
               <w:rPr>
                 <w:rFonts w:ascii="Times New Roman" w:cs="Times New Roman" w:eastAsia="Times New Roman" w:hAnsi="Times New Roman"/>
@@ -9350,6 +10191,10 @@
             </w:tcMar>
           </w:tcPr>
           <w:p>
+            <w:pPr>
+              <w:keepNext/>
+              <w:keepLines/>
+            </w:pPr>
             <w:r>
               <w:rPr>
                 <w:rFonts w:ascii="Times New Roman" w:cs="Times New Roman" w:eastAsia="Times New Roman" w:hAnsi="Times New Roman"/>
@@ -9379,6 +10224,10 @@
             </w:tcMar>
           </w:tcPr>
           <w:p>
+            <w:pPr>
+              <w:keepNext/>
+              <w:keepLines/>
+            </w:pPr>
             <w:r>
               <w:rPr>
                 <w:rFonts w:ascii="Times New Roman" w:cs="Times New Roman" w:eastAsia="Times New Roman" w:hAnsi="Times New Roman"/>
@@ -9414,6 +10263,10 @@
             </w:tcMar>
           </w:tcPr>
           <w:p>
+            <w:pPr>
+              <w:keepNext/>
+              <w:keepLines/>
+            </w:pPr>
             <w:r>
               <w:rPr>
                 <w:rFonts w:ascii="Times New Roman" w:cs="Times New Roman" w:eastAsia="Times New Roman" w:hAnsi="Times New Roman"/>
@@ -9443,6 +10296,10 @@
             </w:tcMar>
           </w:tcPr>
           <w:p>
+            <w:pPr>
+              <w:keepNext/>
+              <w:keepLines/>
+            </w:pPr>
             <w:r>
               <w:rPr>
                 <w:rFonts w:ascii="Times New Roman" w:cs="Times New Roman" w:eastAsia="Times New Roman" w:hAnsi="Times New Roman"/>
@@ -9472,6 +10329,10 @@
             </w:tcMar>
           </w:tcPr>
           <w:p>
+            <w:pPr>
+              <w:keepNext/>
+              <w:keepLines/>
+            </w:pPr>
             <w:r>
               <w:rPr>
                 <w:rFonts w:ascii="Times New Roman" w:cs="Times New Roman" w:eastAsia="Times New Roman" w:hAnsi="Times New Roman"/>
@@ -9501,6 +10362,10 @@
             </w:tcMar>
           </w:tcPr>
           <w:p>
+            <w:pPr>
+              <w:keepNext/>
+              <w:keepLines/>
+            </w:pPr>
             <w:r>
               <w:rPr>
                 <w:rFonts w:ascii="Times New Roman" w:cs="Times New Roman" w:eastAsia="Times New Roman" w:hAnsi="Times New Roman"/>
@@ -9536,6 +10401,10 @@
             </w:tcMar>
           </w:tcPr>
           <w:p>
+            <w:pPr>
+              <w:keepNext/>
+              <w:keepLines/>
+            </w:pPr>
             <w:r>
               <w:rPr>
                 <w:rFonts w:ascii="Times New Roman" w:cs="Times New Roman" w:eastAsia="Times New Roman" w:hAnsi="Times New Roman"/>
@@ -9565,6 +10434,10 @@
             </w:tcMar>
           </w:tcPr>
           <w:p>
+            <w:pPr>
+              <w:keepNext/>
+              <w:keepLines/>
+            </w:pPr>
             <w:r>
               <w:rPr>
                 <w:rFonts w:ascii="Times New Roman" w:cs="Times New Roman" w:eastAsia="Times New Roman" w:hAnsi="Times New Roman"/>
@@ -9594,6 +10467,10 @@
             </w:tcMar>
           </w:tcPr>
           <w:p>
+            <w:pPr>
+              <w:keepNext/>
+              <w:keepLines/>
+            </w:pPr>
             <w:r>
               <w:rPr>
                 <w:rFonts w:ascii="Times New Roman" w:cs="Times New Roman" w:eastAsia="Times New Roman" w:hAnsi="Times New Roman"/>
@@ -9623,6 +10500,10 @@
             </w:tcMar>
           </w:tcPr>
           <w:p>
+            <w:pPr>
+              <w:keepNext/>
+              <w:keepLines/>
+            </w:pPr>
             <w:r>
               <w:rPr>
                 <w:rFonts w:ascii="Times New Roman" w:cs="Times New Roman" w:eastAsia="Times New Roman" w:hAnsi="Times New Roman"/>
@@ -9658,6 +10539,10 @@
             </w:tcMar>
           </w:tcPr>
           <w:p>
+            <w:pPr>
+              <w:keepNext/>
+              <w:keepLines/>
+            </w:pPr>
             <w:r>
               <w:rPr>
                 <w:rFonts w:ascii="Times New Roman" w:cs="Times New Roman" w:eastAsia="Times New Roman" w:hAnsi="Times New Roman"/>
@@ -9687,6 +10572,10 @@
             </w:tcMar>
           </w:tcPr>
           <w:p>
+            <w:pPr>
+              <w:keepNext/>
+              <w:keepLines/>
+            </w:pPr>
             <w:r>
               <w:rPr>
                 <w:rFonts w:ascii="Times New Roman" w:cs="Times New Roman" w:eastAsia="Times New Roman" w:hAnsi="Times New Roman"/>
@@ -9716,6 +10605,10 @@
             </w:tcMar>
           </w:tcPr>
           <w:p>
+            <w:pPr>
+              <w:keepNext/>
+              <w:keepLines/>
+            </w:pPr>
             <w:r>
               <w:rPr>
                 <w:rFonts w:ascii="Times New Roman" w:cs="Times New Roman" w:eastAsia="Times New Roman" w:hAnsi="Times New Roman"/>
@@ -9745,6 +10638,10 @@
             </w:tcMar>
           </w:tcPr>
           <w:p>
+            <w:pPr>
+              <w:keepNext/>
+              <w:keepLines/>
+            </w:pPr>
             <w:r>
               <w:rPr>
                 <w:rFonts w:ascii="Times New Roman" w:cs="Times New Roman" w:eastAsia="Times New Roman" w:hAnsi="Times New Roman"/>
@@ -9780,6 +10677,10 @@
             </w:tcMar>
           </w:tcPr>
           <w:p>
+            <w:pPr>
+              <w:keepNext/>
+              <w:keepLines/>
+            </w:pPr>
             <w:r>
               <w:rPr>
                 <w:rFonts w:ascii="Times New Roman" w:cs="Times New Roman" w:eastAsia="Times New Roman" w:hAnsi="Times New Roman"/>
@@ -9809,6 +10710,10 @@
             </w:tcMar>
           </w:tcPr>
           <w:p>
+            <w:pPr>
+              <w:keepNext/>
+              <w:keepLines/>
+            </w:pPr>
             <w:r>
               <w:rPr>
                 <w:rFonts w:ascii="Times New Roman" w:cs="Times New Roman" w:eastAsia="Times New Roman" w:hAnsi="Times New Roman"/>
@@ -9838,6 +10743,10 @@
             </w:tcMar>
           </w:tcPr>
           <w:p>
+            <w:pPr>
+              <w:keepNext/>
+              <w:keepLines/>
+            </w:pPr>
             <w:r>
               <w:rPr>
                 <w:rFonts w:ascii="Times New Roman" w:cs="Times New Roman" w:eastAsia="Times New Roman" w:hAnsi="Times New Roman"/>
@@ -9867,6 +10776,10 @@
             </w:tcMar>
           </w:tcPr>
           <w:p>
+            <w:pPr>
+              <w:keepNext/>
+              <w:keepLines/>
+            </w:pPr>
             <w:r>
               <w:rPr>
                 <w:rFonts w:ascii="Times New Roman" w:cs="Times New Roman" w:eastAsia="Times New Roman" w:hAnsi="Times New Roman"/>
@@ -9902,6 +10815,10 @@
             </w:tcMar>
           </w:tcPr>
           <w:p>
+            <w:pPr>
+              <w:keepNext w:val="false"/>
+              <w:keepLines/>
+            </w:pPr>
             <w:r>
               <w:rPr>
                 <w:rFonts w:ascii="Times New Roman" w:cs="Times New Roman" w:eastAsia="Times New Roman" w:hAnsi="Times New Roman"/>
@@ -9931,6 +10848,10 @@
             </w:tcMar>
           </w:tcPr>
           <w:p>
+            <w:pPr>
+              <w:keepNext w:val="false"/>
+              <w:keepLines/>
+            </w:pPr>
             <w:r>
               <w:rPr>
                 <w:rFonts w:ascii="Times New Roman" w:cs="Times New Roman" w:eastAsia="Times New Roman" w:hAnsi="Times New Roman"/>
@@ -9960,6 +10881,10 @@
             </w:tcMar>
           </w:tcPr>
           <w:p>
+            <w:pPr>
+              <w:keepNext w:val="false"/>
+              <w:keepLines/>
+            </w:pPr>
             <w:r>
               <w:rPr>
                 <w:rFonts w:ascii="Times New Roman" w:cs="Times New Roman" w:eastAsia="Times New Roman" w:hAnsi="Times New Roman"/>
@@ -9989,6 +10914,10 @@
             </w:tcMar>
           </w:tcPr>
           <w:p>
+            <w:pPr>
+              <w:keepNext w:val="false"/>
+              <w:keepLines/>
+            </w:pPr>
             <w:r>
               <w:rPr>
                 <w:rFonts w:ascii="Times New Roman" w:cs="Times New Roman" w:eastAsia="Times New Roman" w:hAnsi="Times New Roman"/>
@@ -10143,6 +11072,10 @@
             </w:tcMar>
           </w:tcPr>
           <w:p>
+            <w:pPr>
+              <w:keepNext/>
+              <w:keepLines/>
+            </w:pPr>
             <w:r>
               <w:rPr>
                 <w:rFonts w:ascii="Times New Roman" w:cs="Times New Roman" w:eastAsia="Times New Roman" w:hAnsi="Times New Roman"/>
@@ -10173,6 +11106,10 @@
             </w:tcMar>
           </w:tcPr>
           <w:p>
+            <w:pPr>
+              <w:keepNext/>
+              <w:keepLines/>
+            </w:pPr>
             <w:r>
               <w:rPr>
                 <w:rFonts w:ascii="Times New Roman" w:cs="Times New Roman" w:eastAsia="Times New Roman" w:hAnsi="Times New Roman"/>
@@ -10203,6 +11140,10 @@
             </w:tcMar>
           </w:tcPr>
           <w:p>
+            <w:pPr>
+              <w:keepNext/>
+              <w:keepLines/>
+            </w:pPr>
             <w:r>
               <w:rPr>
                 <w:rFonts w:ascii="Times New Roman" w:cs="Times New Roman" w:eastAsia="Times New Roman" w:hAnsi="Times New Roman"/>
@@ -10238,6 +11179,10 @@
             </w:tcMar>
           </w:tcPr>
           <w:p>
+            <w:pPr>
+              <w:keepNext/>
+              <w:keepLines/>
+            </w:pPr>
             <w:r>
               <w:rPr>
                 <w:rFonts w:ascii="Times New Roman" w:cs="Times New Roman" w:eastAsia="Times New Roman" w:hAnsi="Times New Roman"/>
@@ -10267,6 +11212,10 @@
             </w:tcMar>
           </w:tcPr>
           <w:p>
+            <w:pPr>
+              <w:keepNext/>
+              <w:keepLines/>
+            </w:pPr>
             <w:r>
               <w:rPr>
                 <w:rFonts w:ascii="Times New Roman" w:cs="Times New Roman" w:eastAsia="Times New Roman" w:hAnsi="Times New Roman"/>
@@ -10296,6 +11245,10 @@
             </w:tcMar>
           </w:tcPr>
           <w:p>
+            <w:pPr>
+              <w:keepNext/>
+              <w:keepLines/>
+            </w:pPr>
             <w:r>
               <w:rPr>
                 <w:rFonts w:ascii="Times New Roman" w:cs="Times New Roman" w:eastAsia="Times New Roman" w:hAnsi="Times New Roman"/>
@@ -10331,6 +11284,10 @@
             </w:tcMar>
           </w:tcPr>
           <w:p>
+            <w:pPr>
+              <w:keepNext/>
+              <w:keepLines/>
+            </w:pPr>
             <w:r>
               <w:rPr>
                 <w:rFonts w:ascii="Times New Roman" w:cs="Times New Roman" w:eastAsia="Times New Roman" w:hAnsi="Times New Roman"/>
@@ -10360,6 +11317,10 @@
             </w:tcMar>
           </w:tcPr>
           <w:p>
+            <w:pPr>
+              <w:keepNext/>
+              <w:keepLines/>
+            </w:pPr>
             <w:r>
               <w:rPr>
                 <w:rFonts w:ascii="Times New Roman" w:cs="Times New Roman" w:eastAsia="Times New Roman" w:hAnsi="Times New Roman"/>
@@ -10389,6 +11350,10 @@
             </w:tcMar>
           </w:tcPr>
           <w:p>
+            <w:pPr>
+              <w:keepNext/>
+              <w:keepLines/>
+            </w:pPr>
             <w:r>
               <w:rPr>
                 <w:rFonts w:ascii="Times New Roman" w:cs="Times New Roman" w:eastAsia="Times New Roman" w:hAnsi="Times New Roman"/>
@@ -10424,6 +11389,10 @@
             </w:tcMar>
           </w:tcPr>
           <w:p>
+            <w:pPr>
+              <w:keepNext w:val="false"/>
+              <w:keepLines/>
+            </w:pPr>
             <w:r>
               <w:rPr>
                 <w:rFonts w:ascii="Times New Roman" w:cs="Times New Roman" w:eastAsia="Times New Roman" w:hAnsi="Times New Roman"/>
@@ -10453,6 +11422,10 @@
             </w:tcMar>
           </w:tcPr>
           <w:p>
+            <w:pPr>
+              <w:keepNext w:val="false"/>
+              <w:keepLines/>
+            </w:pPr>
             <w:r>
               <w:rPr>
                 <w:rFonts w:ascii="Times New Roman" w:cs="Times New Roman" w:eastAsia="Times New Roman" w:hAnsi="Times New Roman"/>
@@ -10482,6 +11455,10 @@
             </w:tcMar>
           </w:tcPr>
           <w:p>
+            <w:pPr>
+              <w:keepNext w:val="false"/>
+              <w:keepLines/>
+            </w:pPr>
             <w:r>
               <w:rPr>
                 <w:rFonts w:ascii="Times New Roman" w:cs="Times New Roman" w:eastAsia="Times New Roman" w:hAnsi="Times New Roman"/>
@@ -10504,6 +11481,7 @@
     <w:p>
       <w:pPr>
         <w:pStyle w:val="Heading2"/>
+        <w:keepNext/>
         <w:spacing w:after="100" w:before="220"/>
       </w:pPr>
       <w:r>
@@ -10592,6 +11570,10 @@
             </w:tcMar>
           </w:tcPr>
           <w:p>
+            <w:pPr>
+              <w:keepNext/>
+              <w:keepLines/>
+            </w:pPr>
             <w:r>
               <w:rPr>
                 <w:rFonts w:ascii="Times New Roman" w:cs="Times New Roman" w:eastAsia="Times New Roman" w:hAnsi="Times New Roman"/>
@@ -10622,6 +11604,10 @@
             </w:tcMar>
           </w:tcPr>
           <w:p>
+            <w:pPr>
+              <w:keepNext/>
+              <w:keepLines/>
+            </w:pPr>
             <w:r>
               <w:rPr>
                 <w:rFonts w:ascii="Times New Roman" w:cs="Times New Roman" w:eastAsia="Times New Roman" w:hAnsi="Times New Roman"/>
@@ -10652,6 +11638,10 @@
             </w:tcMar>
           </w:tcPr>
           <w:p>
+            <w:pPr>
+              <w:keepNext/>
+              <w:keepLines/>
+            </w:pPr>
             <w:r>
               <w:rPr>
                 <w:rFonts w:ascii="Times New Roman" w:cs="Times New Roman" w:eastAsia="Times New Roman" w:hAnsi="Times New Roman"/>
@@ -10682,6 +11672,10 @@
             </w:tcMar>
           </w:tcPr>
           <w:p>
+            <w:pPr>
+              <w:keepNext/>
+              <w:keepLines/>
+            </w:pPr>
             <w:r>
               <w:rPr>
                 <w:rFonts w:ascii="Times New Roman" w:cs="Times New Roman" w:eastAsia="Times New Roman" w:hAnsi="Times New Roman"/>
@@ -10712,6 +11706,10 @@
             </w:tcMar>
           </w:tcPr>
           <w:p>
+            <w:pPr>
+              <w:keepNext/>
+              <w:keepLines/>
+            </w:pPr>
             <w:r>
               <w:rPr>
                 <w:rFonts w:ascii="Times New Roman" w:cs="Times New Roman" w:eastAsia="Times New Roman" w:hAnsi="Times New Roman"/>
@@ -10742,6 +11740,10 @@
             </w:tcMar>
           </w:tcPr>
           <w:p>
+            <w:pPr>
+              <w:keepNext/>
+              <w:keepLines/>
+            </w:pPr>
             <w:r>
               <w:rPr>
                 <w:rFonts w:ascii="Times New Roman" w:cs="Times New Roman" w:eastAsia="Times New Roman" w:hAnsi="Times New Roman"/>
@@ -10772,6 +11774,10 @@
             </w:tcMar>
           </w:tcPr>
           <w:p>
+            <w:pPr>
+              <w:keepNext/>
+              <w:keepLines/>
+            </w:pPr>
             <w:r>
               <w:rPr>
                 <w:rFonts w:ascii="Times New Roman" w:cs="Times New Roman" w:eastAsia="Times New Roman" w:hAnsi="Times New Roman"/>
@@ -10807,6 +11813,10 @@
             </w:tcMar>
           </w:tcPr>
           <w:p>
+            <w:pPr>
+              <w:keepNext/>
+              <w:keepLines/>
+            </w:pPr>
             <w:r>
               <w:rPr>
                 <w:rFonts w:ascii="Times New Roman" w:cs="Times New Roman" w:eastAsia="Times New Roman" w:hAnsi="Times New Roman"/>
@@ -10836,6 +11846,10 @@
             </w:tcMar>
           </w:tcPr>
           <w:p>
+            <w:pPr>
+              <w:keepNext/>
+              <w:keepLines/>
+            </w:pPr>
             <w:r>
               <w:rPr>
                 <w:rFonts w:ascii="Times New Roman" w:cs="Times New Roman" w:eastAsia="Times New Roman" w:hAnsi="Times New Roman"/>
@@ -10865,6 +11879,10 @@
             </w:tcMar>
           </w:tcPr>
           <w:p>
+            <w:pPr>
+              <w:keepNext/>
+              <w:keepLines/>
+            </w:pPr>
             <w:r>
               <w:rPr>
                 <w:rFonts w:ascii="Times New Roman" w:cs="Times New Roman" w:eastAsia="Times New Roman" w:hAnsi="Times New Roman"/>
@@ -10894,6 +11912,10 @@
             </w:tcMar>
           </w:tcPr>
           <w:p>
+            <w:pPr>
+              <w:keepNext/>
+              <w:keepLines/>
+            </w:pPr>
             <w:r>
               <w:rPr>
                 <w:rFonts w:ascii="Times New Roman" w:cs="Times New Roman" w:eastAsia="Times New Roman" w:hAnsi="Times New Roman"/>
@@ -10923,6 +11945,10 @@
             </w:tcMar>
           </w:tcPr>
           <w:p>
+            <w:pPr>
+              <w:keepNext/>
+              <w:keepLines/>
+            </w:pPr>
             <w:r>
               <w:rPr>
                 <w:rFonts w:ascii="Times New Roman" w:cs="Times New Roman" w:eastAsia="Times New Roman" w:hAnsi="Times New Roman"/>
@@ -10952,6 +11978,10 @@
             </w:tcMar>
           </w:tcPr>
           <w:p>
+            <w:pPr>
+              <w:keepNext/>
+              <w:keepLines/>
+            </w:pPr>
             <w:r>
               <w:rPr>
                 <w:rFonts w:ascii="Times New Roman" w:cs="Times New Roman" w:eastAsia="Times New Roman" w:hAnsi="Times New Roman"/>
@@ -10981,6 +12011,10 @@
             </w:tcMar>
           </w:tcPr>
           <w:p>
+            <w:pPr>
+              <w:keepNext/>
+              <w:keepLines/>
+            </w:pPr>
             <w:r>
               <w:rPr>
                 <w:rFonts w:ascii="Times New Roman" w:cs="Times New Roman" w:eastAsia="Times New Roman" w:hAnsi="Times New Roman"/>
@@ -11016,6 +12050,10 @@
             </w:tcMar>
           </w:tcPr>
           <w:p>
+            <w:pPr>
+              <w:keepNext/>
+              <w:keepLines/>
+            </w:pPr>
             <w:r>
               <w:rPr>
                 <w:rFonts w:ascii="Times New Roman" w:cs="Times New Roman" w:eastAsia="Times New Roman" w:hAnsi="Times New Roman"/>
@@ -11045,6 +12083,10 @@
             </w:tcMar>
           </w:tcPr>
           <w:p>
+            <w:pPr>
+              <w:keepNext/>
+              <w:keepLines/>
+            </w:pPr>
             <w:r>
               <w:rPr>
                 <w:rFonts w:ascii="Times New Roman" w:cs="Times New Roman" w:eastAsia="Times New Roman" w:hAnsi="Times New Roman"/>
@@ -11074,6 +12116,10 @@
             </w:tcMar>
           </w:tcPr>
           <w:p>
+            <w:pPr>
+              <w:keepNext/>
+              <w:keepLines/>
+            </w:pPr>
             <w:r>
               <w:rPr>
                 <w:rFonts w:ascii="Times New Roman" w:cs="Times New Roman" w:eastAsia="Times New Roman" w:hAnsi="Times New Roman"/>
@@ -11103,6 +12149,10 @@
             </w:tcMar>
           </w:tcPr>
           <w:p>
+            <w:pPr>
+              <w:keepNext/>
+              <w:keepLines/>
+            </w:pPr>
             <w:r>
               <w:rPr>
                 <w:rFonts w:ascii="Times New Roman" w:cs="Times New Roman" w:eastAsia="Times New Roman" w:hAnsi="Times New Roman"/>
@@ -11132,6 +12182,10 @@
             </w:tcMar>
           </w:tcPr>
           <w:p>
+            <w:pPr>
+              <w:keepNext/>
+              <w:keepLines/>
+            </w:pPr>
             <w:r>
               <w:rPr>
                 <w:rFonts w:ascii="Times New Roman" w:cs="Times New Roman" w:eastAsia="Times New Roman" w:hAnsi="Times New Roman"/>
@@ -11161,6 +12215,10 @@
             </w:tcMar>
           </w:tcPr>
           <w:p>
+            <w:pPr>
+              <w:keepNext/>
+              <w:keepLines/>
+            </w:pPr>
             <w:r>
               <w:rPr>
                 <w:rFonts w:ascii="Times New Roman" w:cs="Times New Roman" w:eastAsia="Times New Roman" w:hAnsi="Times New Roman"/>
@@ -11190,6 +12248,10 @@
             </w:tcMar>
           </w:tcPr>
           <w:p>
+            <w:pPr>
+              <w:keepNext/>
+              <w:keepLines/>
+            </w:pPr>
             <w:r>
               <w:rPr>
                 <w:rFonts w:ascii="Times New Roman" w:cs="Times New Roman" w:eastAsia="Times New Roman" w:hAnsi="Times New Roman"/>
@@ -11225,6 +12287,10 @@
             </w:tcMar>
           </w:tcPr>
           <w:p>
+            <w:pPr>
+              <w:keepNext w:val="false"/>
+              <w:keepLines/>
+            </w:pPr>
             <w:r>
               <w:rPr>
                 <w:rFonts w:ascii="Times New Roman" w:cs="Times New Roman" w:eastAsia="Times New Roman" w:hAnsi="Times New Roman"/>
@@ -11254,6 +12320,10 @@
             </w:tcMar>
           </w:tcPr>
           <w:p>
+            <w:pPr>
+              <w:keepNext w:val="false"/>
+              <w:keepLines/>
+            </w:pPr>
             <w:r>
               <w:rPr>
                 <w:rFonts w:ascii="Times New Roman" w:cs="Times New Roman" w:eastAsia="Times New Roman" w:hAnsi="Times New Roman"/>
@@ -11283,6 +12353,10 @@
             </w:tcMar>
           </w:tcPr>
           <w:p>
+            <w:pPr>
+              <w:keepNext w:val="false"/>
+              <w:keepLines/>
+            </w:pPr>
             <w:r>
               <w:rPr>
                 <w:rFonts w:ascii="Times New Roman" w:cs="Times New Roman" w:eastAsia="Times New Roman" w:hAnsi="Times New Roman"/>
@@ -11312,6 +12386,10 @@
             </w:tcMar>
           </w:tcPr>
           <w:p>
+            <w:pPr>
+              <w:keepNext w:val="false"/>
+              <w:keepLines/>
+            </w:pPr>
             <w:r>
               <w:rPr>
                 <w:rFonts w:ascii="Times New Roman" w:cs="Times New Roman" w:eastAsia="Times New Roman" w:hAnsi="Times New Roman"/>
@@ -11341,6 +12419,10 @@
             </w:tcMar>
           </w:tcPr>
           <w:p>
+            <w:pPr>
+              <w:keepNext w:val="false"/>
+              <w:keepLines/>
+            </w:pPr>
             <w:r>
               <w:rPr>
                 <w:rFonts w:ascii="Times New Roman" w:cs="Times New Roman" w:eastAsia="Times New Roman" w:hAnsi="Times New Roman"/>
@@ -11370,6 +12452,10 @@
             </w:tcMar>
           </w:tcPr>
           <w:p>
+            <w:pPr>
+              <w:keepNext w:val="false"/>
+              <w:keepLines/>
+            </w:pPr>
             <w:r>
               <w:rPr>
                 <w:rFonts w:ascii="Times New Roman" w:cs="Times New Roman" w:eastAsia="Times New Roman" w:hAnsi="Times New Roman"/>
@@ -11399,6 +12485,10 @@
             </w:tcMar>
           </w:tcPr>
           <w:p>
+            <w:pPr>
+              <w:keepNext w:val="false"/>
+              <w:keepLines/>
+            </w:pPr>
             <w:r>
               <w:rPr>
                 <w:rFonts w:ascii="Times New Roman" w:cs="Times New Roman" w:eastAsia="Times New Roman" w:hAnsi="Times New Roman"/>
@@ -11499,6 +12589,7 @@
     <w:p>
       <w:pPr>
         <w:pStyle w:val="Heading1"/>
+        <w:keepNext/>
         <w:spacing w:after="140" w:before="320"/>
       </w:pPr>
       <w:r>
@@ -11529,6 +12620,7 @@
     <w:p>
       <w:pPr>
         <w:pStyle w:val="Heading2"/>
+        <w:keepNext/>
         <w:spacing w:after="100" w:before="220"/>
       </w:pPr>
       <w:r>
@@ -11623,6 +12715,7 @@
     <w:p>
       <w:pPr>
         <w:pStyle w:val="Heading2"/>
+        <w:keepNext/>
         <w:spacing w:after="100" w:before="220"/>
       </w:pPr>
       <w:r>
@@ -11695,6 +12788,10 @@
             </w:tcMar>
           </w:tcPr>
           <w:p>
+            <w:pPr>
+              <w:keepNext/>
+              <w:keepLines/>
+            </w:pPr>
             <w:r>
               <w:rPr>
                 <w:rFonts w:ascii="Times New Roman" w:cs="Times New Roman" w:eastAsia="Times New Roman" w:hAnsi="Times New Roman"/>
@@ -11725,6 +12822,10 @@
             </w:tcMar>
           </w:tcPr>
           <w:p>
+            <w:pPr>
+              <w:keepNext/>
+              <w:keepLines/>
+            </w:pPr>
             <w:r>
               <w:rPr>
                 <w:rFonts w:ascii="Times New Roman" w:cs="Times New Roman" w:eastAsia="Times New Roman" w:hAnsi="Times New Roman"/>
@@ -11755,6 +12856,10 @@
             </w:tcMar>
           </w:tcPr>
           <w:p>
+            <w:pPr>
+              <w:keepNext/>
+              <w:keepLines/>
+            </w:pPr>
             <w:r>
               <w:rPr>
                 <w:rFonts w:ascii="Times New Roman" w:cs="Times New Roman" w:eastAsia="Times New Roman" w:hAnsi="Times New Roman"/>
@@ -11785,6 +12890,10 @@
             </w:tcMar>
           </w:tcPr>
           <w:p>
+            <w:pPr>
+              <w:keepNext/>
+              <w:keepLines/>
+            </w:pPr>
             <w:r>
               <w:rPr>
                 <w:rFonts w:ascii="Times New Roman" w:cs="Times New Roman" w:eastAsia="Times New Roman" w:hAnsi="Times New Roman"/>
@@ -11815,6 +12924,10 @@
             </w:tcMar>
           </w:tcPr>
           <w:p>
+            <w:pPr>
+              <w:keepNext/>
+              <w:keepLines/>
+            </w:pPr>
             <w:r>
               <w:rPr>
                 <w:rFonts w:ascii="Times New Roman" w:cs="Times New Roman" w:eastAsia="Times New Roman" w:hAnsi="Times New Roman"/>
@@ -11850,6 +12963,10 @@
             </w:tcMar>
           </w:tcPr>
           <w:p>
+            <w:pPr>
+              <w:keepNext/>
+              <w:keepLines/>
+            </w:pPr>
             <w:r>
               <w:rPr>
                 <w:rFonts w:ascii="Times New Roman" w:cs="Times New Roman" w:eastAsia="Times New Roman" w:hAnsi="Times New Roman"/>
@@ -11879,6 +12996,10 @@
             </w:tcMar>
           </w:tcPr>
           <w:p>
+            <w:pPr>
+              <w:keepNext/>
+              <w:keepLines/>
+            </w:pPr>
             <w:r>
               <w:rPr>
                 <w:rFonts w:ascii="Times New Roman" w:cs="Times New Roman" w:eastAsia="Times New Roman" w:hAnsi="Times New Roman"/>
@@ -11908,6 +13029,10 @@
             </w:tcMar>
           </w:tcPr>
           <w:p>
+            <w:pPr>
+              <w:keepNext/>
+              <w:keepLines/>
+            </w:pPr>
             <w:r>
               <w:rPr>
                 <w:rFonts w:ascii="Times New Roman" w:cs="Times New Roman" w:eastAsia="Times New Roman" w:hAnsi="Times New Roman"/>
@@ -11937,6 +13062,10 @@
             </w:tcMar>
           </w:tcPr>
           <w:p>
+            <w:pPr>
+              <w:keepNext/>
+              <w:keepLines/>
+            </w:pPr>
             <w:r>
               <w:rPr>
                 <w:rFonts w:ascii="Times New Roman" w:cs="Times New Roman" w:eastAsia="Times New Roman" w:hAnsi="Times New Roman"/>
@@ -11966,6 +13095,10 @@
             </w:tcMar>
           </w:tcPr>
           <w:p>
+            <w:pPr>
+              <w:keepNext/>
+              <w:keepLines/>
+            </w:pPr>
             <w:r>
               <w:rPr>
                 <w:rFonts w:ascii="Times New Roman" w:cs="Times New Roman" w:eastAsia="Times New Roman" w:hAnsi="Times New Roman"/>
@@ -12001,6 +13134,10 @@
             </w:tcMar>
           </w:tcPr>
           <w:p>
+            <w:pPr>
+              <w:keepNext/>
+              <w:keepLines/>
+            </w:pPr>
             <w:r>
               <w:rPr>
                 <w:rFonts w:ascii="Times New Roman" w:cs="Times New Roman" w:eastAsia="Times New Roman" w:hAnsi="Times New Roman"/>
@@ -12030,6 +13167,10 @@
             </w:tcMar>
           </w:tcPr>
           <w:p>
+            <w:pPr>
+              <w:keepNext/>
+              <w:keepLines/>
+            </w:pPr>
             <w:r>
               <w:rPr>
                 <w:rFonts w:ascii="Times New Roman" w:cs="Times New Roman" w:eastAsia="Times New Roman" w:hAnsi="Times New Roman"/>
@@ -12059,6 +13200,10 @@
             </w:tcMar>
           </w:tcPr>
           <w:p>
+            <w:pPr>
+              <w:keepNext/>
+              <w:keepLines/>
+            </w:pPr>
             <w:r>
               <w:rPr>
                 <w:rFonts w:ascii="Times New Roman" w:cs="Times New Roman" w:eastAsia="Times New Roman" w:hAnsi="Times New Roman"/>
@@ -12088,6 +13233,10 @@
             </w:tcMar>
           </w:tcPr>
           <w:p>
+            <w:pPr>
+              <w:keepNext/>
+              <w:keepLines/>
+            </w:pPr>
             <w:r>
               <w:rPr>
                 <w:rFonts w:ascii="Times New Roman" w:cs="Times New Roman" w:eastAsia="Times New Roman" w:hAnsi="Times New Roman"/>
@@ -12117,6 +13266,10 @@
             </w:tcMar>
           </w:tcPr>
           <w:p>
+            <w:pPr>
+              <w:keepNext/>
+              <w:keepLines/>
+            </w:pPr>
             <w:r>
               <w:rPr>
                 <w:rFonts w:ascii="Times New Roman" w:cs="Times New Roman" w:eastAsia="Times New Roman" w:hAnsi="Times New Roman"/>
@@ -12152,6 +13305,10 @@
             </w:tcMar>
           </w:tcPr>
           <w:p>
+            <w:pPr>
+              <w:keepNext/>
+              <w:keepLines/>
+            </w:pPr>
             <w:r>
               <w:rPr>
                 <w:rFonts w:ascii="Times New Roman" w:cs="Times New Roman" w:eastAsia="Times New Roman" w:hAnsi="Times New Roman"/>
@@ -12181,6 +13338,10 @@
             </w:tcMar>
           </w:tcPr>
           <w:p>
+            <w:pPr>
+              <w:keepNext/>
+              <w:keepLines/>
+            </w:pPr>
             <w:r>
               <w:rPr>
                 <w:rFonts w:ascii="Times New Roman" w:cs="Times New Roman" w:eastAsia="Times New Roman" w:hAnsi="Times New Roman"/>
@@ -12210,6 +13371,10 @@
             </w:tcMar>
           </w:tcPr>
           <w:p>
+            <w:pPr>
+              <w:keepNext/>
+              <w:keepLines/>
+            </w:pPr>
             <w:r>
               <w:rPr>
                 <w:rFonts w:ascii="Times New Roman" w:cs="Times New Roman" w:eastAsia="Times New Roman" w:hAnsi="Times New Roman"/>
@@ -12239,6 +13404,10 @@
             </w:tcMar>
           </w:tcPr>
           <w:p>
+            <w:pPr>
+              <w:keepNext/>
+              <w:keepLines/>
+            </w:pPr>
             <w:r>
               <w:rPr>
                 <w:rFonts w:ascii="Times New Roman" w:cs="Times New Roman" w:eastAsia="Times New Roman" w:hAnsi="Times New Roman"/>
@@ -12268,6 +13437,10 @@
             </w:tcMar>
           </w:tcPr>
           <w:p>
+            <w:pPr>
+              <w:keepNext/>
+              <w:keepLines/>
+            </w:pPr>
             <w:r>
               <w:rPr>
                 <w:rFonts w:ascii="Times New Roman" w:cs="Times New Roman" w:eastAsia="Times New Roman" w:hAnsi="Times New Roman"/>
@@ -12303,6 +13476,10 @@
             </w:tcMar>
           </w:tcPr>
           <w:p>
+            <w:pPr>
+              <w:keepNext/>
+              <w:keepLines/>
+            </w:pPr>
             <w:r>
               <w:rPr>
                 <w:rFonts w:ascii="Times New Roman" w:cs="Times New Roman" w:eastAsia="Times New Roman" w:hAnsi="Times New Roman"/>
@@ -12332,6 +13509,10 @@
             </w:tcMar>
           </w:tcPr>
           <w:p>
+            <w:pPr>
+              <w:keepNext/>
+              <w:keepLines/>
+            </w:pPr>
             <w:r>
               <w:rPr>
                 <w:rFonts w:ascii="Times New Roman" w:cs="Times New Roman" w:eastAsia="Times New Roman" w:hAnsi="Times New Roman"/>
@@ -12361,6 +13542,10 @@
             </w:tcMar>
           </w:tcPr>
           <w:p>
+            <w:pPr>
+              <w:keepNext/>
+              <w:keepLines/>
+            </w:pPr>
             <w:r>
               <w:rPr>
                 <w:rFonts w:ascii="Times New Roman" w:cs="Times New Roman" w:eastAsia="Times New Roman" w:hAnsi="Times New Roman"/>
@@ -12390,6 +13575,10 @@
             </w:tcMar>
           </w:tcPr>
           <w:p>
+            <w:pPr>
+              <w:keepNext/>
+              <w:keepLines/>
+            </w:pPr>
             <w:r>
               <w:rPr>
                 <w:rFonts w:ascii="Times New Roman" w:cs="Times New Roman" w:eastAsia="Times New Roman" w:hAnsi="Times New Roman"/>
@@ -12419,6 +13608,10 @@
             </w:tcMar>
           </w:tcPr>
           <w:p>
+            <w:pPr>
+              <w:keepNext/>
+              <w:keepLines/>
+            </w:pPr>
             <w:r>
               <w:rPr>
                 <w:rFonts w:ascii="Times New Roman" w:cs="Times New Roman" w:eastAsia="Times New Roman" w:hAnsi="Times New Roman"/>
@@ -12454,6 +13647,10 @@
             </w:tcMar>
           </w:tcPr>
           <w:p>
+            <w:pPr>
+              <w:keepNext/>
+              <w:keepLines/>
+            </w:pPr>
             <w:r>
               <w:rPr>
                 <w:rFonts w:ascii="Times New Roman" w:cs="Times New Roman" w:eastAsia="Times New Roman" w:hAnsi="Times New Roman"/>
@@ -12483,6 +13680,10 @@
             </w:tcMar>
           </w:tcPr>
           <w:p>
+            <w:pPr>
+              <w:keepNext/>
+              <w:keepLines/>
+            </w:pPr>
             <w:r>
               <w:rPr>
                 <w:rFonts w:ascii="Times New Roman" w:cs="Times New Roman" w:eastAsia="Times New Roman" w:hAnsi="Times New Roman"/>
@@ -12512,6 +13713,10 @@
             </w:tcMar>
           </w:tcPr>
           <w:p>
+            <w:pPr>
+              <w:keepNext/>
+              <w:keepLines/>
+            </w:pPr>
             <w:r>
               <w:rPr>
                 <w:rFonts w:ascii="Times New Roman" w:cs="Times New Roman" w:eastAsia="Times New Roman" w:hAnsi="Times New Roman"/>
@@ -12541,6 +13746,10 @@
             </w:tcMar>
           </w:tcPr>
           <w:p>
+            <w:pPr>
+              <w:keepNext/>
+              <w:keepLines/>
+            </w:pPr>
             <w:r>
               <w:rPr>
                 <w:rFonts w:ascii="Times New Roman" w:cs="Times New Roman" w:eastAsia="Times New Roman" w:hAnsi="Times New Roman"/>
@@ -12570,6 +13779,10 @@
             </w:tcMar>
           </w:tcPr>
           <w:p>
+            <w:pPr>
+              <w:keepNext/>
+              <w:keepLines/>
+            </w:pPr>
             <w:r>
               <w:rPr>
                 <w:rFonts w:ascii="Times New Roman" w:cs="Times New Roman" w:eastAsia="Times New Roman" w:hAnsi="Times New Roman"/>
@@ -12605,6 +13818,10 @@
             </w:tcMar>
           </w:tcPr>
           <w:p>
+            <w:pPr>
+              <w:keepNext w:val="false"/>
+              <w:keepLines/>
+            </w:pPr>
             <w:r>
               <w:rPr>
                 <w:rFonts w:ascii="Times New Roman" w:cs="Times New Roman" w:eastAsia="Times New Roman" w:hAnsi="Times New Roman"/>
@@ -12634,6 +13851,10 @@
             </w:tcMar>
           </w:tcPr>
           <w:p>
+            <w:pPr>
+              <w:keepNext w:val="false"/>
+              <w:keepLines/>
+            </w:pPr>
             <w:r>
               <w:rPr>
                 <w:rFonts w:ascii="Times New Roman" w:cs="Times New Roman" w:eastAsia="Times New Roman" w:hAnsi="Times New Roman"/>
@@ -12663,6 +13884,10 @@
             </w:tcMar>
           </w:tcPr>
           <w:p>
+            <w:pPr>
+              <w:keepNext w:val="false"/>
+              <w:keepLines/>
+            </w:pPr>
             <w:r>
               <w:rPr>
                 <w:rFonts w:ascii="Times New Roman" w:cs="Times New Roman" w:eastAsia="Times New Roman" w:hAnsi="Times New Roman"/>
@@ -12692,6 +13917,10 @@
             </w:tcMar>
           </w:tcPr>
           <w:p>
+            <w:pPr>
+              <w:keepNext w:val="false"/>
+              <w:keepLines/>
+            </w:pPr>
             <w:r>
               <w:rPr>
                 <w:rFonts w:ascii="Times New Roman" w:cs="Times New Roman" w:eastAsia="Times New Roman" w:hAnsi="Times New Roman"/>
@@ -12721,6 +13950,10 @@
             </w:tcMar>
           </w:tcPr>
           <w:p>
+            <w:pPr>
+              <w:keepNext w:val="false"/>
+              <w:keepLines/>
+            </w:pPr>
             <w:r>
               <w:rPr>
                 <w:rFonts w:ascii="Times New Roman" w:cs="Times New Roman" w:eastAsia="Times New Roman" w:hAnsi="Times New Roman"/>
@@ -12757,6 +13990,7 @@
     <w:p>
       <w:pPr>
         <w:pStyle w:val="Heading2"/>
+        <w:keepNext/>
         <w:spacing w:after="100" w:before="220"/>
       </w:pPr>
       <w:r>
@@ -12851,6 +14085,7 @@
     <w:p>
       <w:pPr>
         <w:pStyle w:val="Heading2"/>
+        <w:keepNext/>
         <w:spacing w:after="100" w:before="220"/>
       </w:pPr>
       <w:r>
@@ -12881,6 +14116,7 @@
     <w:p>
       <w:pPr>
         <w:pStyle w:val="Heading1"/>
+        <w:keepNext/>
         <w:spacing w:after="140" w:before="320"/>
       </w:pPr>
       <w:r>
@@ -12944,6 +14180,7 @@
     <w:p>
       <w:pPr>
         <w:pStyle w:val="Heading1"/>
+        <w:keepNext/>
         <w:spacing w:after="140" w:before="320"/>
       </w:pPr>
       <w:r>

--- a/report/LexFront_Review2_Report.docx
+++ b/report/LexFront_Review2_Report.docx
@@ -682,6 +682,126 @@
     </w:p>
     <w:p>
       <w:pPr>
+        <w:keepNext w:val="false"/>
+        <w:keepLines/>
+        <w:pBdr>
+          <w:left w:val="single" w:color="888888" w:sz="12" w:space="6"/>
+        </w:pBdr>
+        <w:shd w:fill="F2F2F2" w:color="auto" w:val="clear"/>
+        <w:spacing w:after="0" w:line="260"/>
+        <w:ind w:left="200"/>
+      </w:pPr>
+      <w:r>
+        <w:rPr>
+          <w:rFonts w:ascii="Courier New" w:cs="Courier New" w:eastAsia="Courier New" w:hAnsi="Courier New"/>
+          <w:sz w:val="19"/>
+          <w:szCs w:val="19"/>
+        </w:rPr>
+        <w:t xml:space="preserve">    for tokenizer in tokenizer_list:</w:t>
+      </w:r>
+    </w:p>
+    <w:p>
+      <w:pPr>
+        <w:keepNext w:val="false"/>
+        <w:keepLines/>
+        <w:pBdr>
+          <w:left w:val="single" w:color="888888" w:sz="12" w:space="6"/>
+        </w:pBdr>
+        <w:shd w:fill="F2F2F2" w:color="auto" w:val="clear"/>
+        <w:spacing w:after="0" w:line="260"/>
+        <w:ind w:left="200"/>
+      </w:pPr>
+      <w:r>
+        <w:rPr>
+          <w:rFonts w:ascii="Courier New" w:cs="Courier New" w:eastAsia="Courier New" w:hAnsi="Courier New"/>
+          <w:sz w:val="19"/>
+          <w:szCs w:val="19"/>
+        </w:rPr>
+        <w:t xml:space="preserve">        X_train &lt;- TfidfVectorizer(tokenizer, min_df=2).fit_transform(train)</w:t>
+      </w:r>
+    </w:p>
+    <w:p>
+      <w:pPr>
+        <w:keepNext w:val="false"/>
+        <w:keepLines/>
+        <w:pBdr>
+          <w:left w:val="single" w:color="888888" w:sz="12" w:space="6"/>
+        </w:pBdr>
+        <w:shd w:fill="F2F2F2" w:color="auto" w:val="clear"/>
+        <w:spacing w:after="0" w:line="260"/>
+        <w:ind w:left="200"/>
+      </w:pPr>
+      <w:r>
+        <w:rPr>
+          <w:rFonts w:ascii="Courier New" w:cs="Courier New" w:eastAsia="Courier New" w:hAnsi="Courier New"/>
+          <w:sz w:val="19"/>
+          <w:szCs w:val="19"/>
+        </w:rPr>
+        <w:t xml:space="preserve">        X_test  &lt;- vectorizer.transform(test)</w:t>
+      </w:r>
+    </w:p>
+    <w:p>
+      <w:pPr>
+        <w:keepNext w:val="false"/>
+        <w:keepLines/>
+        <w:pBdr>
+          <w:left w:val="single" w:color="888888" w:sz="12" w:space="6"/>
+        </w:pBdr>
+        <w:shd w:fill="F2F2F2" w:color="auto" w:val="clear"/>
+        <w:spacing w:after="0" w:line="260"/>
+        <w:ind w:left="200"/>
+      </w:pPr>
+      <w:r>
+        <w:rPr>
+          <w:rFonts w:ascii="Courier New" w:cs="Courier New" w:eastAsia="Courier New" w:hAnsi="Courier New"/>
+          <w:sz w:val="19"/>
+          <w:szCs w:val="19"/>
+        </w:rPr>
+        <w:t xml:space="preserve">        for clf in [majority, naive_bayes, logistic_regression]:</w:t>
+      </w:r>
+    </w:p>
+    <w:p>
+      <w:pPr>
+        <w:keepNext w:val="false"/>
+        <w:keepLines/>
+        <w:pBdr>
+          <w:left w:val="single" w:color="888888" w:sz="12" w:space="6"/>
+        </w:pBdr>
+        <w:shd w:fill="F2F2F2" w:color="auto" w:val="clear"/>
+        <w:spacing w:after="0" w:line="260"/>
+        <w:ind w:left="200"/>
+      </w:pPr>
+      <w:r>
+        <w:rPr>
+          <w:rFonts w:ascii="Courier New" w:cs="Courier New" w:eastAsia="Courier New" w:hAnsi="Courier New"/>
+          <w:sz w:val="19"/>
+          <w:szCs w:val="19"/>
+        </w:rPr>
+        <w:t xml:space="preserve">            clf.fit(X_train, y_train)</w:t>
+      </w:r>
+    </w:p>
+    <w:p>
+      <w:pPr>
+        <w:keepNext w:val="false"/>
+        <w:keepLines/>
+        <w:pBdr>
+          <w:left w:val="single" w:color="888888" w:sz="12" w:space="6"/>
+        </w:pBdr>
+        <w:shd w:fill="F2F2F2" w:color="auto" w:val="clear"/>
+        <w:spacing w:after="0" w:line="260"/>
+        <w:ind w:left="200"/>
+      </w:pPr>
+      <w:r>
+        <w:rPr>
+          <w:rFonts w:ascii="Courier New" w:cs="Courier New" w:eastAsia="Courier New" w:hAnsi="Courier New"/>
+          <w:sz w:val="19"/>
+          <w:szCs w:val="19"/>
+        </w:rPr>
+        <w:t xml:space="preserve">            record &lt;- {config, accuracy, macro_f1, timings, versions}</w:t>
+      </w:r>
+    </w:p>
+    <w:p>
+      <w:pPr>
         <w:keepNext/>
         <w:keepLines/>
         <w:pBdr>
@@ -697,7 +817,7 @@
           <w:sz w:val="19"/>
           <w:szCs w:val="19"/>
         </w:rPr>
-        <w:t xml:space="preserve">    for tokenizer in tokenizer_list:</w:t>
+        <w:t xml:space="preserve">            save record (with config + code fingerprint) and test predictions</w:t>
       </w:r>
     </w:p>
     <w:p>
@@ -717,7 +837,104 @@
           <w:sz w:val="19"/>
           <w:szCs w:val="19"/>
         </w:rPr>
-        <w:t xml:space="preserve">        X_train &lt;- TfidfVectorizer(tokenizer, min_df=2).fit_transform(train)</w:t>
+        <w:t xml:space="preserve">tables, figures and statistics are built only from the saved files</w:t>
+      </w:r>
+    </w:p>
+    <w:p>
+      <w:pPr>
+        <w:spacing w:after="160"/>
+      </w:pPr>
+    </w:p>
+    <w:p>
+      <w:pPr>
+        <w:pStyle w:val="Heading2"/>
+        <w:keepNext/>
+        <w:spacing w:after="100" w:before="220"/>
+      </w:pPr>
+      <w:r>
+        <w:rPr>
+          <w:rFonts w:ascii="Times New Roman" w:cs="Times New Roman" w:eastAsia="Times New Roman" w:hAnsi="Times New Roman"/>
+          <w:b/>
+          <w:bCs/>
+          <w:sz w:val="26"/>
+          <w:szCs w:val="26"/>
+        </w:rPr>
+        <w:t xml:space="preserve">3.4 Module 2: LexFront lexer and DFA engine</w:t>
+      </w:r>
+    </w:p>
+    <w:p>
+      <w:pPr>
+        <w:spacing w:after="160" w:line="320"/>
+        <w:jc w:val="both"/>
+      </w:pPr>
+      <w:r>
+        <w:rPr>
+          <w:rFonts w:ascii="Times New Roman" w:cs="Times New Roman" w:eastAsia="Times New Roman" w:hAnsi="Times New Roman"/>
+          <w:sz w:val="24"/>
+          <w:szCs w:val="24"/>
+        </w:rPr>
+        <w:t xml:space="preserve">This is the main new module. LexFront defines eleven token classes in priority order (in </w:t>
+      </w:r>
+      <w:r>
+        <w:rPr>
+          <w:rFonts w:ascii="Courier New" w:cs="Courier New" w:eastAsia="Courier New" w:hAnsi="Courier New"/>
+          <w:sz w:val="21"/>
+          <w:szCs w:val="21"/>
+        </w:rPr>
+        <w:t xml:space="preserve">lexer/token_spec.py</w:t>
+      </w:r>
+      <w:r>
+        <w:rPr>
+          <w:rFonts w:ascii="Times New Roman" w:cs="Times New Roman" w:eastAsia="Times New Roman" w:hAnsi="Times New Roman"/>
+          <w:sz w:val="24"/>
+          <w:szCs w:val="24"/>
+        </w:rPr>
+        <w:t xml:space="preserve">): URL, MENTION, HASHTAG, EMOTICON, EMOJI, NUMBER, CONTRACTION, ELONGATED, WORD, PUNCT, and UNKNOWN as the fallback. A PLY-based scanner takes the longest match at each position, ties go to the earlier class, and a character that matches nothing becomes an UNKNOWN token so scanning continues, which is panic-mode recovery.</w:t>
+      </w:r>
+    </w:p>
+    <w:p>
+      <w:pPr>
+        <w:spacing w:after="160" w:line="320"/>
+        <w:jc w:val="both"/>
+      </w:pPr>
+      <w:r>
+        <w:rPr>
+          <w:rFonts w:ascii="Times New Roman" w:cs="Times New Roman" w:eastAsia="Times New Roman" w:hAnsi="Times New Roman"/>
+          <w:sz w:val="24"/>
+          <w:szCs w:val="24"/>
+        </w:rPr>
+        <w:t xml:space="preserve">Besides the PLY lexer we wrote our own engine in </w:t>
+      </w:r>
+      <w:r>
+        <w:rPr>
+          <w:rFonts w:ascii="Courier New" w:cs="Courier New" w:eastAsia="Courier New" w:hAnsi="Courier New"/>
+          <w:sz w:val="21"/>
+          <w:szCs w:val="21"/>
+        </w:rPr>
+        <w:t xml:space="preserve">lexer/dfa/</w:t>
+      </w:r>
+      <w:r>
+        <w:rPr>
+          <w:rFonts w:ascii="Times New Roman" w:cs="Times New Roman" w:eastAsia="Times New Roman" w:hAnsi="Times New Roman"/>
+          <w:sz w:val="24"/>
+          <w:szCs w:val="24"/>
+        </w:rPr>
+        <w:t xml:space="preserve">. A recursive-descent parser turns each regular expression into an AST, Thompson construction [5] gives an NFA, subset construction [6] gives a DFA over an alphabet that is split into atoms, and Moore's partition refinement [7] minimizes it. The engine covers four classes (EMOTICON, HASHTAG, MENTION and WORD). The tokenizer used in the experiments is the PLY-based one, and our engine is a separate implementation that a test checks against it: it produces the same tokens on those four classes. ELONGATED is not part of the engine because its usual regex, (.)\1{2,}, needs a back-reference, which regular expressions cannot express.</w:t>
+      </w:r>
+    </w:p>
+    <w:p>
+      <w:pPr>
+        <w:keepNext/>
+        <w:spacing w:after="160" w:line="320"/>
+        <w:jc w:val="both"/>
+      </w:pPr>
+      <w:r>
+        <w:rPr>
+          <w:rFonts w:ascii="Times New Roman" w:cs="Times New Roman" w:eastAsia="Times New Roman" w:hAnsi="Times New Roman"/>
+          <w:sz w:val="24"/>
+          <w:szCs w:val="24"/>
+        </w:rPr>
+        <w:t xml:space="preserve">The pseudocode below covers the two parts of this module: building the automaton, and scanning with it.</w:t>
       </w:r>
     </w:p>
     <w:p>
@@ -737,7 +954,7 @@
           <w:sz w:val="19"/>
           <w:szCs w:val="19"/>
         </w:rPr>
-        <w:t xml:space="preserve">        X_test  &lt;- vectorizer.transform(test)</w:t>
+        <w:t xml:space="preserve">(a) regex -&gt; NFA -&gt; DFA -&gt; minimized DFA</w:t>
       </w:r>
     </w:p>
     <w:p>
@@ -757,7 +974,687 @@
           <w:sz w:val="19"/>
           <w:szCs w:val="19"/>
         </w:rPr>
-        <w:t xml:space="preserve">        for clf in [majority, naive_bayes, logistic_regression]:</w:t>
+        <w:t xml:space="preserve">    input : rules = [(name_0, regex_0), ..., (name_k, regex_k)]</w:t>
+      </w:r>
+    </w:p>
+    <w:p>
+      <w:pPr>
+        <w:keepNext w:val="false"/>
+        <w:keepLines/>
+        <w:pBdr>
+          <w:left w:val="single" w:color="888888" w:sz="12" w:space="6"/>
+        </w:pBdr>
+        <w:shd w:fill="F2F2F2" w:color="auto" w:val="clear"/>
+        <w:spacing w:after="0" w:line="260"/>
+        <w:ind w:left="200"/>
+      </w:pPr>
+      <w:r>
+        <w:rPr>
+          <w:rFonts w:ascii="Courier New" w:cs="Courier New" w:eastAsia="Courier New" w:hAnsi="Courier New"/>
+          <w:sz w:val="19"/>
+          <w:szCs w:val="19"/>
+        </w:rPr>
+        <w:t xml:space="preserve">            # list order = priority</w:t>
+      </w:r>
+    </w:p>
+    <w:p>
+      <w:pPr>
+        <w:keepNext w:val="false"/>
+        <w:keepLines/>
+        <w:pBdr>
+          <w:left w:val="single" w:color="888888" w:sz="12" w:space="6"/>
+        </w:pBdr>
+        <w:shd w:fill="F2F2F2" w:color="auto" w:val="clear"/>
+        <w:spacing w:after="0" w:line="260"/>
+        <w:ind w:left="200"/>
+      </w:pPr>
+      <w:r>
+        <w:rPr>
+          <w:rFonts w:ascii="Courier New" w:cs="Courier New" w:eastAsia="Courier New" w:hAnsi="Courier New"/>
+          <w:sz w:val="19"/>
+          <w:szCs w:val="19"/>
+        </w:rPr>
+        <w:t xml:space="preserve">    asts  &lt;- [parse(regex_i) for each rule]</w:t>
+      </w:r>
+    </w:p>
+    <w:p>
+      <w:pPr>
+        <w:keepNext w:val="false"/>
+        <w:keepLines/>
+        <w:pBdr>
+          <w:left w:val="single" w:color="888888" w:sz="12" w:space="6"/>
+        </w:pBdr>
+        <w:shd w:fill="F2F2F2" w:color="auto" w:val="clear"/>
+        <w:spacing w:after="0" w:line="260"/>
+        <w:ind w:left="200"/>
+      </w:pPr>
+      <w:r>
+        <w:rPr>
+          <w:rFonts w:ascii="Courier New" w:cs="Courier New" w:eastAsia="Courier New" w:hAnsi="Courier New"/>
+          <w:sz w:val="19"/>
+          <w:szCs w:val="19"/>
+        </w:rPr>
+        <w:t xml:space="preserve">    atoms &lt;- split the code-point line at every range boundary used in asts</w:t>
+      </w:r>
+    </w:p>
+    <w:p>
+      <w:pPr>
+        <w:keepNext w:val="false"/>
+        <w:keepLines/>
+        <w:pBdr>
+          <w:left w:val="single" w:color="888888" w:sz="12" w:space="6"/>
+        </w:pBdr>
+        <w:shd w:fill="F2F2F2" w:color="auto" w:val="clear"/>
+        <w:spacing w:after="0" w:line="260"/>
+        <w:ind w:left="200"/>
+      </w:pPr>
+      <w:r>
+        <w:rPr>
+          <w:rFonts w:ascii="Courier New" w:cs="Courier New" w:eastAsia="Courier New" w:hAnsi="Courier New"/>
+          <w:sz w:val="19"/>
+          <w:szCs w:val="19"/>
+        </w:rPr>
+        <w:t xml:space="preserve">    NFA   &lt;- new start state</w:t>
+      </w:r>
+    </w:p>
+    <w:p>
+      <w:pPr>
+        <w:keepNext w:val="false"/>
+        <w:keepLines/>
+        <w:pBdr>
+          <w:left w:val="single" w:color="888888" w:sz="12" w:space="6"/>
+        </w:pBdr>
+        <w:shd w:fill="F2F2F2" w:color="auto" w:val="clear"/>
+        <w:spacing w:after="0" w:line="260"/>
+        <w:ind w:left="200"/>
+      </w:pPr>
+      <w:r>
+        <w:rPr>
+          <w:rFonts w:ascii="Courier New" w:cs="Courier New" w:eastAsia="Courier New" w:hAnsi="Courier New"/>
+          <w:sz w:val="19"/>
+          <w:szCs w:val="19"/>
+        </w:rPr>
+        <w:t xml:space="preserve">    for i, ast in asts:</w:t>
+      </w:r>
+    </w:p>
+    <w:p>
+      <w:pPr>
+        <w:keepNext w:val="false"/>
+        <w:keepLines/>
+        <w:pBdr>
+          <w:left w:val="single" w:color="888888" w:sz="12" w:space="6"/>
+        </w:pBdr>
+        <w:shd w:fill="F2F2F2" w:color="auto" w:val="clear"/>
+        <w:spacing w:after="0" w:line="260"/>
+        <w:ind w:left="200"/>
+      </w:pPr>
+      <w:r>
+        <w:rPr>
+          <w:rFonts w:ascii="Courier New" w:cs="Courier New" w:eastAsia="Courier New" w:hAnsi="Courier New"/>
+          <w:sz w:val="19"/>
+          <w:szCs w:val="19"/>
+        </w:rPr>
+        <w:t xml:space="preserve">        (s, t) &lt;- thompson(ast)</w:t>
+      </w:r>
+    </w:p>
+    <w:p>
+      <w:pPr>
+        <w:keepNext w:val="false"/>
+        <w:keepLines/>
+        <w:pBdr>
+          <w:left w:val="single" w:color="888888" w:sz="12" w:space="6"/>
+        </w:pBdr>
+        <w:shd w:fill="F2F2F2" w:color="auto" w:val="clear"/>
+        <w:spacing w:after="0" w:line="260"/>
+        <w:ind w:left="200"/>
+      </w:pPr>
+      <w:r>
+        <w:rPr>
+          <w:rFonts w:ascii="Courier New" w:cs="Courier New" w:eastAsia="Courier New" w:hAnsi="Courier New"/>
+          <w:sz w:val="19"/>
+          <w:szCs w:val="19"/>
+        </w:rPr>
+        <w:t xml:space="preserve">        add epsilon edge NFA.start -&gt; s ;  accepting[t] &lt;- i</w:t>
+      </w:r>
+    </w:p>
+    <w:p>
+      <w:pPr>
+        <w:keepNext w:val="false"/>
+        <w:keepLines/>
+        <w:pBdr>
+          <w:left w:val="single" w:color="888888" w:sz="12" w:space="6"/>
+        </w:pBdr>
+        <w:shd w:fill="F2F2F2" w:color="auto" w:val="clear"/>
+        <w:spacing w:after="0" w:line="260"/>
+        <w:ind w:left="200"/>
+      </w:pPr>
+      <w:r>
+        <w:rPr>
+          <w:rFonts w:ascii="Courier New" w:cs="Courier New" w:eastAsia="Courier New" w:hAnsi="Courier New"/>
+          <w:sz w:val="19"/>
+          <w:szCs w:val="19"/>
+        </w:rPr>
+        <w:t xml:space="preserve">    start_set &lt;- eps_closure({NFA.start});  DFA.states &lt;- {start_set}</w:t>
+      </w:r>
+    </w:p>
+    <w:p>
+      <w:pPr>
+        <w:keepNext w:val="false"/>
+        <w:keepLines/>
+        <w:pBdr>
+          <w:left w:val="single" w:color="888888" w:sz="12" w:space="6"/>
+        </w:pBdr>
+        <w:shd w:fill="F2F2F2" w:color="auto" w:val="clear"/>
+        <w:spacing w:after="0" w:line="260"/>
+        <w:ind w:left="200"/>
+      </w:pPr>
+      <w:r>
+        <w:rPr>
+          <w:rFonts w:ascii="Courier New" w:cs="Courier New" w:eastAsia="Courier New" w:hAnsi="Courier New"/>
+          <w:sz w:val="19"/>
+          <w:szCs w:val="19"/>
+        </w:rPr>
+        <w:t xml:space="preserve">    while worklist not empty:</w:t>
+      </w:r>
+    </w:p>
+    <w:p>
+      <w:pPr>
+        <w:keepNext w:val="false"/>
+        <w:keepLines/>
+        <w:pBdr>
+          <w:left w:val="single" w:color="888888" w:sz="12" w:space="6"/>
+        </w:pBdr>
+        <w:shd w:fill="F2F2F2" w:color="auto" w:val="clear"/>
+        <w:spacing w:after="0" w:line="260"/>
+        <w:ind w:left="200"/>
+      </w:pPr>
+      <w:r>
+        <w:rPr>
+          <w:rFonts w:ascii="Courier New" w:cs="Courier New" w:eastAsia="Courier New" w:hAnsi="Courier New"/>
+          <w:sz w:val="19"/>
+          <w:szCs w:val="19"/>
+        </w:rPr>
+        <w:t xml:space="preserve">        S &lt;- pop(worklist)</w:t>
+      </w:r>
+    </w:p>
+    <w:p>
+      <w:pPr>
+        <w:keepNext w:val="false"/>
+        <w:keepLines/>
+        <w:pBdr>
+          <w:left w:val="single" w:color="888888" w:sz="12" w:space="6"/>
+        </w:pBdr>
+        <w:shd w:fill="F2F2F2" w:color="auto" w:val="clear"/>
+        <w:spacing w:after="0" w:line="260"/>
+        <w:ind w:left="200"/>
+      </w:pPr>
+      <w:r>
+        <w:rPr>
+          <w:rFonts w:ascii="Courier New" w:cs="Courier New" w:eastAsia="Courier New" w:hAnsi="Courier New"/>
+          <w:sz w:val="19"/>
+          <w:szCs w:val="19"/>
+        </w:rPr>
+        <w:t xml:space="preserve">        for each atom a:</w:t>
+      </w:r>
+    </w:p>
+    <w:p>
+      <w:pPr>
+        <w:keepNext w:val="false"/>
+        <w:keepLines/>
+        <w:pBdr>
+          <w:left w:val="single" w:color="888888" w:sz="12" w:space="6"/>
+        </w:pBdr>
+        <w:shd w:fill="F2F2F2" w:color="auto" w:val="clear"/>
+        <w:spacing w:after="0" w:line="260"/>
+        <w:ind w:left="200"/>
+      </w:pPr>
+      <w:r>
+        <w:rPr>
+          <w:rFonts w:ascii="Courier New" w:cs="Courier New" w:eastAsia="Courier New" w:hAnsi="Courier New"/>
+          <w:sz w:val="19"/>
+          <w:szCs w:val="19"/>
+        </w:rPr>
+        <w:t xml:space="preserve">            T &lt;- eps_closure(move(S, a))</w:t>
+      </w:r>
+    </w:p>
+    <w:p>
+      <w:pPr>
+        <w:keepNext w:val="false"/>
+        <w:keepLines/>
+        <w:pBdr>
+          <w:left w:val="single" w:color="888888" w:sz="12" w:space="6"/>
+        </w:pBdr>
+        <w:shd w:fill="F2F2F2" w:color="auto" w:val="clear"/>
+        <w:spacing w:after="0" w:line="260"/>
+        <w:ind w:left="200"/>
+      </w:pPr>
+      <w:r>
+        <w:rPr>
+          <w:rFonts w:ascii="Courier New" w:cs="Courier New" w:eastAsia="Courier New" w:hAnsi="Courier New"/>
+          <w:sz w:val="19"/>
+          <w:szCs w:val="19"/>
+        </w:rPr>
+        <w:t xml:space="preserve">            if T is non-empty: add T if new, set DFA.trans[S][a] &lt;- T</w:t>
+      </w:r>
+    </w:p>
+    <w:p>
+      <w:pPr>
+        <w:keepNext w:val="false"/>
+        <w:keepLines/>
+        <w:pBdr>
+          <w:left w:val="single" w:color="888888" w:sz="12" w:space="6"/>
+        </w:pBdr>
+        <w:shd w:fill="F2F2F2" w:color="auto" w:val="clear"/>
+        <w:spacing w:after="0" w:line="260"/>
+        <w:ind w:left="200"/>
+      </w:pPr>
+      <w:r>
+        <w:rPr>
+          <w:rFonts w:ascii="Courier New" w:cs="Courier New" w:eastAsia="Courier New" w:hAnsi="Courier New"/>
+          <w:sz w:val="19"/>
+          <w:szCs w:val="19"/>
+        </w:rPr>
+        <w:t xml:space="preserve">    for each DFA state S:</w:t>
+      </w:r>
+    </w:p>
+    <w:p>
+      <w:pPr>
+        <w:keepNext w:val="false"/>
+        <w:keepLines/>
+        <w:pBdr>
+          <w:left w:val="single" w:color="888888" w:sz="12" w:space="6"/>
+        </w:pBdr>
+        <w:shd w:fill="F2F2F2" w:color="auto" w:val="clear"/>
+        <w:spacing w:after="0" w:line="260"/>
+        <w:ind w:left="200"/>
+      </w:pPr>
+      <w:r>
+        <w:rPr>
+          <w:rFonts w:ascii="Courier New" w:cs="Courier New" w:eastAsia="Courier New" w:hAnsi="Courier New"/>
+          <w:sz w:val="19"/>
+          <w:szCs w:val="19"/>
+        </w:rPr>
+        <w:t xml:space="preserve">        S.accepts &lt;- min{accepting[q] : q in S}      # priority</w:t>
+      </w:r>
+    </w:p>
+    <w:p>
+      <w:pPr>
+        <w:keepNext w:val="false"/>
+        <w:keepLines/>
+        <w:pBdr>
+          <w:left w:val="single" w:color="888888" w:sz="12" w:space="6"/>
+        </w:pBdr>
+        <w:shd w:fill="F2F2F2" w:color="auto" w:val="clear"/>
+        <w:spacing w:after="0" w:line="260"/>
+        <w:ind w:left="200"/>
+      </w:pPr>
+      <w:r>
+        <w:rPr>
+          <w:rFonts w:ascii="Courier New" w:cs="Courier New" w:eastAsia="Courier New" w:hAnsi="Courier New"/>
+          <w:sz w:val="19"/>
+          <w:szCs w:val="19"/>
+        </w:rPr>
+        <w:t xml:space="preserve">    # Moore minimization</w:t>
+      </w:r>
+    </w:p>
+    <w:p>
+      <w:pPr>
+        <w:keepNext w:val="false"/>
+        <w:keepLines/>
+        <w:pBdr>
+          <w:left w:val="single" w:color="888888" w:sz="12" w:space="6"/>
+        </w:pBdr>
+        <w:shd w:fill="F2F2F2" w:color="auto" w:val="clear"/>
+        <w:spacing w:after="0" w:line="260"/>
+        <w:ind w:left="200"/>
+      </w:pPr>
+      <w:r>
+        <w:rPr>
+          <w:rFonts w:ascii="Courier New" w:cs="Courier New" w:eastAsia="Courier New" w:hAnsi="Courier New"/>
+          <w:sz w:val="19"/>
+          <w:szCs w:val="19"/>
+        </w:rPr>
+        <w:t xml:space="preserve">    block[S] &lt;- id of S.accepts</w:t>
+      </w:r>
+    </w:p>
+    <w:p>
+      <w:pPr>
+        <w:keepNext w:val="false"/>
+        <w:keepLines/>
+        <w:pBdr>
+          <w:left w:val="single" w:color="888888" w:sz="12" w:space="6"/>
+        </w:pBdr>
+        <w:shd w:fill="F2F2F2" w:color="auto" w:val="clear"/>
+        <w:spacing w:after="0" w:line="260"/>
+        <w:ind w:left="200"/>
+      </w:pPr>
+      <w:r>
+        <w:rPr>
+          <w:rFonts w:ascii="Courier New" w:cs="Courier New" w:eastAsia="Courier New" w:hAnsi="Courier New"/>
+          <w:sz w:val="19"/>
+          <w:szCs w:val="19"/>
+        </w:rPr>
+        <w:t xml:space="preserve">    repeat: signature[S] &lt;- (block[S], sorted (a, block[trans[S][a]]))</w:t>
+      </w:r>
+    </w:p>
+    <w:p>
+      <w:pPr>
+        <w:keepNext w:val="false"/>
+        <w:keepLines/>
+        <w:pBdr>
+          <w:left w:val="single" w:color="888888" w:sz="12" w:space="6"/>
+        </w:pBdr>
+        <w:shd w:fill="F2F2F2" w:color="auto" w:val="clear"/>
+        <w:spacing w:after="0" w:line="260"/>
+        <w:ind w:left="200"/>
+      </w:pPr>
+      <w:r>
+        <w:rPr>
+          <w:rFonts w:ascii="Courier New" w:cs="Courier New" w:eastAsia="Courier New" w:hAnsi="Courier New"/>
+          <w:sz w:val="19"/>
+          <w:szCs w:val="19"/>
+        </w:rPr>
+        <w:t xml:space="preserve">            block[S] &lt;- id of signature[S]</w:t>
+      </w:r>
+    </w:p>
+    <w:p>
+      <w:pPr>
+        <w:keepNext w:val="false"/>
+        <w:keepLines/>
+        <w:pBdr>
+          <w:left w:val="single" w:color="888888" w:sz="12" w:space="6"/>
+        </w:pBdr>
+        <w:shd w:fill="F2F2F2" w:color="auto" w:val="clear"/>
+        <w:spacing w:after="0" w:line="260"/>
+        <w:ind w:left="200"/>
+      </w:pPr>
+      <w:r>
+        <w:rPr>
+          <w:rFonts w:ascii="Courier New" w:cs="Courier New" w:eastAsia="Courier New" w:hAnsi="Courier New"/>
+          <w:sz w:val="19"/>
+          <w:szCs w:val="19"/>
+        </w:rPr>
+        <w:t xml:space="preserve">    until the number of blocks stops growing</w:t>
+      </w:r>
+    </w:p>
+    <w:p>
+      <w:pPr>
+        <w:keepNext w:val="false"/>
+        <w:keepLines/>
+        <w:pBdr>
+          <w:left w:val="single" w:color="888888" w:sz="12" w:space="6"/>
+        </w:pBdr>
+        <w:shd w:fill="F2F2F2" w:color="auto" w:val="clear"/>
+        <w:spacing w:after="0" w:line="260"/>
+        <w:ind w:left="200"/>
+      </w:pPr>
+      <w:r>
+        <w:rPr>
+          <w:rFonts w:ascii="Courier New" w:cs="Courier New" w:eastAsia="Courier New" w:hAnsi="Courier New"/>
+          <w:sz w:val="19"/>
+          <w:szCs w:val="19"/>
+        </w:rPr>
+        <w:t xml:space="preserve">    merge states with equal block</w:t>
+      </w:r>
+    </w:p>
+    <w:p>
+      <w:pPr>
+        <w:keepNext w:val="false"/>
+        <w:keepLines/>
+        <w:pBdr>
+          <w:left w:val="single" w:color="888888" w:sz="12" w:space="6"/>
+        </w:pBdr>
+        <w:shd w:fill="F2F2F2" w:color="auto" w:val="clear"/>
+        <w:spacing w:after="0" w:line="260"/>
+        <w:ind w:left="200"/>
+      </w:pPr>
+      <w:r>
+        <w:rPr>
+          <w:rFonts w:ascii="Courier New" w:cs="Courier New" w:eastAsia="Courier New" w:hAnsi="Courier New"/>
+          <w:sz w:val="19"/>
+          <w:szCs w:val="19"/>
+        </w:rPr>
+        <w:t xml:space="preserve"> </w:t>
+      </w:r>
+    </w:p>
+    <w:p>
+      <w:pPr>
+        <w:keepNext w:val="false"/>
+        <w:keepLines/>
+        <w:pBdr>
+          <w:left w:val="single" w:color="888888" w:sz="12" w:space="6"/>
+        </w:pBdr>
+        <w:shd w:fill="F2F2F2" w:color="auto" w:val="clear"/>
+        <w:spacing w:after="0" w:line="260"/>
+        <w:ind w:left="200"/>
+      </w:pPr>
+      <w:r>
+        <w:rPr>
+          <w:rFonts w:ascii="Courier New" w:cs="Courier New" w:eastAsia="Courier New" w:hAnsi="Courier New"/>
+          <w:sz w:val="19"/>
+          <w:szCs w:val="19"/>
+        </w:rPr>
+        <w:t xml:space="preserve">(b) longest-match scanner with error recovery</w:t>
+      </w:r>
+    </w:p>
+    <w:p>
+      <w:pPr>
+        <w:keepNext w:val="false"/>
+        <w:keepLines/>
+        <w:pBdr>
+          <w:left w:val="single" w:color="888888" w:sz="12" w:space="6"/>
+        </w:pBdr>
+        <w:shd w:fill="F2F2F2" w:color="auto" w:val="clear"/>
+        <w:spacing w:after="0" w:line="260"/>
+        <w:ind w:left="200"/>
+      </w:pPr>
+      <w:r>
+        <w:rPr>
+          <w:rFonts w:ascii="Courier New" w:cs="Courier New" w:eastAsia="Courier New" w:hAnsi="Courier New"/>
+          <w:sz w:val="19"/>
+          <w:szCs w:val="19"/>
+        </w:rPr>
+        <w:t xml:space="preserve">    pos &lt;- 0</w:t>
+      </w:r>
+    </w:p>
+    <w:p>
+      <w:pPr>
+        <w:keepNext w:val="false"/>
+        <w:keepLines/>
+        <w:pBdr>
+          <w:left w:val="single" w:color="888888" w:sz="12" w:space="6"/>
+        </w:pBdr>
+        <w:shd w:fill="F2F2F2" w:color="auto" w:val="clear"/>
+        <w:spacing w:after="0" w:line="260"/>
+        <w:ind w:left="200"/>
+      </w:pPr>
+      <w:r>
+        <w:rPr>
+          <w:rFonts w:ascii="Courier New" w:cs="Courier New" w:eastAsia="Courier New" w:hAnsi="Courier New"/>
+          <w:sz w:val="19"/>
+          <w:szCs w:val="19"/>
+        </w:rPr>
+        <w:t xml:space="preserve">    while pos &lt; len(text):</w:t>
+      </w:r>
+    </w:p>
+    <w:p>
+      <w:pPr>
+        <w:keepNext w:val="false"/>
+        <w:keepLines/>
+        <w:pBdr>
+          <w:left w:val="single" w:color="888888" w:sz="12" w:space="6"/>
+        </w:pBdr>
+        <w:shd w:fill="F2F2F2" w:color="auto" w:val="clear"/>
+        <w:spacing w:after="0" w:line="260"/>
+        <w:ind w:left="200"/>
+      </w:pPr>
+      <w:r>
+        <w:rPr>
+          <w:rFonts w:ascii="Courier New" w:cs="Courier New" w:eastAsia="Courier New" w:hAnsi="Courier New"/>
+          <w:sz w:val="19"/>
+          <w:szCs w:val="19"/>
+        </w:rPr>
+        <w:t xml:space="preserve">        if text[pos] is whitespace: pos++ ; continue</w:t>
+      </w:r>
+    </w:p>
+    <w:p>
+      <w:pPr>
+        <w:keepNext w:val="false"/>
+        <w:keepLines/>
+        <w:pBdr>
+          <w:left w:val="single" w:color="888888" w:sz="12" w:space="6"/>
+        </w:pBdr>
+        <w:shd w:fill="F2F2F2" w:color="auto" w:val="clear"/>
+        <w:spacing w:after="0" w:line="260"/>
+        <w:ind w:left="200"/>
+      </w:pPr>
+      <w:r>
+        <w:rPr>
+          <w:rFonts w:ascii="Courier New" w:cs="Courier New" w:eastAsia="Courier New" w:hAnsi="Courier New"/>
+          <w:sz w:val="19"/>
+          <w:szCs w:val="19"/>
+        </w:rPr>
+        <w:t xml:space="preserve">        state &lt;- start ; last &lt;- none ; i &lt;- pos</w:t>
+      </w:r>
+    </w:p>
+    <w:p>
+      <w:pPr>
+        <w:keepNext w:val="false"/>
+        <w:keepLines/>
+        <w:pBdr>
+          <w:left w:val="single" w:color="888888" w:sz="12" w:space="6"/>
+        </w:pBdr>
+        <w:shd w:fill="F2F2F2" w:color="auto" w:val="clear"/>
+        <w:spacing w:after="0" w:line="260"/>
+        <w:ind w:left="200"/>
+      </w:pPr>
+      <w:r>
+        <w:rPr>
+          <w:rFonts w:ascii="Courier New" w:cs="Courier New" w:eastAsia="Courier New" w:hAnsi="Courier New"/>
+          <w:sz w:val="19"/>
+          <w:szCs w:val="19"/>
+        </w:rPr>
+        <w:t xml:space="preserve">        while i &lt; len(text):</w:t>
+      </w:r>
+    </w:p>
+    <w:p>
+      <w:pPr>
+        <w:keepNext w:val="false"/>
+        <w:keepLines/>
+        <w:pBdr>
+          <w:left w:val="single" w:color="888888" w:sz="12" w:space="6"/>
+        </w:pBdr>
+        <w:shd w:fill="F2F2F2" w:color="auto" w:val="clear"/>
+        <w:spacing w:after="0" w:line="260"/>
+        <w:ind w:left="200"/>
+      </w:pPr>
+      <w:r>
+        <w:rPr>
+          <w:rFonts w:ascii="Courier New" w:cs="Courier New" w:eastAsia="Courier New" w:hAnsi="Courier New"/>
+          <w:sz w:val="19"/>
+          <w:szCs w:val="19"/>
+        </w:rPr>
+        <w:t xml:space="preserve">            state &lt;- table[state][atom_of(text[i])]</w:t>
+      </w:r>
+    </w:p>
+    <w:p>
+      <w:pPr>
+        <w:keepNext w:val="false"/>
+        <w:keepLines/>
+        <w:pBdr>
+          <w:left w:val="single" w:color="888888" w:sz="12" w:space="6"/>
+        </w:pBdr>
+        <w:shd w:fill="F2F2F2" w:color="auto" w:val="clear"/>
+        <w:spacing w:after="0" w:line="260"/>
+        <w:ind w:left="200"/>
+      </w:pPr>
+      <w:r>
+        <w:rPr>
+          <w:rFonts w:ascii="Courier New" w:cs="Courier New" w:eastAsia="Courier New" w:hAnsi="Courier New"/>
+          <w:sz w:val="19"/>
+          <w:szCs w:val="19"/>
+        </w:rPr>
+        <w:t xml:space="preserve">            if state == DEAD: break</w:t>
+      </w:r>
+    </w:p>
+    <w:p>
+      <w:pPr>
+        <w:keepNext w:val="false"/>
+        <w:keepLines/>
+        <w:pBdr>
+          <w:left w:val="single" w:color="888888" w:sz="12" w:space="6"/>
+        </w:pBdr>
+        <w:shd w:fill="F2F2F2" w:color="auto" w:val="clear"/>
+        <w:spacing w:after="0" w:line="260"/>
+        <w:ind w:left="200"/>
+      </w:pPr>
+      <w:r>
+        <w:rPr>
+          <w:rFonts w:ascii="Courier New" w:cs="Courier New" w:eastAsia="Courier New" w:hAnsi="Courier New"/>
+          <w:sz w:val="19"/>
+          <w:szCs w:val="19"/>
+        </w:rPr>
+        <w:t xml:space="preserve">            i++</w:t>
+      </w:r>
+    </w:p>
+    <w:p>
+      <w:pPr>
+        <w:keepNext w:val="false"/>
+        <w:keepLines/>
+        <w:pBdr>
+          <w:left w:val="single" w:color="888888" w:sz="12" w:space="6"/>
+        </w:pBdr>
+        <w:shd w:fill="F2F2F2" w:color="auto" w:val="clear"/>
+        <w:spacing w:after="0" w:line="260"/>
+        <w:ind w:left="200"/>
+      </w:pPr>
+      <w:r>
+        <w:rPr>
+          <w:rFonts w:ascii="Courier New" w:cs="Courier New" w:eastAsia="Courier New" w:hAnsi="Courier New"/>
+          <w:sz w:val="19"/>
+          <w:szCs w:val="19"/>
+        </w:rPr>
+        <w:t xml:space="preserve">            if accepts[state] is not none: last &lt;- (i, accepts[state])</w:t>
+      </w:r>
+    </w:p>
+    <w:p>
+      <w:pPr>
+        <w:keepNext w:val="false"/>
+        <w:keepLines/>
+        <w:pBdr>
+          <w:left w:val="single" w:color="888888" w:sz="12" w:space="6"/>
+        </w:pBdr>
+        <w:shd w:fill="F2F2F2" w:color="auto" w:val="clear"/>
+        <w:spacing w:after="0" w:line="260"/>
+        <w:ind w:left="200"/>
+      </w:pPr>
+      <w:r>
+        <w:rPr>
+          <w:rFonts w:ascii="Courier New" w:cs="Courier New" w:eastAsia="Courier New" w:hAnsi="Courier New"/>
+          <w:sz w:val="19"/>
+          <w:szCs w:val="19"/>
+        </w:rPr>
+        <w:t xml:space="preserve">        if last is none:                       # error recovery</w:t>
+      </w:r>
+    </w:p>
+    <w:p>
+      <w:pPr>
+        <w:keepNext w:val="false"/>
+        <w:keepLines/>
+        <w:pBdr>
+          <w:left w:val="single" w:color="888888" w:sz="12" w:space="6"/>
+        </w:pBdr>
+        <w:shd w:fill="F2F2F2" w:color="auto" w:val="clear"/>
+        <w:spacing w:after="0" w:line="260"/>
+        <w:ind w:left="200"/>
+      </w:pPr>
+      <w:r>
+        <w:rPr>
+          <w:rFonts w:ascii="Courier New" w:cs="Courier New" w:eastAsia="Courier New" w:hAnsi="Courier New"/>
+          <w:sz w:val="19"/>
+          <w:szCs w:val="19"/>
+        </w:rPr>
+        <w:t xml:space="preserve">            emit (UNKNOWN, text[pos]) ; pos++</w:t>
       </w:r>
     </w:p>
     <w:p>
@@ -777,7 +1674,7 @@
           <w:sz w:val="19"/>
           <w:szCs w:val="19"/>
         </w:rPr>
-        <w:t xml:space="preserve">            clf.fit(X_train, y_train)</w:t>
+        <w:t xml:space="preserve">        else:</w:t>
       </w:r>
     </w:p>
     <w:p>
@@ -797,7 +1694,74 @@
           <w:sz w:val="19"/>
           <w:szCs w:val="19"/>
         </w:rPr>
-        <w:t xml:space="preserve">            record &lt;- {config, accuracy, macro_f1, timings, versions}</w:t>
+        <w:t xml:space="preserve">            emit (class[rule], text[pos:end]) ; pos &lt;- end</w:t>
+      </w:r>
+    </w:p>
+    <w:p>
+      <w:pPr>
+        <w:spacing w:after="160"/>
+      </w:pPr>
+    </w:p>
+    <w:p>
+      <w:pPr>
+        <w:pStyle w:val="Heading2"/>
+        <w:keepNext/>
+        <w:spacing w:after="100" w:before="220"/>
+      </w:pPr>
+      <w:r>
+        <w:rPr>
+          <w:rFonts w:ascii="Times New Roman" w:cs="Times New Roman" w:eastAsia="Times New Roman" w:hAnsi="Times New Roman"/>
+          <w:b/>
+          <w:bCs/>
+          <w:sz w:val="26"/>
+          <w:szCs w:val="26"/>
+        </w:rPr>
+        <w:t xml:space="preserve">3.5 Module 3: Normalizer, symbol table and rule ablation</w:t>
+      </w:r>
+    </w:p>
+    <w:p>
+      <w:pPr>
+        <w:spacing w:after="160" w:line="320"/>
+        <w:jc w:val="both"/>
+      </w:pPr>
+      <w:r>
+        <w:rPr>
+          <w:rFonts w:ascii="Times New Roman" w:cs="Times New Roman" w:eastAsia="Times New Roman" w:hAnsi="Times New Roman"/>
+          <w:sz w:val="24"/>
+          <w:szCs w:val="24"/>
+        </w:rPr>
+        <w:t xml:space="preserve">After a token has been scanned, a semantic action maps it to its canonical form, much like the action block attached to a Lex rule. LexFront has six such rules in </w:t>
+      </w:r>
+      <w:r>
+        <w:rPr>
+          <w:rFonts w:ascii="Courier New" w:cs="Courier New" w:eastAsia="Courier New" w:hAnsi="Courier New"/>
+          <w:sz w:val="21"/>
+          <w:szCs w:val="21"/>
+        </w:rPr>
+        <w:t xml:space="preserve">lexer/normalize.py</w:t>
+      </w:r>
+      <w:r>
+        <w:rPr>
+          <w:rFonts w:ascii="Times New Roman" w:cs="Times New Roman" w:eastAsia="Times New Roman" w:hAnsi="Times New Roman"/>
+          <w:sz w:val="24"/>
+          <w:szCs w:val="24"/>
+        </w:rPr>
+        <w:t xml:space="preserve">, and each one can be switched on or off by itself. URLs become &lt;URL&gt;, mentions become &lt;USER&gt; and numbers become &lt;NUM&gt;. Runs of three or more identical letters are shortened to two ("sooooo" becomes "soo"). Word-like tokens are lowercased, and a lookup in a slang table of 30 entries expands things like "u" into "you". The symbol table stores an id, a frequency and a class for each token.</w:t>
+      </w:r>
+    </w:p>
+    <w:p>
+      <w:pPr>
+        <w:keepNext/>
+        <w:spacing w:after="160" w:line="320"/>
+        <w:jc w:val="both"/>
+      </w:pPr>
+      <w:r>
+        <w:rPr>
+          <w:rFonts w:ascii="Times New Roman" w:cs="Times New Roman" w:eastAsia="Times New Roman" w:hAnsi="Times New Roman"/>
+          <w:sz w:val="24"/>
+          <w:szCs w:val="24"/>
+        </w:rPr>
+        <w:t xml:space="preserve">Because every rule has its own switch, we can run an ablation in which one rule is removed at a time, and a case-sensitivity check in which TF-IDF's own lowercasing is turned off. That is how we find out which rules actually help. Pseudocode for the normalizer follows.</w:t>
       </w:r>
     </w:p>
     <w:p>
@@ -817,7 +1781,27 @@
           <w:sz w:val="19"/>
           <w:szCs w:val="19"/>
         </w:rPr>
-        <w:t xml:space="preserve">            save record (with config + code fingerprint) and test predictions</w:t>
+        <w:t xml:space="preserve">normalize_token(cls, lexeme, config):</w:t>
+      </w:r>
+    </w:p>
+    <w:p>
+      <w:pPr>
+        <w:keepNext/>
+        <w:keepLines/>
+        <w:pBdr>
+          <w:left w:val="single" w:color="888888" w:sz="12" w:space="6"/>
+        </w:pBdr>
+        <w:shd w:fill="F2F2F2" w:color="auto" w:val="clear"/>
+        <w:spacing w:after="0" w:line="260"/>
+        <w:ind w:left="200"/>
+      </w:pPr>
+      <w:r>
+        <w:rPr>
+          <w:rFonts w:ascii="Courier New" w:cs="Courier New" w:eastAsia="Courier New" w:hAnsi="Courier New"/>
+          <w:sz w:val="19"/>
+          <w:szCs w:val="19"/>
+        </w:rPr>
+        <w:t xml:space="preserve">    if cls == URL     and config.url:      return ["&lt;URL&gt;"]</w:t>
       </w:r>
     </w:p>
     <w:p>
@@ -837,104 +1821,327 @@
           <w:sz w:val="19"/>
           <w:szCs w:val="19"/>
         </w:rPr>
-        <w:t xml:space="preserve">tables, figures and statistics are built only from the saved files</w:t>
-      </w:r>
-    </w:p>
-    <w:p>
-      <w:pPr>
-        <w:spacing w:after="160"/>
-      </w:pPr>
-    </w:p>
-    <w:p>
-      <w:pPr>
-        <w:pStyle w:val="Heading2"/>
-        <w:keepNext/>
-        <w:spacing w:after="100" w:before="220"/>
-      </w:pPr>
-      <w:r>
-        <w:rPr>
-          <w:rFonts w:ascii="Times New Roman" w:cs="Times New Roman" w:eastAsia="Times New Roman" w:hAnsi="Times New Roman"/>
-          <w:b/>
-          <w:bCs/>
-          <w:sz w:val="26"/>
-          <w:szCs w:val="26"/>
-        </w:rPr>
-        <w:t xml:space="preserve">3.4 Module 2: LexFront lexer and DFA engine</w:t>
-      </w:r>
-    </w:p>
-    <w:p>
-      <w:pPr>
-        <w:spacing w:after="160" w:line="320"/>
-        <w:jc w:val="both"/>
-      </w:pPr>
-      <w:r>
-        <w:rPr>
-          <w:rFonts w:ascii="Times New Roman" w:cs="Times New Roman" w:eastAsia="Times New Roman" w:hAnsi="Times New Roman"/>
-          <w:sz w:val="24"/>
-          <w:szCs w:val="24"/>
-        </w:rPr>
-        <w:t xml:space="preserve">This is the main new module. LexFront defines eleven token classes in priority order (in </w:t>
-      </w:r>
+        <w:t xml:space="preserve">    if cls == MENTION and config.mention:  return ["&lt;USER&gt;"]</w:t>
+      </w:r>
+    </w:p>
+    <w:p>
+      <w:pPr>
+        <w:keepNext w:val="false"/>
+        <w:keepLines/>
+        <w:pBdr>
+          <w:left w:val="single" w:color="888888" w:sz="12" w:space="6"/>
+        </w:pBdr>
+        <w:shd w:fill="F2F2F2" w:color="auto" w:val="clear"/>
+        <w:spacing w:after="0" w:line="260"/>
+        <w:ind w:left="200"/>
+      </w:pPr>
       <w:r>
         <w:rPr>
           <w:rFonts w:ascii="Courier New" w:cs="Courier New" w:eastAsia="Courier New" w:hAnsi="Courier New"/>
-          <w:sz w:val="21"/>
-          <w:szCs w:val="21"/>
-        </w:rPr>
-        <w:t xml:space="preserve">lexer/token_spec.py</w:t>
-      </w:r>
-      <w:r>
-        <w:rPr>
-          <w:rFonts w:ascii="Times New Roman" w:cs="Times New Roman" w:eastAsia="Times New Roman" w:hAnsi="Times New Roman"/>
-          <w:sz w:val="24"/>
-          <w:szCs w:val="24"/>
-        </w:rPr>
-        <w:t xml:space="preserve">): URL, MENTION, HASHTAG, EMOTICON, EMOJI, NUMBER, CONTRACTION, ELONGATED, WORD, PUNCT, and UNKNOWN as the fallback. A PLY-based scanner takes the longest match at each position, ties go to the earlier class, and a character that matches nothing becomes an UNKNOWN token so scanning continues, which is panic-mode recovery.</w:t>
-      </w:r>
-    </w:p>
-    <w:p>
-      <w:pPr>
-        <w:spacing w:after="160" w:line="320"/>
-        <w:jc w:val="both"/>
-      </w:pPr>
-      <w:r>
-        <w:rPr>
-          <w:rFonts w:ascii="Times New Roman" w:cs="Times New Roman" w:eastAsia="Times New Roman" w:hAnsi="Times New Roman"/>
-          <w:sz w:val="24"/>
-          <w:szCs w:val="24"/>
-        </w:rPr>
-        <w:t xml:space="preserve">Besides the PLY lexer we wrote our own engine in </w:t>
-      </w:r>
+          <w:sz w:val="19"/>
+          <w:szCs w:val="19"/>
+        </w:rPr>
+        <w:t xml:space="preserve">    if cls == NUMBER  and config.number:   return ["&lt;NUM&gt;"]</w:t>
+      </w:r>
+    </w:p>
+    <w:p>
+      <w:pPr>
+        <w:keepNext w:val="false"/>
+        <w:keepLines/>
+        <w:pBdr>
+          <w:left w:val="single" w:color="888888" w:sz="12" w:space="6"/>
+        </w:pBdr>
+        <w:shd w:fill="F2F2F2" w:color="auto" w:val="clear"/>
+        <w:spacing w:after="0" w:line="260"/>
+        <w:ind w:left="200"/>
+      </w:pPr>
       <w:r>
         <w:rPr>
           <w:rFonts w:ascii="Courier New" w:cs="Courier New" w:eastAsia="Courier New" w:hAnsi="Courier New"/>
-          <w:sz w:val="21"/>
-          <w:szCs w:val="21"/>
-        </w:rPr>
-        <w:t xml:space="preserve">lexer/dfa/</w:t>
-      </w:r>
-      <w:r>
-        <w:rPr>
-          <w:rFonts w:ascii="Times New Roman" w:cs="Times New Roman" w:eastAsia="Times New Roman" w:hAnsi="Times New Roman"/>
-          <w:sz w:val="24"/>
-          <w:szCs w:val="24"/>
-        </w:rPr>
-        <w:t xml:space="preserve">. A recursive-descent parser turns each regular expression into an AST, Thompson construction [5] gives an NFA, subset construction [6] gives a DFA over an alphabet that is split into atoms, and Moore's partition refinement [7] minimizes it. The engine covers four classes (EMOTICON, HASHTAG, MENTION and WORD). The tokenizer used in the experiments is the PLY-based one, and our engine is a separate implementation that a test checks against it: it produces the same tokens on those four classes. ELONGATED is not part of the engine because its usual regex, (.)\1{2,}, needs a back-reference, which regular expressions cannot express.</w:t>
-      </w:r>
-    </w:p>
-    <w:p>
-      <w:pPr>
-        <w:keepNext/>
-        <w:spacing w:after="160" w:line="320"/>
-        <w:jc w:val="both"/>
-      </w:pPr>
-      <w:r>
-        <w:rPr>
-          <w:rFonts w:ascii="Times New Roman" w:cs="Times New Roman" w:eastAsia="Times New Roman" w:hAnsi="Times New Roman"/>
-          <w:sz w:val="24"/>
-          <w:szCs w:val="24"/>
-        </w:rPr>
-        <w:t xml:space="preserve">The pseudocode below covers the two parts of this module: building the automaton, and scanning with it.</w:t>
+          <w:sz w:val="19"/>
+          <w:szCs w:val="19"/>
+        </w:rPr>
+        <w:t xml:space="preserve">    if cls not in {WORD, CONTRACTION, ELONGATED}: return [lexeme]</w:t>
+      </w:r>
+    </w:p>
+    <w:p>
+      <w:pPr>
+        <w:keepNext w:val="false"/>
+        <w:keepLines/>
+        <w:pBdr>
+          <w:left w:val="single" w:color="888888" w:sz="12" w:space="6"/>
+        </w:pBdr>
+        <w:shd w:fill="F2F2F2" w:color="auto" w:val="clear"/>
+        <w:spacing w:after="0" w:line="260"/>
+        <w:ind w:left="200"/>
+      </w:pPr>
+      <w:r>
+        <w:rPr>
+          <w:rFonts w:ascii="Courier New" w:cs="Courier New" w:eastAsia="Courier New" w:hAnsi="Courier New"/>
+          <w:sz w:val="19"/>
+          <w:szCs w:val="19"/>
+        </w:rPr>
+        <w:t xml:space="preserve">    if cls == ELONGATED and config.elongated:</w:t>
+      </w:r>
+    </w:p>
+    <w:p>
+      <w:pPr>
+        <w:keepNext w:val="false"/>
+        <w:keepLines/>
+        <w:pBdr>
+          <w:left w:val="single" w:color="888888" w:sz="12" w:space="6"/>
+        </w:pBdr>
+        <w:shd w:fill="F2F2F2" w:color="auto" w:val="clear"/>
+        <w:spacing w:after="0" w:line="260"/>
+        <w:ind w:left="200"/>
+      </w:pPr>
+      <w:r>
+        <w:rPr>
+          <w:rFonts w:ascii="Courier New" w:cs="Courier New" w:eastAsia="Courier New" w:hAnsi="Courier New"/>
+          <w:sz w:val="19"/>
+          <w:szCs w:val="19"/>
+        </w:rPr>
+        <w:t xml:space="preserve">        lexeme &lt;- shorten every run of 3+ identical letters to 2</w:t>
+      </w:r>
+    </w:p>
+    <w:p>
+      <w:pPr>
+        <w:keepNext w:val="false"/>
+        <w:keepLines/>
+        <w:pBdr>
+          <w:left w:val="single" w:color="888888" w:sz="12" w:space="6"/>
+        </w:pBdr>
+        <w:shd w:fill="F2F2F2" w:color="auto" w:val="clear"/>
+        <w:spacing w:after="0" w:line="260"/>
+        <w:ind w:left="200"/>
+      </w:pPr>
+      <w:r>
+        <w:rPr>
+          <w:rFonts w:ascii="Courier New" w:cs="Courier New" w:eastAsia="Courier New" w:hAnsi="Courier New"/>
+          <w:sz w:val="19"/>
+          <w:szCs w:val="19"/>
+        </w:rPr>
+        <w:t xml:space="preserve">    if config.lowercase:  lexeme &lt;- lowercase(lexeme)</w:t>
+      </w:r>
+    </w:p>
+    <w:p>
+      <w:pPr>
+        <w:keepNext w:val="false"/>
+        <w:keepLines/>
+        <w:pBdr>
+          <w:left w:val="single" w:color="888888" w:sz="12" w:space="6"/>
+        </w:pBdr>
+        <w:shd w:fill="F2F2F2" w:color="auto" w:val="clear"/>
+        <w:spacing w:after="0" w:line="260"/>
+        <w:ind w:left="200"/>
+      </w:pPr>
+      <w:r>
+        <w:rPr>
+          <w:rFonts w:ascii="Courier New" w:cs="Courier New" w:eastAsia="Courier New" w:hAnsi="Courier New"/>
+          <w:sz w:val="19"/>
+          <w:szCs w:val="19"/>
+        </w:rPr>
+        <w:t xml:space="preserve">    if config.slang and lexeme in slang_table:</w:t>
+      </w:r>
+    </w:p>
+    <w:p>
+      <w:pPr>
+        <w:keepNext w:val="false"/>
+        <w:keepLines/>
+        <w:pBdr>
+          <w:left w:val="single" w:color="888888" w:sz="12" w:space="6"/>
+        </w:pBdr>
+        <w:shd w:fill="F2F2F2" w:color="auto" w:val="clear"/>
+        <w:spacing w:after="0" w:line="260"/>
+        <w:ind w:left="200"/>
+      </w:pPr>
+      <w:r>
+        <w:rPr>
+          <w:rFonts w:ascii="Courier New" w:cs="Courier New" w:eastAsia="Courier New" w:hAnsi="Courier New"/>
+          <w:sz w:val="19"/>
+          <w:szCs w:val="19"/>
+        </w:rPr>
+        <w:t xml:space="preserve">        return split(slang_table[lexeme])          # may be several words</w:t>
+      </w:r>
+    </w:p>
+    <w:p>
+      <w:pPr>
+        <w:keepNext w:val="false"/>
+        <w:keepLines/>
+        <w:pBdr>
+          <w:left w:val="single" w:color="888888" w:sz="12" w:space="6"/>
+        </w:pBdr>
+        <w:shd w:fill="F2F2F2" w:color="auto" w:val="clear"/>
+        <w:spacing w:after="0" w:line="260"/>
+        <w:ind w:left="200"/>
+      </w:pPr>
+      <w:r>
+        <w:rPr>
+          <w:rFonts w:ascii="Courier New" w:cs="Courier New" w:eastAsia="Courier New" w:hAnsi="Courier New"/>
+          <w:sz w:val="19"/>
+          <w:szCs w:val="19"/>
+        </w:rPr>
+        <w:t xml:space="preserve">    return [lexeme]</w:t>
+      </w:r>
+    </w:p>
+    <w:p>
+      <w:pPr>
+        <w:keepNext w:val="false"/>
+        <w:keepLines/>
+        <w:pBdr>
+          <w:left w:val="single" w:color="888888" w:sz="12" w:space="6"/>
+        </w:pBdr>
+        <w:shd w:fill="F2F2F2" w:color="auto" w:val="clear"/>
+        <w:spacing w:after="0" w:line="260"/>
+        <w:ind w:left="200"/>
+      </w:pPr>
+      <w:r>
+        <w:rPr>
+          <w:rFonts w:ascii="Courier New" w:cs="Courier New" w:eastAsia="Courier New" w:hAnsi="Courier New"/>
+          <w:sz w:val="19"/>
+          <w:szCs w:val="19"/>
+        </w:rPr>
+        <w:t xml:space="preserve"> </w:t>
+      </w:r>
+    </w:p>
+    <w:p>
+      <w:pPr>
+        <w:keepNext w:val="false"/>
+        <w:keepLines/>
+        <w:pBdr>
+          <w:left w:val="single" w:color="888888" w:sz="12" w:space="6"/>
+        </w:pBdr>
+        <w:shd w:fill="F2F2F2" w:color="auto" w:val="clear"/>
+        <w:spacing w:after="0" w:line="260"/>
+        <w:ind w:left="200"/>
+      </w:pPr>
+      <w:r>
+        <w:rPr>
+          <w:rFonts w:ascii="Courier New" w:cs="Courier New" w:eastAsia="Courier New" w:hAnsi="Courier New"/>
+          <w:sz w:val="19"/>
+          <w:szCs w:val="19"/>
+        </w:rPr>
+        <w:t xml:space="preserve">tokenize(text):</w:t>
+      </w:r>
+    </w:p>
+    <w:p>
+      <w:pPr>
+        <w:keepNext w:val="false"/>
+        <w:keepLines/>
+        <w:pBdr>
+          <w:left w:val="single" w:color="888888" w:sz="12" w:space="6"/>
+        </w:pBdr>
+        <w:shd w:fill="F2F2F2" w:color="auto" w:val="clear"/>
+        <w:spacing w:after="0" w:line="260"/>
+        <w:ind w:left="200"/>
+      </w:pPr>
+      <w:r>
+        <w:rPr>
+          <w:rFonts w:ascii="Courier New" w:cs="Courier New" w:eastAsia="Courier New" w:hAnsi="Courier New"/>
+          <w:sz w:val="19"/>
+          <w:szCs w:val="19"/>
+        </w:rPr>
+        <w:t xml:space="preserve">    for (cls, lexeme) in scan(text):</w:t>
+      </w:r>
+    </w:p>
+    <w:p>
+      <w:pPr>
+        <w:keepNext w:val="false"/>
+        <w:keepLines/>
+        <w:pBdr>
+          <w:left w:val="single" w:color="888888" w:sz="12" w:space="6"/>
+        </w:pBdr>
+        <w:shd w:fill="F2F2F2" w:color="auto" w:val="clear"/>
+        <w:spacing w:after="0" w:line="260"/>
+        <w:ind w:left="200"/>
+      </w:pPr>
+      <w:r>
+        <w:rPr>
+          <w:rFonts w:ascii="Courier New" w:cs="Courier New" w:eastAsia="Courier New" w:hAnsi="Courier New"/>
+          <w:sz w:val="19"/>
+          <w:szCs w:val="19"/>
+        </w:rPr>
+        <w:t xml:space="preserve">        for form in normalize_token(cls, lexeme, config):</w:t>
+      </w:r>
+    </w:p>
+    <w:p>
+      <w:pPr>
+        <w:keepNext w:val="false"/>
+        <w:keepLines/>
+        <w:pBdr>
+          <w:left w:val="single" w:color="888888" w:sz="12" w:space="6"/>
+        </w:pBdr>
+        <w:shd w:fill="F2F2F2" w:color="auto" w:val="clear"/>
+        <w:spacing w:after="0" w:line="260"/>
+        <w:ind w:left="200"/>
+      </w:pPr>
+      <w:r>
+        <w:rPr>
+          <w:rFonts w:ascii="Courier New" w:cs="Courier New" w:eastAsia="Courier New" w:hAnsi="Courier New"/>
+          <w:sz w:val="19"/>
+          <w:szCs w:val="19"/>
+        </w:rPr>
+        <w:t xml:space="preserve">            symbol_table.update(form, cls)       # id, frequency, class</w:t>
+      </w:r>
+    </w:p>
+    <w:p>
+      <w:pPr>
+        <w:keepNext w:val="false"/>
+        <w:keepLines/>
+        <w:pBdr>
+          <w:left w:val="single" w:color="888888" w:sz="12" w:space="6"/>
+        </w:pBdr>
+        <w:shd w:fill="F2F2F2" w:color="auto" w:val="clear"/>
+        <w:spacing w:after="0" w:line="260"/>
+        <w:ind w:left="200"/>
+      </w:pPr>
+      <w:r>
+        <w:rPr>
+          <w:rFonts w:ascii="Courier New" w:cs="Courier New" w:eastAsia="Courier New" w:hAnsi="Courier New"/>
+          <w:sz w:val="19"/>
+          <w:szCs w:val="19"/>
+        </w:rPr>
+        <w:t xml:space="preserve">            emit form</w:t>
+      </w:r>
+    </w:p>
+    <w:p>
+      <w:pPr>
+        <w:keepNext w:val="false"/>
+        <w:keepLines/>
+        <w:pBdr>
+          <w:left w:val="single" w:color="888888" w:sz="12" w:space="6"/>
+        </w:pBdr>
+        <w:shd w:fill="F2F2F2" w:color="auto" w:val="clear"/>
+        <w:spacing w:after="0" w:line="260"/>
+        <w:ind w:left="200"/>
+      </w:pPr>
+      <w:r>
+        <w:rPr>
+          <w:rFonts w:ascii="Courier New" w:cs="Courier New" w:eastAsia="Courier New" w:hAnsi="Courier New"/>
+          <w:sz w:val="19"/>
+          <w:szCs w:val="19"/>
+        </w:rPr>
+        <w:t xml:space="preserve"> </w:t>
+      </w:r>
+    </w:p>
+    <w:p>
+      <w:pPr>
+        <w:keepNext w:val="false"/>
+        <w:keepLines/>
+        <w:pBdr>
+          <w:left w:val="single" w:color="888888" w:sz="12" w:space="6"/>
+        </w:pBdr>
+        <w:shd w:fill="F2F2F2" w:color="auto" w:val="clear"/>
+        <w:spacing w:after="0" w:line="260"/>
+        <w:ind w:left="200"/>
+      </w:pPr>
+      <w:r>
+        <w:rPr>
+          <w:rFonts w:ascii="Courier New" w:cs="Courier New" w:eastAsia="Courier New" w:hAnsi="Courier New"/>
+          <w:sz w:val="19"/>
+          <w:szCs w:val="19"/>
+        </w:rPr>
+        <w:t xml:space="preserve">ablation: for rule in [url, mention, number, elongated,</w:t>
       </w:r>
     </w:p>
     <w:p>
@@ -954,7 +2161,7 @@
           <w:sz w:val="19"/>
           <w:szCs w:val="19"/>
         </w:rPr>
-        <w:t xml:space="preserve">(a) regex -&gt; NFA -&gt; DFA -&gt; minimized DFA</w:t>
+        <w:t xml:space="preserve">                        lowercase, slang, all]:</w:t>
       </w:r>
     </w:p>
     <w:p>
@@ -974,7 +2181,58 @@
           <w:sz w:val="19"/>
           <w:szCs w:val="19"/>
         </w:rPr>
-        <w:t xml:space="preserve">    input : rules = [(name_0, regex_0), ..., (name_k, regex_k)]</w:t>
+        <w:t xml:space="preserve">              run the full pipeline with that rule switched off</w:t>
+      </w:r>
+    </w:p>
+    <w:p>
+      <w:pPr>
+        <w:spacing w:after="160"/>
+      </w:pPr>
+    </w:p>
+    <w:p>
+      <w:pPr>
+        <w:pStyle w:val="Heading2"/>
+        <w:keepNext/>
+        <w:spacing w:after="100" w:before="220"/>
+      </w:pPr>
+      <w:r>
+        <w:rPr>
+          <w:rFonts w:ascii="Times New Roman" w:cs="Times New Roman" w:eastAsia="Times New Roman" w:hAnsi="Times New Roman"/>
+          <w:b/>
+          <w:bCs/>
+          <w:sz w:val="26"/>
+          <w:szCs w:val="26"/>
+        </w:rPr>
+        <w:t xml:space="preserve">3.6 Module 4: Subword stage and the LexFront + BPE hybrid</w:t>
+      </w:r>
+    </w:p>
+    <w:p>
+      <w:pPr>
+        <w:spacing w:after="160" w:line="320"/>
+        <w:jc w:val="both"/>
+      </w:pPr>
+      <w:r>
+        <w:rPr>
+          <w:rFonts w:ascii="Times New Roman" w:cs="Times New Roman" w:eastAsia="Times New Roman" w:hAnsi="Times New Roman"/>
+          <w:sz w:val="24"/>
+          <w:szCs w:val="24"/>
+        </w:rPr>
+        <w:t xml:space="preserve">Module 4 adds learned vocabularies on top of, and next to, the word-level tokenizers. We trained BPE, WordPiece and Unigram models with the Hugging Face tokenizers library on the training split only, lowercased, with a vocabulary of 8000 pieces (BPE was also run at 32000). Pieces that continue a word carry the ## marker in BPE and WordPiece. We also built a two-stage hybrid that follows the compiler idea of passing different token types to different handlers. LexFront decides the class of each token first. Structural tokens such as placeholders, hashtags, emoticons, emoji, punctuation and error tokens are passed through whole, and only the word-like tokens are handed to a BPE model that was trained on the word-like tokens of the training texts.</w:t>
+      </w:r>
+    </w:p>
+    <w:p>
+      <w:pPr>
+        <w:keepNext/>
+        <w:spacing w:after="160" w:line="320"/>
+        <w:jc w:val="both"/>
+      </w:pPr>
+      <w:r>
+        <w:rPr>
+          <w:rFonts w:ascii="Times New Roman" w:cs="Times New Roman" w:eastAsia="Times New Roman" w:hAnsi="Times New Roman"/>
+          <w:sz w:val="24"/>
+          <w:szCs w:val="24"/>
+        </w:rPr>
+        <w:t xml:space="preserve">Making the training deterministic took some care. The trainer assigns ids to the ## alphabet in hash-map order, so two trainings on the same text could merge in a different order. We fixed this by passing a sorted alphabet as special tokens and removing them from the added-token list afterwards. We also checked that texts from the test split do not leak into the trained vocabularies. The hybrid is described in the pseudocode below.</w:t>
       </w:r>
     </w:p>
     <w:p>
@@ -994,7 +2252,7 @@
           <w:sz w:val="19"/>
           <w:szCs w:val="19"/>
         </w:rPr>
-        <w:t xml:space="preserve">            # list order = priority</w:t>
+        <w:t xml:space="preserve">train_hybrid(train_texts):</w:t>
       </w:r>
     </w:p>
     <w:p>
@@ -1014,7 +2272,247 @@
           <w:sz w:val="19"/>
           <w:szCs w:val="19"/>
         </w:rPr>
-        <w:t xml:space="preserve">    asts  &lt;- [parse(regex_i) for each rule]</w:t>
+        <w:t xml:space="preserve">    words &lt;- []</w:t>
+      </w:r>
+    </w:p>
+    <w:p>
+      <w:pPr>
+        <w:keepNext w:val="false"/>
+        <w:keepLines/>
+        <w:pBdr>
+          <w:left w:val="single" w:color="888888" w:sz="12" w:space="6"/>
+        </w:pBdr>
+        <w:shd w:fill="F2F2F2" w:color="auto" w:val="clear"/>
+        <w:spacing w:after="0" w:line="260"/>
+        <w:ind w:left="200"/>
+      </w:pPr>
+      <w:r>
+        <w:rPr>
+          <w:rFonts w:ascii="Courier New" w:cs="Courier New" w:eastAsia="Courier New" w:hAnsi="Courier New"/>
+          <w:sz w:val="19"/>
+          <w:szCs w:val="19"/>
+        </w:rPr>
+        <w:t xml:space="preserve">    for text in train_texts:</w:t>
+      </w:r>
+    </w:p>
+    <w:p>
+      <w:pPr>
+        <w:keepNext w:val="false"/>
+        <w:keepLines/>
+        <w:pBdr>
+          <w:left w:val="single" w:color="888888" w:sz="12" w:space="6"/>
+        </w:pBdr>
+        <w:shd w:fill="F2F2F2" w:color="auto" w:val="clear"/>
+        <w:spacing w:after="0" w:line="260"/>
+        <w:ind w:left="200"/>
+      </w:pPr>
+      <w:r>
+        <w:rPr>
+          <w:rFonts w:ascii="Courier New" w:cs="Courier New" w:eastAsia="Courier New" w:hAnsi="Courier New"/>
+          <w:sz w:val="19"/>
+          <w:szCs w:val="19"/>
+        </w:rPr>
+        <w:t xml:space="preserve">        for (cls, lexeme, forms) in LexFront.analyze(lowercase(text)):</w:t>
+      </w:r>
+    </w:p>
+    <w:p>
+      <w:pPr>
+        <w:keepNext w:val="false"/>
+        <w:keepLines/>
+        <w:pBdr>
+          <w:left w:val="single" w:color="888888" w:sz="12" w:space="6"/>
+        </w:pBdr>
+        <w:shd w:fill="F2F2F2" w:color="auto" w:val="clear"/>
+        <w:spacing w:after="0" w:line="260"/>
+        <w:ind w:left="200"/>
+      </w:pPr>
+      <w:r>
+        <w:rPr>
+          <w:rFonts w:ascii="Courier New" w:cs="Courier New" w:eastAsia="Courier New" w:hAnsi="Courier New"/>
+          <w:sz w:val="19"/>
+          <w:szCs w:val="19"/>
+        </w:rPr>
+        <w:t xml:space="preserve">            if cls in {WORD, CONTRACTION, ELONGATED}: words.extend(forms)</w:t>
+      </w:r>
+    </w:p>
+    <w:p>
+      <w:pPr>
+        <w:keepNext w:val="false"/>
+        <w:keepLines/>
+        <w:pBdr>
+          <w:left w:val="single" w:color="888888" w:sz="12" w:space="6"/>
+        </w:pBdr>
+        <w:shd w:fill="F2F2F2" w:color="auto" w:val="clear"/>
+        <w:spacing w:after="0" w:line="260"/>
+        <w:ind w:left="200"/>
+      </w:pPr>
+      <w:r>
+        <w:rPr>
+          <w:rFonts w:ascii="Courier New" w:cs="Courier New" w:eastAsia="Courier New" w:hAnsi="Courier New"/>
+          <w:sz w:val="19"/>
+          <w:szCs w:val="19"/>
+        </w:rPr>
+        <w:t xml:space="preserve">    BPE &lt;- train_bpe(join(words), vocab_size, sorted_alphabet)</w:t>
+      </w:r>
+    </w:p>
+    <w:p>
+      <w:pPr>
+        <w:keepNext w:val="false"/>
+        <w:keepLines/>
+        <w:pBdr>
+          <w:left w:val="single" w:color="888888" w:sz="12" w:space="6"/>
+        </w:pBdr>
+        <w:shd w:fill="F2F2F2" w:color="auto" w:val="clear"/>
+        <w:spacing w:after="0" w:line="260"/>
+        <w:ind w:left="200"/>
+      </w:pPr>
+      <w:r>
+        <w:rPr>
+          <w:rFonts w:ascii="Courier New" w:cs="Courier New" w:eastAsia="Courier New" w:hAnsi="Courier New"/>
+          <w:sz w:val="19"/>
+          <w:szCs w:val="19"/>
+        </w:rPr>
+        <w:t xml:space="preserve"> </w:t>
+      </w:r>
+    </w:p>
+    <w:p>
+      <w:pPr>
+        <w:keepNext w:val="false"/>
+        <w:keepLines/>
+        <w:pBdr>
+          <w:left w:val="single" w:color="888888" w:sz="12" w:space="6"/>
+        </w:pBdr>
+        <w:shd w:fill="F2F2F2" w:color="auto" w:val="clear"/>
+        <w:spacing w:after="0" w:line="260"/>
+        <w:ind w:left="200"/>
+      </w:pPr>
+      <w:r>
+        <w:rPr>
+          <w:rFonts w:ascii="Courier New" w:cs="Courier New" w:eastAsia="Courier New" w:hAnsi="Courier New"/>
+          <w:sz w:val="19"/>
+          <w:szCs w:val="19"/>
+        </w:rPr>
+        <w:t xml:space="preserve">tokenize_hybrid(text):</w:t>
+      </w:r>
+    </w:p>
+    <w:p>
+      <w:pPr>
+        <w:keepNext w:val="false"/>
+        <w:keepLines/>
+        <w:pBdr>
+          <w:left w:val="single" w:color="888888" w:sz="12" w:space="6"/>
+        </w:pBdr>
+        <w:shd w:fill="F2F2F2" w:color="auto" w:val="clear"/>
+        <w:spacing w:after="0" w:line="260"/>
+        <w:ind w:left="200"/>
+      </w:pPr>
+      <w:r>
+        <w:rPr>
+          <w:rFonts w:ascii="Courier New" w:cs="Courier New" w:eastAsia="Courier New" w:hAnsi="Courier New"/>
+          <w:sz w:val="19"/>
+          <w:szCs w:val="19"/>
+        </w:rPr>
+        <w:t xml:space="preserve">    out &lt;- []</w:t>
+      </w:r>
+    </w:p>
+    <w:p>
+      <w:pPr>
+        <w:keepNext w:val="false"/>
+        <w:keepLines/>
+        <w:pBdr>
+          <w:left w:val="single" w:color="888888" w:sz="12" w:space="6"/>
+        </w:pBdr>
+        <w:shd w:fill="F2F2F2" w:color="auto" w:val="clear"/>
+        <w:spacing w:after="0" w:line="260"/>
+        <w:ind w:left="200"/>
+      </w:pPr>
+      <w:r>
+        <w:rPr>
+          <w:rFonts w:ascii="Courier New" w:cs="Courier New" w:eastAsia="Courier New" w:hAnsi="Courier New"/>
+          <w:sz w:val="19"/>
+          <w:szCs w:val="19"/>
+        </w:rPr>
+        <w:t xml:space="preserve">    for (cls, lexeme, forms) in LexFront.analyze(text):</w:t>
+      </w:r>
+    </w:p>
+    <w:p>
+      <w:pPr>
+        <w:keepNext w:val="false"/>
+        <w:keepLines/>
+        <w:pBdr>
+          <w:left w:val="single" w:color="888888" w:sz="12" w:space="6"/>
+        </w:pBdr>
+        <w:shd w:fill="F2F2F2" w:color="auto" w:val="clear"/>
+        <w:spacing w:after="0" w:line="260"/>
+        <w:ind w:left="200"/>
+      </w:pPr>
+      <w:r>
+        <w:rPr>
+          <w:rFonts w:ascii="Courier New" w:cs="Courier New" w:eastAsia="Courier New" w:hAnsi="Courier New"/>
+          <w:sz w:val="19"/>
+          <w:szCs w:val="19"/>
+        </w:rPr>
+        <w:t xml:space="preserve">        for form in forms:</w:t>
+      </w:r>
+    </w:p>
+    <w:p>
+      <w:pPr>
+        <w:keepNext w:val="false"/>
+        <w:keepLines/>
+        <w:pBdr>
+          <w:left w:val="single" w:color="888888" w:sz="12" w:space="6"/>
+        </w:pBdr>
+        <w:shd w:fill="F2F2F2" w:color="auto" w:val="clear"/>
+        <w:spacing w:after="0" w:line="260"/>
+        <w:ind w:left="200"/>
+      </w:pPr>
+      <w:r>
+        <w:rPr>
+          <w:rFonts w:ascii="Courier New" w:cs="Courier New" w:eastAsia="Courier New" w:hAnsi="Courier New"/>
+          <w:sz w:val="19"/>
+          <w:szCs w:val="19"/>
+        </w:rPr>
+        <w:t xml:space="preserve">            if cls in {WORD, CONTRACTION, ELONGATED}:</w:t>
+      </w:r>
+    </w:p>
+    <w:p>
+      <w:pPr>
+        <w:keepNext w:val="false"/>
+        <w:keepLines/>
+        <w:pBdr>
+          <w:left w:val="single" w:color="888888" w:sz="12" w:space="6"/>
+        </w:pBdr>
+        <w:shd w:fill="F2F2F2" w:color="auto" w:val="clear"/>
+        <w:spacing w:after="0" w:line="260"/>
+        <w:ind w:left="200"/>
+      </w:pPr>
+      <w:r>
+        <w:rPr>
+          <w:rFonts w:ascii="Courier New" w:cs="Courier New" w:eastAsia="Courier New" w:hAnsi="Courier New"/>
+          <w:sz w:val="19"/>
+          <w:szCs w:val="19"/>
+        </w:rPr>
+        <w:t xml:space="preserve">                out.extend(BPE.encode(form))</w:t>
+      </w:r>
+    </w:p>
+    <w:p>
+      <w:pPr>
+        <w:keepNext w:val="false"/>
+        <w:keepLines/>
+        <w:pBdr>
+          <w:left w:val="single" w:color="888888" w:sz="12" w:space="6"/>
+        </w:pBdr>
+        <w:shd w:fill="F2F2F2" w:color="auto" w:val="clear"/>
+        <w:spacing w:after="0" w:line="260"/>
+        <w:ind w:left="200"/>
+      </w:pPr>
+      <w:r>
+        <w:rPr>
+          <w:rFonts w:ascii="Courier New" w:cs="Courier New" w:eastAsia="Courier New" w:hAnsi="Courier New"/>
+          <w:sz w:val="19"/>
+          <w:szCs w:val="19"/>
+        </w:rPr>
+        <w:t xml:space="preserve">            else:</w:t>
       </w:r>
     </w:p>
     <w:p>
@@ -1034,1510 +2532,12 @@
           <w:sz w:val="19"/>
           <w:szCs w:val="19"/>
         </w:rPr>
-        <w:t xml:space="preserve">    atoms &lt;- split the code-point line at every range boundary used in asts</w:t>
+        <w:t xml:space="preserve">                out.append(form)          # structural: pass through</w:t>
       </w:r>
     </w:p>
     <w:p>
       <w:pPr>
         <w:keepNext/>
-        <w:keepLines/>
-        <w:pBdr>
-          <w:left w:val="single" w:color="888888" w:sz="12" w:space="6"/>
-        </w:pBdr>
-        <w:shd w:fill="F2F2F2" w:color="auto" w:val="clear"/>
-        <w:spacing w:after="0" w:line="260"/>
-        <w:ind w:left="200"/>
-      </w:pPr>
-      <w:r>
-        <w:rPr>
-          <w:rFonts w:ascii="Courier New" w:cs="Courier New" w:eastAsia="Courier New" w:hAnsi="Courier New"/>
-          <w:sz w:val="19"/>
-          <w:szCs w:val="19"/>
-        </w:rPr>
-        <w:t xml:space="preserve">    NFA   &lt;- new start state</w:t>
-      </w:r>
-    </w:p>
-    <w:p>
-      <w:pPr>
-        <w:keepNext/>
-        <w:keepLines/>
-        <w:pBdr>
-          <w:left w:val="single" w:color="888888" w:sz="12" w:space="6"/>
-        </w:pBdr>
-        <w:shd w:fill="F2F2F2" w:color="auto" w:val="clear"/>
-        <w:spacing w:after="0" w:line="260"/>
-        <w:ind w:left="200"/>
-      </w:pPr>
-      <w:r>
-        <w:rPr>
-          <w:rFonts w:ascii="Courier New" w:cs="Courier New" w:eastAsia="Courier New" w:hAnsi="Courier New"/>
-          <w:sz w:val="19"/>
-          <w:szCs w:val="19"/>
-        </w:rPr>
-        <w:t xml:space="preserve">    for i, ast in asts:</w:t>
-      </w:r>
-    </w:p>
-    <w:p>
-      <w:pPr>
-        <w:keepNext/>
-        <w:keepLines/>
-        <w:pBdr>
-          <w:left w:val="single" w:color="888888" w:sz="12" w:space="6"/>
-        </w:pBdr>
-        <w:shd w:fill="F2F2F2" w:color="auto" w:val="clear"/>
-        <w:spacing w:after="0" w:line="260"/>
-        <w:ind w:left="200"/>
-      </w:pPr>
-      <w:r>
-        <w:rPr>
-          <w:rFonts w:ascii="Courier New" w:cs="Courier New" w:eastAsia="Courier New" w:hAnsi="Courier New"/>
-          <w:sz w:val="19"/>
-          <w:szCs w:val="19"/>
-        </w:rPr>
-        <w:t xml:space="preserve">        (s, t) &lt;- thompson(ast)</w:t>
-      </w:r>
-    </w:p>
-    <w:p>
-      <w:pPr>
-        <w:keepNext/>
-        <w:keepLines/>
-        <w:pBdr>
-          <w:left w:val="single" w:color="888888" w:sz="12" w:space="6"/>
-        </w:pBdr>
-        <w:shd w:fill="F2F2F2" w:color="auto" w:val="clear"/>
-        <w:spacing w:after="0" w:line="260"/>
-        <w:ind w:left="200"/>
-      </w:pPr>
-      <w:r>
-        <w:rPr>
-          <w:rFonts w:ascii="Courier New" w:cs="Courier New" w:eastAsia="Courier New" w:hAnsi="Courier New"/>
-          <w:sz w:val="19"/>
-          <w:szCs w:val="19"/>
-        </w:rPr>
-        <w:t xml:space="preserve">        add epsilon edge NFA.start -&gt; s ;  accepting[t] &lt;- i</w:t>
-      </w:r>
-    </w:p>
-    <w:p>
-      <w:pPr>
-        <w:keepNext/>
-        <w:keepLines/>
-        <w:pBdr>
-          <w:left w:val="single" w:color="888888" w:sz="12" w:space="6"/>
-        </w:pBdr>
-        <w:shd w:fill="F2F2F2" w:color="auto" w:val="clear"/>
-        <w:spacing w:after="0" w:line="260"/>
-        <w:ind w:left="200"/>
-      </w:pPr>
-      <w:r>
-        <w:rPr>
-          <w:rFonts w:ascii="Courier New" w:cs="Courier New" w:eastAsia="Courier New" w:hAnsi="Courier New"/>
-          <w:sz w:val="19"/>
-          <w:szCs w:val="19"/>
-        </w:rPr>
-        <w:t xml:space="preserve">    start_set &lt;- eps_closure({NFA.start});  DFA.states &lt;- {start_set}</w:t>
-      </w:r>
-    </w:p>
-    <w:p>
-      <w:pPr>
-        <w:keepNext/>
-        <w:keepLines/>
-        <w:pBdr>
-          <w:left w:val="single" w:color="888888" w:sz="12" w:space="6"/>
-        </w:pBdr>
-        <w:shd w:fill="F2F2F2" w:color="auto" w:val="clear"/>
-        <w:spacing w:after="0" w:line="260"/>
-        <w:ind w:left="200"/>
-      </w:pPr>
-      <w:r>
-        <w:rPr>
-          <w:rFonts w:ascii="Courier New" w:cs="Courier New" w:eastAsia="Courier New" w:hAnsi="Courier New"/>
-          <w:sz w:val="19"/>
-          <w:szCs w:val="19"/>
-        </w:rPr>
-        <w:t xml:space="preserve">    while worklist not empty:</w:t>
-      </w:r>
-    </w:p>
-    <w:p>
-      <w:pPr>
-        <w:keepNext/>
-        <w:keepLines/>
-        <w:pBdr>
-          <w:left w:val="single" w:color="888888" w:sz="12" w:space="6"/>
-        </w:pBdr>
-        <w:shd w:fill="F2F2F2" w:color="auto" w:val="clear"/>
-        <w:spacing w:after="0" w:line="260"/>
-        <w:ind w:left="200"/>
-      </w:pPr>
-      <w:r>
-        <w:rPr>
-          <w:rFonts w:ascii="Courier New" w:cs="Courier New" w:eastAsia="Courier New" w:hAnsi="Courier New"/>
-          <w:sz w:val="19"/>
-          <w:szCs w:val="19"/>
-        </w:rPr>
-        <w:t xml:space="preserve">        S &lt;- pop(worklist)</w:t>
-      </w:r>
-    </w:p>
-    <w:p>
-      <w:pPr>
-        <w:keepNext/>
-        <w:keepLines/>
-        <w:pBdr>
-          <w:left w:val="single" w:color="888888" w:sz="12" w:space="6"/>
-        </w:pBdr>
-        <w:shd w:fill="F2F2F2" w:color="auto" w:val="clear"/>
-        <w:spacing w:after="0" w:line="260"/>
-        <w:ind w:left="200"/>
-      </w:pPr>
-      <w:r>
-        <w:rPr>
-          <w:rFonts w:ascii="Courier New" w:cs="Courier New" w:eastAsia="Courier New" w:hAnsi="Courier New"/>
-          <w:sz w:val="19"/>
-          <w:szCs w:val="19"/>
-        </w:rPr>
-        <w:t xml:space="preserve">        for each atom a:</w:t>
-      </w:r>
-    </w:p>
-    <w:p>
-      <w:pPr>
-        <w:keepNext/>
-        <w:keepLines/>
-        <w:pBdr>
-          <w:left w:val="single" w:color="888888" w:sz="12" w:space="6"/>
-        </w:pBdr>
-        <w:shd w:fill="F2F2F2" w:color="auto" w:val="clear"/>
-        <w:spacing w:after="0" w:line="260"/>
-        <w:ind w:left="200"/>
-      </w:pPr>
-      <w:r>
-        <w:rPr>
-          <w:rFonts w:ascii="Courier New" w:cs="Courier New" w:eastAsia="Courier New" w:hAnsi="Courier New"/>
-          <w:sz w:val="19"/>
-          <w:szCs w:val="19"/>
-        </w:rPr>
-        <w:t xml:space="preserve">            T &lt;- eps_closure(move(S, a))</w:t>
-      </w:r>
-    </w:p>
-    <w:p>
-      <w:pPr>
-        <w:keepNext/>
-        <w:keepLines/>
-        <w:pBdr>
-          <w:left w:val="single" w:color="888888" w:sz="12" w:space="6"/>
-        </w:pBdr>
-        <w:shd w:fill="F2F2F2" w:color="auto" w:val="clear"/>
-        <w:spacing w:after="0" w:line="260"/>
-        <w:ind w:left="200"/>
-      </w:pPr>
-      <w:r>
-        <w:rPr>
-          <w:rFonts w:ascii="Courier New" w:cs="Courier New" w:eastAsia="Courier New" w:hAnsi="Courier New"/>
-          <w:sz w:val="19"/>
-          <w:szCs w:val="19"/>
-        </w:rPr>
-        <w:t xml:space="preserve">            if T is non-empty: add T if new, set DFA.trans[S][a] &lt;- T</w:t>
-      </w:r>
-    </w:p>
-    <w:p>
-      <w:pPr>
-        <w:keepNext/>
-        <w:keepLines/>
-        <w:pBdr>
-          <w:left w:val="single" w:color="888888" w:sz="12" w:space="6"/>
-        </w:pBdr>
-        <w:shd w:fill="F2F2F2" w:color="auto" w:val="clear"/>
-        <w:spacing w:after="0" w:line="260"/>
-        <w:ind w:left="200"/>
-      </w:pPr>
-      <w:r>
-        <w:rPr>
-          <w:rFonts w:ascii="Courier New" w:cs="Courier New" w:eastAsia="Courier New" w:hAnsi="Courier New"/>
-          <w:sz w:val="19"/>
-          <w:szCs w:val="19"/>
-        </w:rPr>
-        <w:t xml:space="preserve">    for each DFA state S:</w:t>
-      </w:r>
-    </w:p>
-    <w:p>
-      <w:pPr>
-        <w:keepNext/>
-        <w:keepLines/>
-        <w:pBdr>
-          <w:left w:val="single" w:color="888888" w:sz="12" w:space="6"/>
-        </w:pBdr>
-        <w:shd w:fill="F2F2F2" w:color="auto" w:val="clear"/>
-        <w:spacing w:after="0" w:line="260"/>
-        <w:ind w:left="200"/>
-      </w:pPr>
-      <w:r>
-        <w:rPr>
-          <w:rFonts w:ascii="Courier New" w:cs="Courier New" w:eastAsia="Courier New" w:hAnsi="Courier New"/>
-          <w:sz w:val="19"/>
-          <w:szCs w:val="19"/>
-        </w:rPr>
-        <w:t xml:space="preserve">        S.accepts &lt;- min{accepting[q] : q in S}      # priority</w:t>
-      </w:r>
-    </w:p>
-    <w:p>
-      <w:pPr>
-        <w:keepNext/>
-        <w:keepLines/>
-        <w:pBdr>
-          <w:left w:val="single" w:color="888888" w:sz="12" w:space="6"/>
-        </w:pBdr>
-        <w:shd w:fill="F2F2F2" w:color="auto" w:val="clear"/>
-        <w:spacing w:after="0" w:line="260"/>
-        <w:ind w:left="200"/>
-      </w:pPr>
-      <w:r>
-        <w:rPr>
-          <w:rFonts w:ascii="Courier New" w:cs="Courier New" w:eastAsia="Courier New" w:hAnsi="Courier New"/>
-          <w:sz w:val="19"/>
-          <w:szCs w:val="19"/>
-        </w:rPr>
-        <w:t xml:space="preserve">    # Moore minimization</w:t>
-      </w:r>
-    </w:p>
-    <w:p>
-      <w:pPr>
-        <w:keepNext/>
-        <w:keepLines/>
-        <w:pBdr>
-          <w:left w:val="single" w:color="888888" w:sz="12" w:space="6"/>
-        </w:pBdr>
-        <w:shd w:fill="F2F2F2" w:color="auto" w:val="clear"/>
-        <w:spacing w:after="0" w:line="260"/>
-        <w:ind w:left="200"/>
-      </w:pPr>
-      <w:r>
-        <w:rPr>
-          <w:rFonts w:ascii="Courier New" w:cs="Courier New" w:eastAsia="Courier New" w:hAnsi="Courier New"/>
-          <w:sz w:val="19"/>
-          <w:szCs w:val="19"/>
-        </w:rPr>
-        <w:t xml:space="preserve">    block[S] &lt;- id of S.accepts</w:t>
-      </w:r>
-    </w:p>
-    <w:p>
-      <w:pPr>
-        <w:keepNext/>
-        <w:keepLines/>
-        <w:pBdr>
-          <w:left w:val="single" w:color="888888" w:sz="12" w:space="6"/>
-        </w:pBdr>
-        <w:shd w:fill="F2F2F2" w:color="auto" w:val="clear"/>
-        <w:spacing w:after="0" w:line="260"/>
-        <w:ind w:left="200"/>
-      </w:pPr>
-      <w:r>
-        <w:rPr>
-          <w:rFonts w:ascii="Courier New" w:cs="Courier New" w:eastAsia="Courier New" w:hAnsi="Courier New"/>
-          <w:sz w:val="19"/>
-          <w:szCs w:val="19"/>
-        </w:rPr>
-        <w:t xml:space="preserve">    repeat: signature[S] &lt;- (block[S], sorted (a, block[trans[S][a]]))</w:t>
-      </w:r>
-    </w:p>
-    <w:p>
-      <w:pPr>
-        <w:keepNext/>
-        <w:keepLines/>
-        <w:pBdr>
-          <w:left w:val="single" w:color="888888" w:sz="12" w:space="6"/>
-        </w:pBdr>
-        <w:shd w:fill="F2F2F2" w:color="auto" w:val="clear"/>
-        <w:spacing w:after="0" w:line="260"/>
-        <w:ind w:left="200"/>
-      </w:pPr>
-      <w:r>
-        <w:rPr>
-          <w:rFonts w:ascii="Courier New" w:cs="Courier New" w:eastAsia="Courier New" w:hAnsi="Courier New"/>
-          <w:sz w:val="19"/>
-          <w:szCs w:val="19"/>
-        </w:rPr>
-        <w:t xml:space="preserve">            block[S] &lt;- id of signature[S]</w:t>
-      </w:r>
-    </w:p>
-    <w:p>
-      <w:pPr>
-        <w:keepNext/>
-        <w:keepLines/>
-        <w:pBdr>
-          <w:left w:val="single" w:color="888888" w:sz="12" w:space="6"/>
-        </w:pBdr>
-        <w:shd w:fill="F2F2F2" w:color="auto" w:val="clear"/>
-        <w:spacing w:after="0" w:line="260"/>
-        <w:ind w:left="200"/>
-      </w:pPr>
-      <w:r>
-        <w:rPr>
-          <w:rFonts w:ascii="Courier New" w:cs="Courier New" w:eastAsia="Courier New" w:hAnsi="Courier New"/>
-          <w:sz w:val="19"/>
-          <w:szCs w:val="19"/>
-        </w:rPr>
-        <w:t xml:space="preserve">    until the number of blocks stops growing</w:t>
-      </w:r>
-    </w:p>
-    <w:p>
-      <w:pPr>
-        <w:keepNext/>
-        <w:keepLines/>
-        <w:pBdr>
-          <w:left w:val="single" w:color="888888" w:sz="12" w:space="6"/>
-        </w:pBdr>
-        <w:shd w:fill="F2F2F2" w:color="auto" w:val="clear"/>
-        <w:spacing w:after="0" w:line="260"/>
-        <w:ind w:left="200"/>
-      </w:pPr>
-      <w:r>
-        <w:rPr>
-          <w:rFonts w:ascii="Courier New" w:cs="Courier New" w:eastAsia="Courier New" w:hAnsi="Courier New"/>
-          <w:sz w:val="19"/>
-          <w:szCs w:val="19"/>
-        </w:rPr>
-        <w:t xml:space="preserve">    merge states with equal block</w:t>
-      </w:r>
-    </w:p>
-    <w:p>
-      <w:pPr>
-        <w:keepNext/>
-        <w:keepLines/>
-        <w:pBdr>
-          <w:left w:val="single" w:color="888888" w:sz="12" w:space="6"/>
-        </w:pBdr>
-        <w:shd w:fill="F2F2F2" w:color="auto" w:val="clear"/>
-        <w:spacing w:after="0" w:line="260"/>
-        <w:ind w:left="200"/>
-      </w:pPr>
-      <w:r>
-        <w:rPr>
-          <w:rFonts w:ascii="Courier New" w:cs="Courier New" w:eastAsia="Courier New" w:hAnsi="Courier New"/>
-          <w:sz w:val="19"/>
-          <w:szCs w:val="19"/>
-        </w:rPr>
-        <w:t xml:space="preserve"> </w:t>
-      </w:r>
-    </w:p>
-    <w:p>
-      <w:pPr>
-        <w:keepNext/>
-        <w:keepLines/>
-        <w:pBdr>
-          <w:left w:val="single" w:color="888888" w:sz="12" w:space="6"/>
-        </w:pBdr>
-        <w:shd w:fill="F2F2F2" w:color="auto" w:val="clear"/>
-        <w:spacing w:after="0" w:line="260"/>
-        <w:ind w:left="200"/>
-      </w:pPr>
-      <w:r>
-        <w:rPr>
-          <w:rFonts w:ascii="Courier New" w:cs="Courier New" w:eastAsia="Courier New" w:hAnsi="Courier New"/>
-          <w:sz w:val="19"/>
-          <w:szCs w:val="19"/>
-        </w:rPr>
-        <w:t xml:space="preserve">(b) longest-match scanner with error recovery</w:t>
-      </w:r>
-    </w:p>
-    <w:p>
-      <w:pPr>
-        <w:keepNext/>
-        <w:keepLines/>
-        <w:pBdr>
-          <w:left w:val="single" w:color="888888" w:sz="12" w:space="6"/>
-        </w:pBdr>
-        <w:shd w:fill="F2F2F2" w:color="auto" w:val="clear"/>
-        <w:spacing w:after="0" w:line="260"/>
-        <w:ind w:left="200"/>
-      </w:pPr>
-      <w:r>
-        <w:rPr>
-          <w:rFonts w:ascii="Courier New" w:cs="Courier New" w:eastAsia="Courier New" w:hAnsi="Courier New"/>
-          <w:sz w:val="19"/>
-          <w:szCs w:val="19"/>
-        </w:rPr>
-        <w:t xml:space="preserve">    pos &lt;- 0</w:t>
-      </w:r>
-    </w:p>
-    <w:p>
-      <w:pPr>
-        <w:keepNext/>
-        <w:keepLines/>
-        <w:pBdr>
-          <w:left w:val="single" w:color="888888" w:sz="12" w:space="6"/>
-        </w:pBdr>
-        <w:shd w:fill="F2F2F2" w:color="auto" w:val="clear"/>
-        <w:spacing w:after="0" w:line="260"/>
-        <w:ind w:left="200"/>
-      </w:pPr>
-      <w:r>
-        <w:rPr>
-          <w:rFonts w:ascii="Courier New" w:cs="Courier New" w:eastAsia="Courier New" w:hAnsi="Courier New"/>
-          <w:sz w:val="19"/>
-          <w:szCs w:val="19"/>
-        </w:rPr>
-        <w:t xml:space="preserve">    while pos &lt; len(text):</w:t>
-      </w:r>
-    </w:p>
-    <w:p>
-      <w:pPr>
-        <w:keepNext/>
-        <w:keepLines/>
-        <w:pBdr>
-          <w:left w:val="single" w:color="888888" w:sz="12" w:space="6"/>
-        </w:pBdr>
-        <w:shd w:fill="F2F2F2" w:color="auto" w:val="clear"/>
-        <w:spacing w:after="0" w:line="260"/>
-        <w:ind w:left="200"/>
-      </w:pPr>
-      <w:r>
-        <w:rPr>
-          <w:rFonts w:ascii="Courier New" w:cs="Courier New" w:eastAsia="Courier New" w:hAnsi="Courier New"/>
-          <w:sz w:val="19"/>
-          <w:szCs w:val="19"/>
-        </w:rPr>
-        <w:t xml:space="preserve">        if text[pos] is whitespace: pos++ ; continue</w:t>
-      </w:r>
-    </w:p>
-    <w:p>
-      <w:pPr>
-        <w:keepNext/>
-        <w:keepLines/>
-        <w:pBdr>
-          <w:left w:val="single" w:color="888888" w:sz="12" w:space="6"/>
-        </w:pBdr>
-        <w:shd w:fill="F2F2F2" w:color="auto" w:val="clear"/>
-        <w:spacing w:after="0" w:line="260"/>
-        <w:ind w:left="200"/>
-      </w:pPr>
-      <w:r>
-        <w:rPr>
-          <w:rFonts w:ascii="Courier New" w:cs="Courier New" w:eastAsia="Courier New" w:hAnsi="Courier New"/>
-          <w:sz w:val="19"/>
-          <w:szCs w:val="19"/>
-        </w:rPr>
-        <w:t xml:space="preserve">        state &lt;- start ; last &lt;- none ; i &lt;- pos</w:t>
-      </w:r>
-    </w:p>
-    <w:p>
-      <w:pPr>
-        <w:keepNext/>
-        <w:keepLines/>
-        <w:pBdr>
-          <w:left w:val="single" w:color="888888" w:sz="12" w:space="6"/>
-        </w:pBdr>
-        <w:shd w:fill="F2F2F2" w:color="auto" w:val="clear"/>
-        <w:spacing w:after="0" w:line="260"/>
-        <w:ind w:left="200"/>
-      </w:pPr>
-      <w:r>
-        <w:rPr>
-          <w:rFonts w:ascii="Courier New" w:cs="Courier New" w:eastAsia="Courier New" w:hAnsi="Courier New"/>
-          <w:sz w:val="19"/>
-          <w:szCs w:val="19"/>
-        </w:rPr>
-        <w:t xml:space="preserve">        while i &lt; len(text):</w:t>
-      </w:r>
-    </w:p>
-    <w:p>
-      <w:pPr>
-        <w:keepNext/>
-        <w:keepLines/>
-        <w:pBdr>
-          <w:left w:val="single" w:color="888888" w:sz="12" w:space="6"/>
-        </w:pBdr>
-        <w:shd w:fill="F2F2F2" w:color="auto" w:val="clear"/>
-        <w:spacing w:after="0" w:line="260"/>
-        <w:ind w:left="200"/>
-      </w:pPr>
-      <w:r>
-        <w:rPr>
-          <w:rFonts w:ascii="Courier New" w:cs="Courier New" w:eastAsia="Courier New" w:hAnsi="Courier New"/>
-          <w:sz w:val="19"/>
-          <w:szCs w:val="19"/>
-        </w:rPr>
-        <w:t xml:space="preserve">            state &lt;- table[state][atom_of(text[i])]</w:t>
-      </w:r>
-    </w:p>
-    <w:p>
-      <w:pPr>
-        <w:keepNext/>
-        <w:keepLines/>
-        <w:pBdr>
-          <w:left w:val="single" w:color="888888" w:sz="12" w:space="6"/>
-        </w:pBdr>
-        <w:shd w:fill="F2F2F2" w:color="auto" w:val="clear"/>
-        <w:spacing w:after="0" w:line="260"/>
-        <w:ind w:left="200"/>
-      </w:pPr>
-      <w:r>
-        <w:rPr>
-          <w:rFonts w:ascii="Courier New" w:cs="Courier New" w:eastAsia="Courier New" w:hAnsi="Courier New"/>
-          <w:sz w:val="19"/>
-          <w:szCs w:val="19"/>
-        </w:rPr>
-        <w:t xml:space="preserve">            if state == DEAD: break</w:t>
-      </w:r>
-    </w:p>
-    <w:p>
-      <w:pPr>
-        <w:keepNext/>
-        <w:keepLines/>
-        <w:pBdr>
-          <w:left w:val="single" w:color="888888" w:sz="12" w:space="6"/>
-        </w:pBdr>
-        <w:shd w:fill="F2F2F2" w:color="auto" w:val="clear"/>
-        <w:spacing w:after="0" w:line="260"/>
-        <w:ind w:left="200"/>
-      </w:pPr>
-      <w:r>
-        <w:rPr>
-          <w:rFonts w:ascii="Courier New" w:cs="Courier New" w:eastAsia="Courier New" w:hAnsi="Courier New"/>
-          <w:sz w:val="19"/>
-          <w:szCs w:val="19"/>
-        </w:rPr>
-        <w:t xml:space="preserve">            i++</w:t>
-      </w:r>
-    </w:p>
-    <w:p>
-      <w:pPr>
-        <w:keepNext/>
-        <w:keepLines/>
-        <w:pBdr>
-          <w:left w:val="single" w:color="888888" w:sz="12" w:space="6"/>
-        </w:pBdr>
-        <w:shd w:fill="F2F2F2" w:color="auto" w:val="clear"/>
-        <w:spacing w:after="0" w:line="260"/>
-        <w:ind w:left="200"/>
-      </w:pPr>
-      <w:r>
-        <w:rPr>
-          <w:rFonts w:ascii="Courier New" w:cs="Courier New" w:eastAsia="Courier New" w:hAnsi="Courier New"/>
-          <w:sz w:val="19"/>
-          <w:szCs w:val="19"/>
-        </w:rPr>
-        <w:t xml:space="preserve">            if accepts[state] is not none: last &lt;- (i, accepts[state])</w:t>
-      </w:r>
-    </w:p>
-    <w:p>
-      <w:pPr>
-        <w:keepNext/>
-        <w:keepLines/>
-        <w:pBdr>
-          <w:left w:val="single" w:color="888888" w:sz="12" w:space="6"/>
-        </w:pBdr>
-        <w:shd w:fill="F2F2F2" w:color="auto" w:val="clear"/>
-        <w:spacing w:after="0" w:line="260"/>
-        <w:ind w:left="200"/>
-      </w:pPr>
-      <w:r>
-        <w:rPr>
-          <w:rFonts w:ascii="Courier New" w:cs="Courier New" w:eastAsia="Courier New" w:hAnsi="Courier New"/>
-          <w:sz w:val="19"/>
-          <w:szCs w:val="19"/>
-        </w:rPr>
-        <w:t xml:space="preserve">        if last is none:                       # error recovery</w:t>
-      </w:r>
-    </w:p>
-    <w:p>
-      <w:pPr>
-        <w:keepNext/>
-        <w:keepLines/>
-        <w:pBdr>
-          <w:left w:val="single" w:color="888888" w:sz="12" w:space="6"/>
-        </w:pBdr>
-        <w:shd w:fill="F2F2F2" w:color="auto" w:val="clear"/>
-        <w:spacing w:after="0" w:line="260"/>
-        <w:ind w:left="200"/>
-      </w:pPr>
-      <w:r>
-        <w:rPr>
-          <w:rFonts w:ascii="Courier New" w:cs="Courier New" w:eastAsia="Courier New" w:hAnsi="Courier New"/>
-          <w:sz w:val="19"/>
-          <w:szCs w:val="19"/>
-        </w:rPr>
-        <w:t xml:space="preserve">            emit (UNKNOWN, text[pos]) ; pos++</w:t>
-      </w:r>
-    </w:p>
-    <w:p>
-      <w:pPr>
-        <w:keepNext/>
-        <w:keepLines/>
-        <w:pBdr>
-          <w:left w:val="single" w:color="888888" w:sz="12" w:space="6"/>
-        </w:pBdr>
-        <w:shd w:fill="F2F2F2" w:color="auto" w:val="clear"/>
-        <w:spacing w:after="0" w:line="260"/>
-        <w:ind w:left="200"/>
-      </w:pPr>
-      <w:r>
-        <w:rPr>
-          <w:rFonts w:ascii="Courier New" w:cs="Courier New" w:eastAsia="Courier New" w:hAnsi="Courier New"/>
-          <w:sz w:val="19"/>
-          <w:szCs w:val="19"/>
-        </w:rPr>
-        <w:t xml:space="preserve">        else:</w:t>
-      </w:r>
-    </w:p>
-    <w:p>
-      <w:pPr>
-        <w:keepNext w:val="false"/>
-        <w:keepLines/>
-        <w:pBdr>
-          <w:left w:val="single" w:color="888888" w:sz="12" w:space="6"/>
-        </w:pBdr>
-        <w:shd w:fill="F2F2F2" w:color="auto" w:val="clear"/>
-        <w:spacing w:after="0" w:line="260"/>
-        <w:ind w:left="200"/>
-      </w:pPr>
-      <w:r>
-        <w:rPr>
-          <w:rFonts w:ascii="Courier New" w:cs="Courier New" w:eastAsia="Courier New" w:hAnsi="Courier New"/>
-          <w:sz w:val="19"/>
-          <w:szCs w:val="19"/>
-        </w:rPr>
-        <w:t xml:space="preserve">            emit (class[rule], text[pos:end]) ; pos &lt;- end</w:t>
-      </w:r>
-    </w:p>
-    <w:p>
-      <w:pPr>
-        <w:spacing w:after="160"/>
-      </w:pPr>
-    </w:p>
-    <w:p>
-      <w:pPr>
-        <w:pStyle w:val="Heading2"/>
-        <w:keepNext/>
-        <w:spacing w:after="100" w:before="220"/>
-      </w:pPr>
-      <w:r>
-        <w:rPr>
-          <w:rFonts w:ascii="Times New Roman" w:cs="Times New Roman" w:eastAsia="Times New Roman" w:hAnsi="Times New Roman"/>
-          <w:b/>
-          <w:bCs/>
-          <w:sz w:val="26"/>
-          <w:szCs w:val="26"/>
-        </w:rPr>
-        <w:t xml:space="preserve">3.5 Module 3: Normalizer, symbol table and rule ablation</w:t>
-      </w:r>
-    </w:p>
-    <w:p>
-      <w:pPr>
-        <w:spacing w:after="160" w:line="320"/>
-        <w:jc w:val="both"/>
-      </w:pPr>
-      <w:r>
-        <w:rPr>
-          <w:rFonts w:ascii="Times New Roman" w:cs="Times New Roman" w:eastAsia="Times New Roman" w:hAnsi="Times New Roman"/>
-          <w:sz w:val="24"/>
-          <w:szCs w:val="24"/>
-        </w:rPr>
-        <w:t xml:space="preserve">After a token has been scanned, a semantic action maps it to its canonical form, much like the action block attached to a Lex rule. LexFront has six such rules in </w:t>
-      </w:r>
-      <w:r>
-        <w:rPr>
-          <w:rFonts w:ascii="Courier New" w:cs="Courier New" w:eastAsia="Courier New" w:hAnsi="Courier New"/>
-          <w:sz w:val="21"/>
-          <w:szCs w:val="21"/>
-        </w:rPr>
-        <w:t xml:space="preserve">lexer/normalize.py</w:t>
-      </w:r>
-      <w:r>
-        <w:rPr>
-          <w:rFonts w:ascii="Times New Roman" w:cs="Times New Roman" w:eastAsia="Times New Roman" w:hAnsi="Times New Roman"/>
-          <w:sz w:val="24"/>
-          <w:szCs w:val="24"/>
-        </w:rPr>
-        <w:t xml:space="preserve">, and each one can be switched on or off by itself. URLs become &lt;URL&gt;, mentions become &lt;USER&gt; and numbers become &lt;NUM&gt;. Runs of three or more identical letters are shortened to two ("sooooo" becomes "soo"). Word-like tokens are lowercased, and a lookup in a slang table of 30 entries expands things like "u" into "you". The symbol table stores an id, a frequency and a class for each token.</w:t>
-      </w:r>
-    </w:p>
-    <w:p>
-      <w:pPr>
-        <w:keepNext/>
-        <w:spacing w:after="160" w:line="320"/>
-        <w:jc w:val="both"/>
-      </w:pPr>
-      <w:r>
-        <w:rPr>
-          <w:rFonts w:ascii="Times New Roman" w:cs="Times New Roman" w:eastAsia="Times New Roman" w:hAnsi="Times New Roman"/>
-          <w:sz w:val="24"/>
-          <w:szCs w:val="24"/>
-        </w:rPr>
-        <w:t xml:space="preserve">Because every rule has its own switch, we can run an ablation in which one rule is removed at a time, and a case-sensitivity check in which TF-IDF's own lowercasing is turned off. That is how we find out which rules actually help. Pseudocode for the normalizer follows.</w:t>
-      </w:r>
-    </w:p>
-    <w:p>
-      <w:pPr>
-        <w:keepNext/>
-        <w:keepLines/>
-        <w:pBdr>
-          <w:left w:val="single" w:color="888888" w:sz="12" w:space="6"/>
-        </w:pBdr>
-        <w:shd w:fill="F2F2F2" w:color="auto" w:val="clear"/>
-        <w:spacing w:after="0" w:line="260"/>
-        <w:ind w:left="200"/>
-      </w:pPr>
-      <w:r>
-        <w:rPr>
-          <w:rFonts w:ascii="Courier New" w:cs="Courier New" w:eastAsia="Courier New" w:hAnsi="Courier New"/>
-          <w:sz w:val="19"/>
-          <w:szCs w:val="19"/>
-        </w:rPr>
-        <w:t xml:space="preserve">normalize_token(cls, lexeme, config):</w:t>
-      </w:r>
-    </w:p>
-    <w:p>
-      <w:pPr>
-        <w:keepNext/>
-        <w:keepLines/>
-        <w:pBdr>
-          <w:left w:val="single" w:color="888888" w:sz="12" w:space="6"/>
-        </w:pBdr>
-        <w:shd w:fill="F2F2F2" w:color="auto" w:val="clear"/>
-        <w:spacing w:after="0" w:line="260"/>
-        <w:ind w:left="200"/>
-      </w:pPr>
-      <w:r>
-        <w:rPr>
-          <w:rFonts w:ascii="Courier New" w:cs="Courier New" w:eastAsia="Courier New" w:hAnsi="Courier New"/>
-          <w:sz w:val="19"/>
-          <w:szCs w:val="19"/>
-        </w:rPr>
-        <w:t xml:space="preserve">    if cls == URL     and config.url:      return ["&lt;URL&gt;"]</w:t>
-      </w:r>
-    </w:p>
-    <w:p>
-      <w:pPr>
-        <w:keepNext/>
-        <w:keepLines/>
-        <w:pBdr>
-          <w:left w:val="single" w:color="888888" w:sz="12" w:space="6"/>
-        </w:pBdr>
-        <w:shd w:fill="F2F2F2" w:color="auto" w:val="clear"/>
-        <w:spacing w:after="0" w:line="260"/>
-        <w:ind w:left="200"/>
-      </w:pPr>
-      <w:r>
-        <w:rPr>
-          <w:rFonts w:ascii="Courier New" w:cs="Courier New" w:eastAsia="Courier New" w:hAnsi="Courier New"/>
-          <w:sz w:val="19"/>
-          <w:szCs w:val="19"/>
-        </w:rPr>
-        <w:t xml:space="preserve">    if cls == MENTION and config.mention:  return ["&lt;USER&gt;"]</w:t>
-      </w:r>
-    </w:p>
-    <w:p>
-      <w:pPr>
-        <w:keepNext/>
-        <w:keepLines/>
-        <w:pBdr>
-          <w:left w:val="single" w:color="888888" w:sz="12" w:space="6"/>
-        </w:pBdr>
-        <w:shd w:fill="F2F2F2" w:color="auto" w:val="clear"/>
-        <w:spacing w:after="0" w:line="260"/>
-        <w:ind w:left="200"/>
-      </w:pPr>
-      <w:r>
-        <w:rPr>
-          <w:rFonts w:ascii="Courier New" w:cs="Courier New" w:eastAsia="Courier New" w:hAnsi="Courier New"/>
-          <w:sz w:val="19"/>
-          <w:szCs w:val="19"/>
-        </w:rPr>
-        <w:t xml:space="preserve">    if cls == NUMBER  and config.number:   return ["&lt;NUM&gt;"]</w:t>
-      </w:r>
-    </w:p>
-    <w:p>
-      <w:pPr>
-        <w:keepNext/>
-        <w:keepLines/>
-        <w:pBdr>
-          <w:left w:val="single" w:color="888888" w:sz="12" w:space="6"/>
-        </w:pBdr>
-        <w:shd w:fill="F2F2F2" w:color="auto" w:val="clear"/>
-        <w:spacing w:after="0" w:line="260"/>
-        <w:ind w:left="200"/>
-      </w:pPr>
-      <w:r>
-        <w:rPr>
-          <w:rFonts w:ascii="Courier New" w:cs="Courier New" w:eastAsia="Courier New" w:hAnsi="Courier New"/>
-          <w:sz w:val="19"/>
-          <w:szCs w:val="19"/>
-        </w:rPr>
-        <w:t xml:space="preserve">    if cls not in {WORD, CONTRACTION, ELONGATED}: return [lexeme]</w:t>
-      </w:r>
-    </w:p>
-    <w:p>
-      <w:pPr>
-        <w:keepNext/>
-        <w:keepLines/>
-        <w:pBdr>
-          <w:left w:val="single" w:color="888888" w:sz="12" w:space="6"/>
-        </w:pBdr>
-        <w:shd w:fill="F2F2F2" w:color="auto" w:val="clear"/>
-        <w:spacing w:after="0" w:line="260"/>
-        <w:ind w:left="200"/>
-      </w:pPr>
-      <w:r>
-        <w:rPr>
-          <w:rFonts w:ascii="Courier New" w:cs="Courier New" w:eastAsia="Courier New" w:hAnsi="Courier New"/>
-          <w:sz w:val="19"/>
-          <w:szCs w:val="19"/>
-        </w:rPr>
-        <w:t xml:space="preserve">    if cls == ELONGATED and config.elongated:</w:t>
-      </w:r>
-    </w:p>
-    <w:p>
-      <w:pPr>
-        <w:keepNext/>
-        <w:keepLines/>
-        <w:pBdr>
-          <w:left w:val="single" w:color="888888" w:sz="12" w:space="6"/>
-        </w:pBdr>
-        <w:shd w:fill="F2F2F2" w:color="auto" w:val="clear"/>
-        <w:spacing w:after="0" w:line="260"/>
-        <w:ind w:left="200"/>
-      </w:pPr>
-      <w:r>
-        <w:rPr>
-          <w:rFonts w:ascii="Courier New" w:cs="Courier New" w:eastAsia="Courier New" w:hAnsi="Courier New"/>
-          <w:sz w:val="19"/>
-          <w:szCs w:val="19"/>
-        </w:rPr>
-        <w:t xml:space="preserve">        lexeme &lt;- shorten every run of 3+ identical letters to 2</w:t>
-      </w:r>
-    </w:p>
-    <w:p>
-      <w:pPr>
-        <w:keepNext/>
-        <w:keepLines/>
-        <w:pBdr>
-          <w:left w:val="single" w:color="888888" w:sz="12" w:space="6"/>
-        </w:pBdr>
-        <w:shd w:fill="F2F2F2" w:color="auto" w:val="clear"/>
-        <w:spacing w:after="0" w:line="260"/>
-        <w:ind w:left="200"/>
-      </w:pPr>
-      <w:r>
-        <w:rPr>
-          <w:rFonts w:ascii="Courier New" w:cs="Courier New" w:eastAsia="Courier New" w:hAnsi="Courier New"/>
-          <w:sz w:val="19"/>
-          <w:szCs w:val="19"/>
-        </w:rPr>
-        <w:t xml:space="preserve">    if config.lowercase:  lexeme &lt;- lowercase(lexeme)</w:t>
-      </w:r>
-    </w:p>
-    <w:p>
-      <w:pPr>
-        <w:keepNext/>
-        <w:keepLines/>
-        <w:pBdr>
-          <w:left w:val="single" w:color="888888" w:sz="12" w:space="6"/>
-        </w:pBdr>
-        <w:shd w:fill="F2F2F2" w:color="auto" w:val="clear"/>
-        <w:spacing w:after="0" w:line="260"/>
-        <w:ind w:left="200"/>
-      </w:pPr>
-      <w:r>
-        <w:rPr>
-          <w:rFonts w:ascii="Courier New" w:cs="Courier New" w:eastAsia="Courier New" w:hAnsi="Courier New"/>
-          <w:sz w:val="19"/>
-          <w:szCs w:val="19"/>
-        </w:rPr>
-        <w:t xml:space="preserve">    if config.slang and lexeme in slang_table:</w:t>
-      </w:r>
-    </w:p>
-    <w:p>
-      <w:pPr>
-        <w:keepNext/>
-        <w:keepLines/>
-        <w:pBdr>
-          <w:left w:val="single" w:color="888888" w:sz="12" w:space="6"/>
-        </w:pBdr>
-        <w:shd w:fill="F2F2F2" w:color="auto" w:val="clear"/>
-        <w:spacing w:after="0" w:line="260"/>
-        <w:ind w:left="200"/>
-      </w:pPr>
-      <w:r>
-        <w:rPr>
-          <w:rFonts w:ascii="Courier New" w:cs="Courier New" w:eastAsia="Courier New" w:hAnsi="Courier New"/>
-          <w:sz w:val="19"/>
-          <w:szCs w:val="19"/>
-        </w:rPr>
-        <w:t xml:space="preserve">        return split(slang_table[lexeme])          # may be several words</w:t>
-      </w:r>
-    </w:p>
-    <w:p>
-      <w:pPr>
-        <w:keepNext/>
-        <w:keepLines/>
-        <w:pBdr>
-          <w:left w:val="single" w:color="888888" w:sz="12" w:space="6"/>
-        </w:pBdr>
-        <w:shd w:fill="F2F2F2" w:color="auto" w:val="clear"/>
-        <w:spacing w:after="0" w:line="260"/>
-        <w:ind w:left="200"/>
-      </w:pPr>
-      <w:r>
-        <w:rPr>
-          <w:rFonts w:ascii="Courier New" w:cs="Courier New" w:eastAsia="Courier New" w:hAnsi="Courier New"/>
-          <w:sz w:val="19"/>
-          <w:szCs w:val="19"/>
-        </w:rPr>
-        <w:t xml:space="preserve">    return [lexeme]</w:t>
-      </w:r>
-    </w:p>
-    <w:p>
-      <w:pPr>
-        <w:keepNext/>
-        <w:keepLines/>
-        <w:pBdr>
-          <w:left w:val="single" w:color="888888" w:sz="12" w:space="6"/>
-        </w:pBdr>
-        <w:shd w:fill="F2F2F2" w:color="auto" w:val="clear"/>
-        <w:spacing w:after="0" w:line="260"/>
-        <w:ind w:left="200"/>
-      </w:pPr>
-      <w:r>
-        <w:rPr>
-          <w:rFonts w:ascii="Courier New" w:cs="Courier New" w:eastAsia="Courier New" w:hAnsi="Courier New"/>
-          <w:sz w:val="19"/>
-          <w:szCs w:val="19"/>
-        </w:rPr>
-        <w:t xml:space="preserve"> </w:t>
-      </w:r>
-    </w:p>
-    <w:p>
-      <w:pPr>
-        <w:keepNext/>
-        <w:keepLines/>
-        <w:pBdr>
-          <w:left w:val="single" w:color="888888" w:sz="12" w:space="6"/>
-        </w:pBdr>
-        <w:shd w:fill="F2F2F2" w:color="auto" w:val="clear"/>
-        <w:spacing w:after="0" w:line="260"/>
-        <w:ind w:left="200"/>
-      </w:pPr>
-      <w:r>
-        <w:rPr>
-          <w:rFonts w:ascii="Courier New" w:cs="Courier New" w:eastAsia="Courier New" w:hAnsi="Courier New"/>
-          <w:sz w:val="19"/>
-          <w:szCs w:val="19"/>
-        </w:rPr>
-        <w:t xml:space="preserve">tokenize(text):</w:t>
-      </w:r>
-    </w:p>
-    <w:p>
-      <w:pPr>
-        <w:keepNext/>
-        <w:keepLines/>
-        <w:pBdr>
-          <w:left w:val="single" w:color="888888" w:sz="12" w:space="6"/>
-        </w:pBdr>
-        <w:shd w:fill="F2F2F2" w:color="auto" w:val="clear"/>
-        <w:spacing w:after="0" w:line="260"/>
-        <w:ind w:left="200"/>
-      </w:pPr>
-      <w:r>
-        <w:rPr>
-          <w:rFonts w:ascii="Courier New" w:cs="Courier New" w:eastAsia="Courier New" w:hAnsi="Courier New"/>
-          <w:sz w:val="19"/>
-          <w:szCs w:val="19"/>
-        </w:rPr>
-        <w:t xml:space="preserve">    for (cls, lexeme) in scan(text):</w:t>
-      </w:r>
-    </w:p>
-    <w:p>
-      <w:pPr>
-        <w:keepNext/>
-        <w:keepLines/>
-        <w:pBdr>
-          <w:left w:val="single" w:color="888888" w:sz="12" w:space="6"/>
-        </w:pBdr>
-        <w:shd w:fill="F2F2F2" w:color="auto" w:val="clear"/>
-        <w:spacing w:after="0" w:line="260"/>
-        <w:ind w:left="200"/>
-      </w:pPr>
-      <w:r>
-        <w:rPr>
-          <w:rFonts w:ascii="Courier New" w:cs="Courier New" w:eastAsia="Courier New" w:hAnsi="Courier New"/>
-          <w:sz w:val="19"/>
-          <w:szCs w:val="19"/>
-        </w:rPr>
-        <w:t xml:space="preserve">        for form in normalize_token(cls, lexeme, config):</w:t>
-      </w:r>
-    </w:p>
-    <w:p>
-      <w:pPr>
-        <w:keepNext/>
-        <w:keepLines/>
-        <w:pBdr>
-          <w:left w:val="single" w:color="888888" w:sz="12" w:space="6"/>
-        </w:pBdr>
-        <w:shd w:fill="F2F2F2" w:color="auto" w:val="clear"/>
-        <w:spacing w:after="0" w:line="260"/>
-        <w:ind w:left="200"/>
-      </w:pPr>
-      <w:r>
-        <w:rPr>
-          <w:rFonts w:ascii="Courier New" w:cs="Courier New" w:eastAsia="Courier New" w:hAnsi="Courier New"/>
-          <w:sz w:val="19"/>
-          <w:szCs w:val="19"/>
-        </w:rPr>
-        <w:t xml:space="preserve">            symbol_table.update(form, cls)       # id, frequency, class</w:t>
-      </w:r>
-    </w:p>
-    <w:p>
-      <w:pPr>
-        <w:keepNext/>
-        <w:keepLines/>
-        <w:pBdr>
-          <w:left w:val="single" w:color="888888" w:sz="12" w:space="6"/>
-        </w:pBdr>
-        <w:shd w:fill="F2F2F2" w:color="auto" w:val="clear"/>
-        <w:spacing w:after="0" w:line="260"/>
-        <w:ind w:left="200"/>
-      </w:pPr>
-      <w:r>
-        <w:rPr>
-          <w:rFonts w:ascii="Courier New" w:cs="Courier New" w:eastAsia="Courier New" w:hAnsi="Courier New"/>
-          <w:sz w:val="19"/>
-          <w:szCs w:val="19"/>
-        </w:rPr>
-        <w:t xml:space="preserve">            emit form</w:t>
-      </w:r>
-    </w:p>
-    <w:p>
-      <w:pPr>
-        <w:keepNext/>
-        <w:keepLines/>
-        <w:pBdr>
-          <w:left w:val="single" w:color="888888" w:sz="12" w:space="6"/>
-        </w:pBdr>
-        <w:shd w:fill="F2F2F2" w:color="auto" w:val="clear"/>
-        <w:spacing w:after="0" w:line="260"/>
-        <w:ind w:left="200"/>
-      </w:pPr>
-      <w:r>
-        <w:rPr>
-          <w:rFonts w:ascii="Courier New" w:cs="Courier New" w:eastAsia="Courier New" w:hAnsi="Courier New"/>
-          <w:sz w:val="19"/>
-          <w:szCs w:val="19"/>
-        </w:rPr>
-        <w:t xml:space="preserve"> </w:t>
-      </w:r>
-    </w:p>
-    <w:p>
-      <w:pPr>
-        <w:keepNext/>
-        <w:keepLines/>
-        <w:pBdr>
-          <w:left w:val="single" w:color="888888" w:sz="12" w:space="6"/>
-        </w:pBdr>
-        <w:shd w:fill="F2F2F2" w:color="auto" w:val="clear"/>
-        <w:spacing w:after="0" w:line="260"/>
-        <w:ind w:left="200"/>
-      </w:pPr>
-      <w:r>
-        <w:rPr>
-          <w:rFonts w:ascii="Courier New" w:cs="Courier New" w:eastAsia="Courier New" w:hAnsi="Courier New"/>
-          <w:sz w:val="19"/>
-          <w:szCs w:val="19"/>
-        </w:rPr>
-        <w:t xml:space="preserve">ablation: for rule in [url, mention, number, elongated,</w:t>
-      </w:r>
-    </w:p>
-    <w:p>
-      <w:pPr>
-        <w:keepNext/>
-        <w:keepLines/>
-        <w:pBdr>
-          <w:left w:val="single" w:color="888888" w:sz="12" w:space="6"/>
-        </w:pBdr>
-        <w:shd w:fill="F2F2F2" w:color="auto" w:val="clear"/>
-        <w:spacing w:after="0" w:line="260"/>
-        <w:ind w:left="200"/>
-      </w:pPr>
-      <w:r>
-        <w:rPr>
-          <w:rFonts w:ascii="Courier New" w:cs="Courier New" w:eastAsia="Courier New" w:hAnsi="Courier New"/>
-          <w:sz w:val="19"/>
-          <w:szCs w:val="19"/>
-        </w:rPr>
-        <w:t xml:space="preserve">                        lowercase, slang, all]:</w:t>
-      </w:r>
-    </w:p>
-    <w:p>
-      <w:pPr>
-        <w:keepNext w:val="false"/>
-        <w:keepLines/>
-        <w:pBdr>
-          <w:left w:val="single" w:color="888888" w:sz="12" w:space="6"/>
-        </w:pBdr>
-        <w:shd w:fill="F2F2F2" w:color="auto" w:val="clear"/>
-        <w:spacing w:after="0" w:line="260"/>
-        <w:ind w:left="200"/>
-      </w:pPr>
-      <w:r>
-        <w:rPr>
-          <w:rFonts w:ascii="Courier New" w:cs="Courier New" w:eastAsia="Courier New" w:hAnsi="Courier New"/>
-          <w:sz w:val="19"/>
-          <w:szCs w:val="19"/>
-        </w:rPr>
-        <w:t xml:space="preserve">              run the full pipeline with that rule switched off</w:t>
-      </w:r>
-    </w:p>
-    <w:p>
-      <w:pPr>
-        <w:spacing w:after="160"/>
-      </w:pPr>
-    </w:p>
-    <w:p>
-      <w:pPr>
-        <w:pStyle w:val="Heading2"/>
-        <w:keepNext/>
-        <w:spacing w:after="100" w:before="220"/>
-      </w:pPr>
-      <w:r>
-        <w:rPr>
-          <w:rFonts w:ascii="Times New Roman" w:cs="Times New Roman" w:eastAsia="Times New Roman" w:hAnsi="Times New Roman"/>
-          <w:b/>
-          <w:bCs/>
-          <w:sz w:val="26"/>
-          <w:szCs w:val="26"/>
-        </w:rPr>
-        <w:t xml:space="preserve">3.6 Module 4: Subword stage and the LexFront + BPE hybrid</w:t>
-      </w:r>
-    </w:p>
-    <w:p>
-      <w:pPr>
-        <w:spacing w:after="160" w:line="320"/>
-        <w:jc w:val="both"/>
-      </w:pPr>
-      <w:r>
-        <w:rPr>
-          <w:rFonts w:ascii="Times New Roman" w:cs="Times New Roman" w:eastAsia="Times New Roman" w:hAnsi="Times New Roman"/>
-          <w:sz w:val="24"/>
-          <w:szCs w:val="24"/>
-        </w:rPr>
-        <w:t xml:space="preserve">Module 4 adds learned vocabularies on top of, and next to, the word-level tokenizers. We trained BPE, WordPiece and Unigram models with the Hugging Face tokenizers library on the training split only, lowercased, with a vocabulary of 8000 pieces (BPE was also run at 32000). Pieces that continue a word carry the ## marker in BPE and WordPiece. We also built a two-stage hybrid that follows the compiler idea of passing different token types to different handlers. LexFront decides the class of each token first. Structural tokens such as placeholders, hashtags, emoticons, emoji, punctuation and error tokens are passed through whole, and only the word-like tokens are handed to a BPE model that was trained on the word-like tokens of the training texts.</w:t>
-      </w:r>
-    </w:p>
-    <w:p>
-      <w:pPr>
-        <w:keepNext/>
-        <w:spacing w:after="160" w:line="320"/>
-        <w:jc w:val="both"/>
-      </w:pPr>
-      <w:r>
-        <w:rPr>
-          <w:rFonts w:ascii="Times New Roman" w:cs="Times New Roman" w:eastAsia="Times New Roman" w:hAnsi="Times New Roman"/>
-          <w:sz w:val="24"/>
-          <w:szCs w:val="24"/>
-        </w:rPr>
-        <w:t xml:space="preserve">Making the training deterministic took some care. The trainer assigns ids to the ## alphabet in hash-map order, so two trainings on the same text could merge in a different order. We fixed this by passing a sorted alphabet as special tokens and removing them from the added-token list afterwards. We also checked that texts from the test split do not leak into the trained vocabularies. The hybrid is described in the pseudocode below.</w:t>
-      </w:r>
-    </w:p>
-    <w:p>
-      <w:pPr>
-        <w:keepNext/>
-        <w:keepLines/>
-        <w:pBdr>
-          <w:left w:val="single" w:color="888888" w:sz="12" w:space="6"/>
-        </w:pBdr>
-        <w:shd w:fill="F2F2F2" w:color="auto" w:val="clear"/>
-        <w:spacing w:after="0" w:line="260"/>
-        <w:ind w:left="200"/>
-      </w:pPr>
-      <w:r>
-        <w:rPr>
-          <w:rFonts w:ascii="Courier New" w:cs="Courier New" w:eastAsia="Courier New" w:hAnsi="Courier New"/>
-          <w:sz w:val="19"/>
-          <w:szCs w:val="19"/>
-        </w:rPr>
-        <w:t xml:space="preserve">train_hybrid(train_texts):</w:t>
-      </w:r>
-    </w:p>
-    <w:p>
-      <w:pPr>
-        <w:keepNext/>
-        <w:keepLines/>
-        <w:pBdr>
-          <w:left w:val="single" w:color="888888" w:sz="12" w:space="6"/>
-        </w:pBdr>
-        <w:shd w:fill="F2F2F2" w:color="auto" w:val="clear"/>
-        <w:spacing w:after="0" w:line="260"/>
-        <w:ind w:left="200"/>
-      </w:pPr>
-      <w:r>
-        <w:rPr>
-          <w:rFonts w:ascii="Courier New" w:cs="Courier New" w:eastAsia="Courier New" w:hAnsi="Courier New"/>
-          <w:sz w:val="19"/>
-          <w:szCs w:val="19"/>
-        </w:rPr>
-        <w:t xml:space="preserve">    words &lt;- []</w:t>
-      </w:r>
-    </w:p>
-    <w:p>
-      <w:pPr>
-        <w:keepNext/>
-        <w:keepLines/>
-        <w:pBdr>
-          <w:left w:val="single" w:color="888888" w:sz="12" w:space="6"/>
-        </w:pBdr>
-        <w:shd w:fill="F2F2F2" w:color="auto" w:val="clear"/>
-        <w:spacing w:after="0" w:line="260"/>
-        <w:ind w:left="200"/>
-      </w:pPr>
-      <w:r>
-        <w:rPr>
-          <w:rFonts w:ascii="Courier New" w:cs="Courier New" w:eastAsia="Courier New" w:hAnsi="Courier New"/>
-          <w:sz w:val="19"/>
-          <w:szCs w:val="19"/>
-        </w:rPr>
-        <w:t xml:space="preserve">    for text in train_texts:</w:t>
-      </w:r>
-    </w:p>
-    <w:p>
-      <w:pPr>
-        <w:keepNext/>
-        <w:keepLines/>
-        <w:pBdr>
-          <w:left w:val="single" w:color="888888" w:sz="12" w:space="6"/>
-        </w:pBdr>
-        <w:shd w:fill="F2F2F2" w:color="auto" w:val="clear"/>
-        <w:spacing w:after="0" w:line="260"/>
-        <w:ind w:left="200"/>
-      </w:pPr>
-      <w:r>
-        <w:rPr>
-          <w:rFonts w:ascii="Courier New" w:cs="Courier New" w:eastAsia="Courier New" w:hAnsi="Courier New"/>
-          <w:sz w:val="19"/>
-          <w:szCs w:val="19"/>
-        </w:rPr>
-        <w:t xml:space="preserve">        for (cls, lexeme, forms) in LexFront.analyze(lowercase(text)):</w:t>
-      </w:r>
-    </w:p>
-    <w:p>
-      <w:pPr>
-        <w:keepNext/>
-        <w:keepLines/>
-        <w:pBdr>
-          <w:left w:val="single" w:color="888888" w:sz="12" w:space="6"/>
-        </w:pBdr>
-        <w:shd w:fill="F2F2F2" w:color="auto" w:val="clear"/>
-        <w:spacing w:after="0" w:line="260"/>
-        <w:ind w:left="200"/>
-      </w:pPr>
-      <w:r>
-        <w:rPr>
-          <w:rFonts w:ascii="Courier New" w:cs="Courier New" w:eastAsia="Courier New" w:hAnsi="Courier New"/>
-          <w:sz w:val="19"/>
-          <w:szCs w:val="19"/>
-        </w:rPr>
-        <w:t xml:space="preserve">            if cls in {WORD, CONTRACTION, ELONGATED}: words.extend(forms)</w:t>
-      </w:r>
-    </w:p>
-    <w:p>
-      <w:pPr>
-        <w:keepNext/>
-        <w:keepLines/>
-        <w:pBdr>
-          <w:left w:val="single" w:color="888888" w:sz="12" w:space="6"/>
-        </w:pBdr>
-        <w:shd w:fill="F2F2F2" w:color="auto" w:val="clear"/>
-        <w:spacing w:after="0" w:line="260"/>
-        <w:ind w:left="200"/>
-      </w:pPr>
-      <w:r>
-        <w:rPr>
-          <w:rFonts w:ascii="Courier New" w:cs="Courier New" w:eastAsia="Courier New" w:hAnsi="Courier New"/>
-          <w:sz w:val="19"/>
-          <w:szCs w:val="19"/>
-        </w:rPr>
-        <w:t xml:space="preserve">    BPE &lt;- train_bpe(join(words), vocab_size, sorted_alphabet)</w:t>
-      </w:r>
-    </w:p>
-    <w:p>
-      <w:pPr>
-        <w:keepNext/>
-        <w:keepLines/>
-        <w:pBdr>
-          <w:left w:val="single" w:color="888888" w:sz="12" w:space="6"/>
-        </w:pBdr>
-        <w:shd w:fill="F2F2F2" w:color="auto" w:val="clear"/>
-        <w:spacing w:after="0" w:line="260"/>
-        <w:ind w:left="200"/>
-      </w:pPr>
-      <w:r>
-        <w:rPr>
-          <w:rFonts w:ascii="Courier New" w:cs="Courier New" w:eastAsia="Courier New" w:hAnsi="Courier New"/>
-          <w:sz w:val="19"/>
-          <w:szCs w:val="19"/>
-        </w:rPr>
-        <w:t xml:space="preserve"> </w:t>
-      </w:r>
-    </w:p>
-    <w:p>
-      <w:pPr>
-        <w:keepNext/>
-        <w:keepLines/>
-        <w:pBdr>
-          <w:left w:val="single" w:color="888888" w:sz="12" w:space="6"/>
-        </w:pBdr>
-        <w:shd w:fill="F2F2F2" w:color="auto" w:val="clear"/>
-        <w:spacing w:after="0" w:line="260"/>
-        <w:ind w:left="200"/>
-      </w:pPr>
-      <w:r>
-        <w:rPr>
-          <w:rFonts w:ascii="Courier New" w:cs="Courier New" w:eastAsia="Courier New" w:hAnsi="Courier New"/>
-          <w:sz w:val="19"/>
-          <w:szCs w:val="19"/>
-        </w:rPr>
-        <w:t xml:space="preserve">tokenize_hybrid(text):</w:t>
-      </w:r>
-    </w:p>
-    <w:p>
-      <w:pPr>
-        <w:keepNext/>
-        <w:keepLines/>
-        <w:pBdr>
-          <w:left w:val="single" w:color="888888" w:sz="12" w:space="6"/>
-        </w:pBdr>
-        <w:shd w:fill="F2F2F2" w:color="auto" w:val="clear"/>
-        <w:spacing w:after="0" w:line="260"/>
-        <w:ind w:left="200"/>
-      </w:pPr>
-      <w:r>
-        <w:rPr>
-          <w:rFonts w:ascii="Courier New" w:cs="Courier New" w:eastAsia="Courier New" w:hAnsi="Courier New"/>
-          <w:sz w:val="19"/>
-          <w:szCs w:val="19"/>
-        </w:rPr>
-        <w:t xml:space="preserve">    out &lt;- []</w:t>
-      </w:r>
-    </w:p>
-    <w:p>
-      <w:pPr>
-        <w:keepNext/>
-        <w:keepLines/>
-        <w:pBdr>
-          <w:left w:val="single" w:color="888888" w:sz="12" w:space="6"/>
-        </w:pBdr>
-        <w:shd w:fill="F2F2F2" w:color="auto" w:val="clear"/>
-        <w:spacing w:after="0" w:line="260"/>
-        <w:ind w:left="200"/>
-      </w:pPr>
-      <w:r>
-        <w:rPr>
-          <w:rFonts w:ascii="Courier New" w:cs="Courier New" w:eastAsia="Courier New" w:hAnsi="Courier New"/>
-          <w:sz w:val="19"/>
-          <w:szCs w:val="19"/>
-        </w:rPr>
-        <w:t xml:space="preserve">    for (cls, lexeme, forms) in LexFront.analyze(text):</w:t>
-      </w:r>
-    </w:p>
-    <w:p>
-      <w:pPr>
-        <w:keepNext/>
-        <w:keepLines/>
-        <w:pBdr>
-          <w:left w:val="single" w:color="888888" w:sz="12" w:space="6"/>
-        </w:pBdr>
-        <w:shd w:fill="F2F2F2" w:color="auto" w:val="clear"/>
-        <w:spacing w:after="0" w:line="260"/>
-        <w:ind w:left="200"/>
-      </w:pPr>
-      <w:r>
-        <w:rPr>
-          <w:rFonts w:ascii="Courier New" w:cs="Courier New" w:eastAsia="Courier New" w:hAnsi="Courier New"/>
-          <w:sz w:val="19"/>
-          <w:szCs w:val="19"/>
-        </w:rPr>
-        <w:t xml:space="preserve">        for form in forms:</w:t>
-      </w:r>
-    </w:p>
-    <w:p>
-      <w:pPr>
-        <w:keepNext/>
-        <w:keepLines/>
-        <w:pBdr>
-          <w:left w:val="single" w:color="888888" w:sz="12" w:space="6"/>
-        </w:pBdr>
-        <w:shd w:fill="F2F2F2" w:color="auto" w:val="clear"/>
-        <w:spacing w:after="0" w:line="260"/>
-        <w:ind w:left="200"/>
-      </w:pPr>
-      <w:r>
-        <w:rPr>
-          <w:rFonts w:ascii="Courier New" w:cs="Courier New" w:eastAsia="Courier New" w:hAnsi="Courier New"/>
-          <w:sz w:val="19"/>
-          <w:szCs w:val="19"/>
-        </w:rPr>
-        <w:t xml:space="preserve">            if cls in {WORD, CONTRACTION, ELONGATED}:</w:t>
-      </w:r>
-    </w:p>
-    <w:p>
-      <w:pPr>
-        <w:keepNext/>
-        <w:keepLines/>
-        <w:pBdr>
-          <w:left w:val="single" w:color="888888" w:sz="12" w:space="6"/>
-        </w:pBdr>
-        <w:shd w:fill="F2F2F2" w:color="auto" w:val="clear"/>
-        <w:spacing w:after="0" w:line="260"/>
-        <w:ind w:left="200"/>
-      </w:pPr>
-      <w:r>
-        <w:rPr>
-          <w:rFonts w:ascii="Courier New" w:cs="Courier New" w:eastAsia="Courier New" w:hAnsi="Courier New"/>
-          <w:sz w:val="19"/>
-          <w:szCs w:val="19"/>
-        </w:rPr>
-        <w:t xml:space="preserve">                out.extend(BPE.encode(form))</w:t>
-      </w:r>
-    </w:p>
-    <w:p>
-      <w:pPr>
-        <w:keepNext/>
-        <w:keepLines/>
-        <w:pBdr>
-          <w:left w:val="single" w:color="888888" w:sz="12" w:space="6"/>
-        </w:pBdr>
-        <w:shd w:fill="F2F2F2" w:color="auto" w:val="clear"/>
-        <w:spacing w:after="0" w:line="260"/>
-        <w:ind w:left="200"/>
-      </w:pPr>
-      <w:r>
-        <w:rPr>
-          <w:rFonts w:ascii="Courier New" w:cs="Courier New" w:eastAsia="Courier New" w:hAnsi="Courier New"/>
-          <w:sz w:val="19"/>
-          <w:szCs w:val="19"/>
-        </w:rPr>
-        <w:t xml:space="preserve">            else:</w:t>
-      </w:r>
-    </w:p>
-    <w:p>
-      <w:pPr>
-        <w:keepNext/>
-        <w:keepLines/>
-        <w:pBdr>
-          <w:left w:val="single" w:color="888888" w:sz="12" w:space="6"/>
-        </w:pBdr>
-        <w:shd w:fill="F2F2F2" w:color="auto" w:val="clear"/>
-        <w:spacing w:after="0" w:line="260"/>
-        <w:ind w:left="200"/>
-      </w:pPr>
-      <w:r>
-        <w:rPr>
-          <w:rFonts w:ascii="Courier New" w:cs="Courier New" w:eastAsia="Courier New" w:hAnsi="Courier New"/>
-          <w:sz w:val="19"/>
-          <w:szCs w:val="19"/>
-        </w:rPr>
-        <w:t xml:space="preserve">                out.append(form)          # structural: pass through</w:t>
-      </w:r>
-    </w:p>
-    <w:p>
-      <w:pPr>
-        <w:keepNext w:val="false"/>
         <w:keepLines/>
         <w:pBdr>
           <w:left w:val="single" w:color="888888" w:sz="12" w:space="6"/>
@@ -3924,7 +3924,7 @@
           </w:tcPr>
           <w:p>
             <w:pPr>
-              <w:keepNext/>
+              <w:keepNext w:val="false"/>
               <w:keepLines/>
             </w:pPr>
             <w:r>
@@ -3957,7 +3957,7 @@
           </w:tcPr>
           <w:p>
             <w:pPr>
-              <w:keepNext/>
+              <w:keepNext w:val="false"/>
               <w:keepLines/>
             </w:pPr>
             <w:r>
@@ -3990,7 +3990,7 @@
           </w:tcPr>
           <w:p>
             <w:pPr>
-              <w:keepNext/>
+              <w:keepNext w:val="false"/>
               <w:keepLines/>
             </w:pPr>
             <w:r>
@@ -4023,7 +4023,7 @@
           </w:tcPr>
           <w:p>
             <w:pPr>
-              <w:keepNext/>
+              <w:keepNext w:val="false"/>
               <w:keepLines/>
             </w:pPr>
             <w:r>
@@ -4056,7 +4056,7 @@
           </w:tcPr>
           <w:p>
             <w:pPr>
-              <w:keepNext/>
+              <w:keepNext w:val="false"/>
               <w:keepLines/>
             </w:pPr>
             <w:r>
@@ -4095,7 +4095,7 @@
           </w:tcPr>
           <w:p>
             <w:pPr>
-              <w:keepNext/>
+              <w:keepNext w:val="false"/>
               <w:keepLines/>
             </w:pPr>
             <w:r>
@@ -4128,7 +4128,7 @@
           </w:tcPr>
           <w:p>
             <w:pPr>
-              <w:keepNext/>
+              <w:keepNext w:val="false"/>
               <w:keepLines/>
             </w:pPr>
             <w:r>
@@ -4161,7 +4161,7 @@
           </w:tcPr>
           <w:p>
             <w:pPr>
-              <w:keepNext/>
+              <w:keepNext w:val="false"/>
               <w:keepLines/>
             </w:pPr>
             <w:r>
@@ -4194,7 +4194,7 @@
           </w:tcPr>
           <w:p>
             <w:pPr>
-              <w:keepNext/>
+              <w:keepNext w:val="false"/>
               <w:keepLines/>
             </w:pPr>
             <w:r>
@@ -4227,7 +4227,7 @@
           </w:tcPr>
           <w:p>
             <w:pPr>
-              <w:keepNext/>
+              <w:keepNext w:val="false"/>
               <w:keepLines/>
             </w:pPr>
             <w:r>
@@ -4266,7 +4266,7 @@
           </w:tcPr>
           <w:p>
             <w:pPr>
-              <w:keepNext/>
+              <w:keepNext w:val="false"/>
               <w:keepLines/>
             </w:pPr>
             <w:r>
@@ -4299,7 +4299,7 @@
           </w:tcPr>
           <w:p>
             <w:pPr>
-              <w:keepNext/>
+              <w:keepNext w:val="false"/>
               <w:keepLines/>
             </w:pPr>
             <w:r>
@@ -4332,7 +4332,7 @@
           </w:tcPr>
           <w:p>
             <w:pPr>
-              <w:keepNext/>
+              <w:keepNext w:val="false"/>
               <w:keepLines/>
             </w:pPr>
             <w:r>
@@ -4365,7 +4365,7 @@
           </w:tcPr>
           <w:p>
             <w:pPr>
-              <w:keepNext/>
+              <w:keepNext w:val="false"/>
               <w:keepLines/>
             </w:pPr>
             <w:r>
@@ -4398,7 +4398,7 @@
           </w:tcPr>
           <w:p>
             <w:pPr>
-              <w:keepNext/>
+              <w:keepNext w:val="false"/>
               <w:keepLines/>
             </w:pPr>
             <w:r>
@@ -4437,7 +4437,7 @@
           </w:tcPr>
           <w:p>
             <w:pPr>
-              <w:keepNext/>
+              <w:keepNext w:val="false"/>
               <w:keepLines/>
             </w:pPr>
             <w:r>
@@ -4470,7 +4470,7 @@
           </w:tcPr>
           <w:p>
             <w:pPr>
-              <w:keepNext/>
+              <w:keepNext w:val="false"/>
               <w:keepLines/>
             </w:pPr>
             <w:r>
@@ -4503,7 +4503,7 @@
           </w:tcPr>
           <w:p>
             <w:pPr>
-              <w:keepNext/>
+              <w:keepNext w:val="false"/>
               <w:keepLines/>
             </w:pPr>
             <w:r>
@@ -4536,7 +4536,7 @@
           </w:tcPr>
           <w:p>
             <w:pPr>
-              <w:keepNext/>
+              <w:keepNext w:val="false"/>
               <w:keepLines/>
             </w:pPr>
             <w:r>
@@ -4569,7 +4569,7 @@
           </w:tcPr>
           <w:p>
             <w:pPr>
-              <w:keepNext/>
+              <w:keepNext w:val="false"/>
               <w:keepLines/>
             </w:pPr>
             <w:r>
@@ -4608,7 +4608,7 @@
           </w:tcPr>
           <w:p>
             <w:pPr>
-              <w:keepNext/>
+              <w:keepNext w:val="false"/>
               <w:keepLines/>
             </w:pPr>
             <w:r>
@@ -4641,7 +4641,7 @@
           </w:tcPr>
           <w:p>
             <w:pPr>
-              <w:keepNext/>
+              <w:keepNext w:val="false"/>
               <w:keepLines/>
             </w:pPr>
             <w:r>
@@ -4674,7 +4674,7 @@
           </w:tcPr>
           <w:p>
             <w:pPr>
-              <w:keepNext/>
+              <w:keepNext w:val="false"/>
               <w:keepLines/>
             </w:pPr>
             <w:r>
@@ -4707,7 +4707,7 @@
           </w:tcPr>
           <w:p>
             <w:pPr>
-              <w:keepNext/>
+              <w:keepNext w:val="false"/>
               <w:keepLines/>
             </w:pPr>
             <w:r>
@@ -4740,7 +4740,7 @@
           </w:tcPr>
           <w:p>
             <w:pPr>
-              <w:keepNext/>
+              <w:keepNext w:val="false"/>
               <w:keepLines/>
             </w:pPr>
             <w:r>
@@ -4779,7 +4779,7 @@
           </w:tcPr>
           <w:p>
             <w:pPr>
-              <w:keepNext/>
+              <w:keepNext w:val="false"/>
               <w:keepLines/>
             </w:pPr>
             <w:r>
@@ -4812,7 +4812,7 @@
           </w:tcPr>
           <w:p>
             <w:pPr>
-              <w:keepNext/>
+              <w:keepNext w:val="false"/>
               <w:keepLines/>
             </w:pPr>
             <w:r>
@@ -4845,7 +4845,7 @@
           </w:tcPr>
           <w:p>
             <w:pPr>
-              <w:keepNext/>
+              <w:keepNext w:val="false"/>
               <w:keepLines/>
             </w:pPr>
             <w:r>
@@ -4878,7 +4878,7 @@
           </w:tcPr>
           <w:p>
             <w:pPr>
-              <w:keepNext/>
+              <w:keepNext w:val="false"/>
               <w:keepLines/>
             </w:pPr>
             <w:r>
@@ -4911,7 +4911,7 @@
           </w:tcPr>
           <w:p>
             <w:pPr>
-              <w:keepNext/>
+              <w:keepNext w:val="false"/>
               <w:keepLines/>
             </w:pPr>
             <w:r>
@@ -4950,7 +4950,7 @@
           </w:tcPr>
           <w:p>
             <w:pPr>
-              <w:keepNext/>
+              <w:keepNext w:val="false"/>
               <w:keepLines/>
             </w:pPr>
             <w:r>
@@ -4983,7 +4983,7 @@
           </w:tcPr>
           <w:p>
             <w:pPr>
-              <w:keepNext/>
+              <w:keepNext w:val="false"/>
               <w:keepLines/>
             </w:pPr>
             <w:r>
@@ -5016,7 +5016,7 @@
           </w:tcPr>
           <w:p>
             <w:pPr>
-              <w:keepNext/>
+              <w:keepNext w:val="false"/>
               <w:keepLines/>
             </w:pPr>
             <w:r>
@@ -5049,7 +5049,7 @@
           </w:tcPr>
           <w:p>
             <w:pPr>
-              <w:keepNext/>
+              <w:keepNext w:val="false"/>
               <w:keepLines/>
             </w:pPr>
             <w:r>
@@ -5082,7 +5082,7 @@
           </w:tcPr>
           <w:p>
             <w:pPr>
-              <w:keepNext/>
+              <w:keepNext w:val="false"/>
               <w:keepLines/>
             </w:pPr>
             <w:r>
@@ -7134,7 +7134,7 @@
           </w:tcPr>
           <w:p>
             <w:pPr>
-              <w:keepNext/>
+              <w:keepNext w:val="false"/>
               <w:keepLines/>
             </w:pPr>
             <w:r>
@@ -7167,7 +7167,7 @@
           </w:tcPr>
           <w:p>
             <w:pPr>
-              <w:keepNext/>
+              <w:keepNext w:val="false"/>
               <w:keepLines/>
             </w:pPr>
             <w:r>
@@ -7200,7 +7200,7 @@
           </w:tcPr>
           <w:p>
             <w:pPr>
-              <w:keepNext/>
+              <w:keepNext w:val="false"/>
               <w:keepLines/>
             </w:pPr>
             <w:r>
@@ -7233,7 +7233,7 @@
           </w:tcPr>
           <w:p>
             <w:pPr>
-              <w:keepNext/>
+              <w:keepNext w:val="false"/>
               <w:keepLines/>
             </w:pPr>
             <w:r>
@@ -7266,7 +7266,7 @@
           </w:tcPr>
           <w:p>
             <w:pPr>
-              <w:keepNext/>
+              <w:keepNext w:val="false"/>
               <w:keepLines/>
             </w:pPr>
             <w:r>
@@ -7305,7 +7305,7 @@
           </w:tcPr>
           <w:p>
             <w:pPr>
-              <w:keepNext/>
+              <w:keepNext w:val="false"/>
               <w:keepLines/>
             </w:pPr>
             <w:r>
@@ -7338,7 +7338,7 @@
           </w:tcPr>
           <w:p>
             <w:pPr>
-              <w:keepNext/>
+              <w:keepNext w:val="false"/>
               <w:keepLines/>
             </w:pPr>
             <w:r>
@@ -7371,7 +7371,7 @@
           </w:tcPr>
           <w:p>
             <w:pPr>
-              <w:keepNext/>
+              <w:keepNext w:val="false"/>
               <w:keepLines/>
             </w:pPr>
             <w:r>
@@ -7404,7 +7404,7 @@
           </w:tcPr>
           <w:p>
             <w:pPr>
-              <w:keepNext/>
+              <w:keepNext w:val="false"/>
               <w:keepLines/>
             </w:pPr>
             <w:r>
@@ -7437,7 +7437,7 @@
           </w:tcPr>
           <w:p>
             <w:pPr>
-              <w:keepNext/>
+              <w:keepNext w:val="false"/>
               <w:keepLines/>
             </w:pPr>
             <w:r>
@@ -7476,7 +7476,7 @@
           </w:tcPr>
           <w:p>
             <w:pPr>
-              <w:keepNext/>
+              <w:keepNext w:val="false"/>
               <w:keepLines/>
             </w:pPr>
             <w:r>
@@ -7509,7 +7509,7 @@
           </w:tcPr>
           <w:p>
             <w:pPr>
-              <w:keepNext/>
+              <w:keepNext w:val="false"/>
               <w:keepLines/>
             </w:pPr>
             <w:r>
@@ -7542,7 +7542,7 @@
           </w:tcPr>
           <w:p>
             <w:pPr>
-              <w:keepNext/>
+              <w:keepNext w:val="false"/>
               <w:keepLines/>
             </w:pPr>
             <w:r>
@@ -7575,7 +7575,7 @@
           </w:tcPr>
           <w:p>
             <w:pPr>
-              <w:keepNext/>
+              <w:keepNext w:val="false"/>
               <w:keepLines/>
             </w:pPr>
             <w:r>
@@ -7608,7 +7608,7 @@
           </w:tcPr>
           <w:p>
             <w:pPr>
-              <w:keepNext/>
+              <w:keepNext w:val="false"/>
               <w:keepLines/>
             </w:pPr>
             <w:r>
@@ -7647,7 +7647,7 @@
           </w:tcPr>
           <w:p>
             <w:pPr>
-              <w:keepNext/>
+              <w:keepNext w:val="false"/>
               <w:keepLines/>
             </w:pPr>
             <w:r>
@@ -7680,7 +7680,7 @@
           </w:tcPr>
           <w:p>
             <w:pPr>
-              <w:keepNext/>
+              <w:keepNext w:val="false"/>
               <w:keepLines/>
             </w:pPr>
             <w:r>
@@ -7713,7 +7713,7 @@
           </w:tcPr>
           <w:p>
             <w:pPr>
-              <w:keepNext/>
+              <w:keepNext w:val="false"/>
               <w:keepLines/>
             </w:pPr>
             <w:r>
@@ -7746,7 +7746,7 @@
           </w:tcPr>
           <w:p>
             <w:pPr>
-              <w:keepNext/>
+              <w:keepNext w:val="false"/>
               <w:keepLines/>
             </w:pPr>
             <w:r>
@@ -7779,7 +7779,7 @@
           </w:tcPr>
           <w:p>
             <w:pPr>
-              <w:keepNext/>
+              <w:keepNext w:val="false"/>
               <w:keepLines/>
             </w:pPr>
             <w:r>
@@ -7818,7 +7818,7 @@
           </w:tcPr>
           <w:p>
             <w:pPr>
-              <w:keepNext/>
+              <w:keepNext w:val="false"/>
               <w:keepLines/>
             </w:pPr>
             <w:r>
@@ -7851,7 +7851,7 @@
           </w:tcPr>
           <w:p>
             <w:pPr>
-              <w:keepNext/>
+              <w:keepNext w:val="false"/>
               <w:keepLines/>
             </w:pPr>
             <w:r>
@@ -7884,7 +7884,7 @@
           </w:tcPr>
           <w:p>
             <w:pPr>
-              <w:keepNext/>
+              <w:keepNext w:val="false"/>
               <w:keepLines/>
             </w:pPr>
             <w:r>
@@ -7917,7 +7917,7 @@
           </w:tcPr>
           <w:p>
             <w:pPr>
-              <w:keepNext/>
+              <w:keepNext w:val="false"/>
               <w:keepLines/>
             </w:pPr>
             <w:r>
@@ -7950,7 +7950,7 @@
           </w:tcPr>
           <w:p>
             <w:pPr>
-              <w:keepNext/>
+              <w:keepNext w:val="false"/>
               <w:keepLines/>
             </w:pPr>
             <w:r>
@@ -7989,7 +7989,7 @@
           </w:tcPr>
           <w:p>
             <w:pPr>
-              <w:keepNext/>
+              <w:keepNext w:val="false"/>
               <w:keepLines/>
             </w:pPr>
             <w:r>
@@ -8022,7 +8022,7 @@
           </w:tcPr>
           <w:p>
             <w:pPr>
-              <w:keepNext/>
+              <w:keepNext w:val="false"/>
               <w:keepLines/>
             </w:pPr>
             <w:r>
@@ -8055,7 +8055,7 @@
           </w:tcPr>
           <w:p>
             <w:pPr>
-              <w:keepNext/>
+              <w:keepNext w:val="false"/>
               <w:keepLines/>
             </w:pPr>
             <w:r>
@@ -8088,7 +8088,7 @@
           </w:tcPr>
           <w:p>
             <w:pPr>
-              <w:keepNext/>
+              <w:keepNext w:val="false"/>
               <w:keepLines/>
             </w:pPr>
             <w:r>
@@ -8121,7 +8121,7 @@
           </w:tcPr>
           <w:p>
             <w:pPr>
-              <w:keepNext/>
+              <w:keepNext w:val="false"/>
               <w:keepLines/>
             </w:pPr>
             <w:r>
@@ -8160,7 +8160,7 @@
           </w:tcPr>
           <w:p>
             <w:pPr>
-              <w:keepNext/>
+              <w:keepNext w:val="false"/>
               <w:keepLines/>
             </w:pPr>
             <w:r>
@@ -8193,7 +8193,7 @@
           </w:tcPr>
           <w:p>
             <w:pPr>
-              <w:keepNext/>
+              <w:keepNext w:val="false"/>
               <w:keepLines/>
             </w:pPr>
             <w:r>
@@ -8226,7 +8226,7 @@
           </w:tcPr>
           <w:p>
             <w:pPr>
-              <w:keepNext/>
+              <w:keepNext w:val="false"/>
               <w:keepLines/>
             </w:pPr>
             <w:r>
@@ -8259,7 +8259,7 @@
           </w:tcPr>
           <w:p>
             <w:pPr>
-              <w:keepNext/>
+              <w:keepNext w:val="false"/>
               <w:keepLines/>
             </w:pPr>
             <w:r>
@@ -8292,7 +8292,7 @@
           </w:tcPr>
           <w:p>
             <w:pPr>
-              <w:keepNext/>
+              <w:keepNext w:val="false"/>
               <w:keepLines/>
             </w:pPr>
             <w:r>
@@ -8331,7 +8331,7 @@
           </w:tcPr>
           <w:p>
             <w:pPr>
-              <w:keepNext/>
+              <w:keepNext w:val="false"/>
               <w:keepLines/>
             </w:pPr>
             <w:r>
@@ -8364,7 +8364,7 @@
           </w:tcPr>
           <w:p>
             <w:pPr>
-              <w:keepNext/>
+              <w:keepNext w:val="false"/>
               <w:keepLines/>
             </w:pPr>
             <w:r>
@@ -8397,7 +8397,7 @@
           </w:tcPr>
           <w:p>
             <w:pPr>
-              <w:keepNext/>
+              <w:keepNext w:val="false"/>
               <w:keepLines/>
             </w:pPr>
             <w:r>
@@ -8430,7 +8430,7 @@
           </w:tcPr>
           <w:p>
             <w:pPr>
-              <w:keepNext/>
+              <w:keepNext w:val="false"/>
               <w:keepLines/>
             </w:pPr>
             <w:r>
@@ -8463,7 +8463,7 @@
           </w:tcPr>
           <w:p>
             <w:pPr>
-              <w:keepNext/>
+              <w:keepNext w:val="false"/>
               <w:keepLines/>
             </w:pPr>
             <w:r>
@@ -8502,7 +8502,7 @@
           </w:tcPr>
           <w:p>
             <w:pPr>
-              <w:keepNext/>
+              <w:keepNext w:val="false"/>
               <w:keepLines/>
             </w:pPr>
             <w:r>
@@ -8535,7 +8535,7 @@
           </w:tcPr>
           <w:p>
             <w:pPr>
-              <w:keepNext/>
+              <w:keepNext w:val="false"/>
               <w:keepLines/>
             </w:pPr>
             <w:r>
@@ -8568,7 +8568,7 @@
           </w:tcPr>
           <w:p>
             <w:pPr>
-              <w:keepNext/>
+              <w:keepNext w:val="false"/>
               <w:keepLines/>
             </w:pPr>
             <w:r>
@@ -8601,7 +8601,7 @@
           </w:tcPr>
           <w:p>
             <w:pPr>
-              <w:keepNext/>
+              <w:keepNext w:val="false"/>
               <w:keepLines/>
             </w:pPr>
             <w:r>
@@ -8634,7 +8634,7 @@
           </w:tcPr>
           <w:p>
             <w:pPr>
-              <w:keepNext/>
+              <w:keepNext w:val="false"/>
               <w:keepLines/>
             </w:pPr>
             <w:r>
@@ -8673,7 +8673,7 @@
           </w:tcPr>
           <w:p>
             <w:pPr>
-              <w:keepNext/>
+              <w:keepNext w:val="false"/>
               <w:keepLines/>
             </w:pPr>
             <w:r>
@@ -8706,7 +8706,7 @@
           </w:tcPr>
           <w:p>
             <w:pPr>
-              <w:keepNext/>
+              <w:keepNext w:val="false"/>
               <w:keepLines/>
             </w:pPr>
             <w:r>
@@ -8739,7 +8739,7 @@
           </w:tcPr>
           <w:p>
             <w:pPr>
-              <w:keepNext/>
+              <w:keepNext w:val="false"/>
               <w:keepLines/>
             </w:pPr>
             <w:r>
@@ -8772,7 +8772,7 @@
           </w:tcPr>
           <w:p>
             <w:pPr>
-              <w:keepNext/>
+              <w:keepNext w:val="false"/>
               <w:keepLines/>
             </w:pPr>
             <w:r>
@@ -8805,7 +8805,7 @@
           </w:tcPr>
           <w:p>
             <w:pPr>
-              <w:keepNext/>
+              <w:keepNext w:val="false"/>
               <w:keepLines/>
             </w:pPr>
             <w:r>

--- a/report/LexFront_Review2_Report.docx
+++ b/report/LexFront_Review2_Report.docx
@@ -539,7 +539,7 @@
       <w:r>
         <w:drawing>
           <wp:inline distT="0" distB="0" distL="0" distR="0">
-            <wp:extent cx="5334000" cy="3038475"/>
+            <wp:extent cx="5334000" cy="3086100"/>
             <wp:effectExtent t="0" r="0" b="0" l="0"/>
             <wp:docPr id="1" name="/home/user/lexfront-dfa-tokenizer/report/figures/architecture.png" descr="/home/user/lexfront-dfa-tokenizer/report/figures/architecture.png" title="/home/user/lexfront-dfa-tokenizer/report/figures/architecture.png"/>
             <wp:cNvGraphicFramePr>
@@ -564,7 +564,7 @@
                   <pic:spPr bwMode="auto">
                     <a:xfrm>
                       <a:off x="0" y="0"/>
-                      <a:ext cx="5334000" cy="3038475"/>
+                      <a:ext cx="5334000" cy="3086100"/>
                     </a:xfrm>
                     <a:prstGeom prst="rect">
                       <a:avLst/>
@@ -5284,9 +5284,9 @@
       <w:r>
         <w:drawing>
           <wp:inline distT="0" distB="0" distL="0" distR="0">
-            <wp:extent cx="4953000" cy="1800225"/>
+            <wp:extent cx="5715000" cy="2076450"/>
             <wp:effectExtent t="0" r="0" b="0" l="0"/>
-            <wp:docPr id="1" name="/home/user/lexfront-dfa-tokenizer/results/figures/module1_accuracy.png" descr="/home/user/lexfront-dfa-tokenizer/results/figures/module1_accuracy.png" title="/home/user/lexfront-dfa-tokenizer/results/figures/module1_accuracy.png"/>
+            <wp:docPr id="1" name="/home/user/lexfront-dfa-tokenizer/report/figures/hq_module1_accuracy.png" descr="/home/user/lexfront-dfa-tokenizer/report/figures/hq_module1_accuracy.png" title="/home/user/lexfront-dfa-tokenizer/report/figures/hq_module1_accuracy.png"/>
             <wp:cNvGraphicFramePr>
               <a:graphicFrameLocks xmlns:a="http://schemas.openxmlformats.org/drawingml/2006/main" noChangeAspect="1"/>
             </wp:cNvGraphicFramePr>
@@ -5309,7 +5309,7 @@
                   <pic:spPr bwMode="auto">
                     <a:xfrm>
                       <a:off x="0" y="0"/>
-                      <a:ext cx="4953000" cy="1800225"/>
+                      <a:ext cx="5715000" cy="2076450"/>
                     </a:xfrm>
                     <a:prstGeom prst="rect">
                       <a:avLst/>
@@ -5336,7 +5336,7 @@
           <w:sz w:val="20"/>
           <w:szCs w:val="20"/>
         </w:rPr>
-        <w:t xml:space="preserve">Figure 2. Accuracy of the existing tokenizers (results/figures/module1_accuracy.png)</w:t>
+        <w:t xml:space="preserve">Figure 2. Accuracy of the existing tokenizers (redrawn at 300 dpi from results/module1)</w:t>
       </w:r>
     </w:p>
     <w:p>
@@ -6641,7 +6641,7 @@
       <w:r>
         <w:drawing>
           <wp:inline distT="0" distB="0" distL="0" distR="0">
-            <wp:extent cx="3810000" cy="2371725"/>
+            <wp:extent cx="4191000" cy="2609850"/>
             <wp:effectExtent t="0" r="0" b="0" l="0"/>
             <wp:docPr id="1" name="/home/user/lexfront-dfa-tokenizer/results/module2/dfa_min.png" descr="/home/user/lexfront-dfa-tokenizer/results/module2/dfa_min.png" title="/home/user/lexfront-dfa-tokenizer/results/module2/dfa_min.png"/>
             <wp:cNvGraphicFramePr>
@@ -6666,7 +6666,7 @@
                   <pic:spPr bwMode="auto">
                     <a:xfrm>
                       <a:off x="0" y="0"/>
-                      <a:ext cx="3810000" cy="2371725"/>
+                      <a:ext cx="4191000" cy="2609850"/>
                     </a:xfrm>
                     <a:prstGeom prst="rect">
                       <a:avLst/>
@@ -10946,7 +10946,7 @@
       <w:r>
         <w:drawing>
           <wp:inline distT="0" distB="0" distL="0" distR="0">
-            <wp:extent cx="5334000" cy="1685925"/>
+            <wp:extent cx="5715000" cy="2162175"/>
             <wp:effectExtent t="0" r="0" b="0" l="0"/>
             <wp:docPr id="1" name="/home/user/lexfront-dfa-tokenizer/report/figures/ablation.png" descr="/home/user/lexfront-dfa-tokenizer/report/figures/ablation.png" title="/home/user/lexfront-dfa-tokenizer/report/figures/ablation.png"/>
             <wp:cNvGraphicFramePr>
@@ -10971,7 +10971,7 @@
                   <pic:spPr bwMode="auto">
                     <a:xfrm>
                       <a:off x="0" y="0"/>
-                      <a:ext cx="5334000" cy="1685925"/>
+                      <a:ext cx="5715000" cy="2162175"/>
                     </a:xfrm>
                     <a:prstGeom prst="rect">
                       <a:avLst/>
@@ -12517,7 +12517,7 @@
       <w:r>
         <w:drawing>
           <wp:inline distT="0" distB="0" distL="0" distR="0">
-            <wp:extent cx="5334000" cy="1685925"/>
+            <wp:extent cx="5715000" cy="2343150"/>
             <wp:effectExtent t="0" r="0" b="0" l="0"/>
             <wp:docPr id="1" name="/home/user/lexfront-dfa-tokenizer/report/figures/subword.png" descr="/home/user/lexfront-dfa-tokenizer/report/figures/subword.png" title="/home/user/lexfront-dfa-tokenizer/report/figures/subword.png"/>
             <wp:cNvGraphicFramePr>
@@ -12542,7 +12542,7 @@
                   <pic:spPr bwMode="auto">
                     <a:xfrm>
                       <a:off x="0" y="0"/>
-                      <a:ext cx="5334000" cy="1685925"/>
+                      <a:ext cx="5715000" cy="2343150"/>
                     </a:xfrm>
                     <a:prstGeom prst="rect">
                       <a:avLst/>
@@ -12643,9 +12643,9 @@
       <w:r>
         <w:drawing>
           <wp:inline distT="0" distB="0" distL="0" distR="0">
-            <wp:extent cx="5143500" cy="1866900"/>
+            <wp:extent cx="5715000" cy="2076450"/>
             <wp:effectExtent t="0" r="0" b="0" l="0"/>
-            <wp:docPr id="1" name="/home/user/lexfront-dfa-tokenizer/results/figures/existing_vs_proposed.png" descr="/home/user/lexfront-dfa-tokenizer/results/figures/existing_vs_proposed.png" title="/home/user/lexfront-dfa-tokenizer/results/figures/existing_vs_proposed.png"/>
+            <wp:docPr id="1" name="/home/user/lexfront-dfa-tokenizer/report/figures/hq_existing_vs_proposed.png" descr="/home/user/lexfront-dfa-tokenizer/report/figures/hq_existing_vs_proposed.png" title="/home/user/lexfront-dfa-tokenizer/report/figures/hq_existing_vs_proposed.png"/>
             <wp:cNvGraphicFramePr>
               <a:graphicFrameLocks xmlns:a="http://schemas.openxmlformats.org/drawingml/2006/main" noChangeAspect="1"/>
             </wp:cNvGraphicFramePr>
@@ -12668,7 +12668,7 @@
                   <pic:spPr bwMode="auto">
                     <a:xfrm>
                       <a:off x="0" y="0"/>
-                      <a:ext cx="5143500" cy="1866900"/>
+                      <a:ext cx="5715000" cy="2076450"/>
                     </a:xfrm>
                     <a:prstGeom prst="rect">
                       <a:avLst/>
@@ -14013,9 +14013,9 @@
       <w:r>
         <w:drawing>
           <wp:inline distT="0" distB="0" distL="0" distR="0">
-            <wp:extent cx="5334000" cy="1524000"/>
+            <wp:extent cx="5715000" cy="1628775"/>
             <wp:effectExtent t="0" r="0" b="0" l="0"/>
-            <wp:docPr id="1" name="/home/user/lexfront-dfa-tokenizer/results/figures/intrinsic_metrics.png" descr="/home/user/lexfront-dfa-tokenizer/results/figures/intrinsic_metrics.png" title="/home/user/lexfront-dfa-tokenizer/results/figures/intrinsic_metrics.png"/>
+            <wp:docPr id="1" name="/home/user/lexfront-dfa-tokenizer/report/figures/hq_intrinsic_metrics.png" descr="/home/user/lexfront-dfa-tokenizer/report/figures/hq_intrinsic_metrics.png" title="/home/user/lexfront-dfa-tokenizer/report/figures/hq_intrinsic_metrics.png"/>
             <wp:cNvGraphicFramePr>
               <a:graphicFrameLocks xmlns:a="http://schemas.openxmlformats.org/drawingml/2006/main" noChangeAspect="1"/>
             </wp:cNvGraphicFramePr>
@@ -14038,7 +14038,7 @@
                   <pic:spPr bwMode="auto">
                     <a:xfrm>
                       <a:off x="0" y="0"/>
-                      <a:ext cx="5334000" cy="1524000"/>
+                      <a:ext cx="5715000" cy="1628775"/>
                     </a:xfrm>
                     <a:prstGeom prst="rect">
                       <a:avLst/>
@@ -14065,7 +14065,7 @@
           <w:sz w:val="20"/>
           <w:szCs w:val="20"/>
         </w:rPr>
-        <w:t xml:space="preserve">Figure 7. OOV rate, fertility and vocabulary size by tokenizer (results/figures/intrinsic_metrics.png)</w:t>
+        <w:t xml:space="preserve">Figure 7. OOV rate, fertility and vocabulary size by tokenizer (redrawn at 300 dpi from results/module2)</w:t>
       </w:r>
     </w:p>
     <w:p>
